--- a/1ERA EV/OP-CN (COMPUTACIÓN NUBE)/UD2.1 Comenzando con Azure-1.docx
+++ b/1ERA EV/OP-CN (COMPUTACIÓN NUBE)/UD2.1 Comenzando con Azure-1.docx
@@ -51,7 +51,7 @@
                         <pic:cNvPicPr/>
                       </pic:nvPicPr>
                       <pic:blipFill>
-                        <a:blip r:embed="rId6" cstate="print">
+                        <a:blip r:embed="rId7" cstate="print">
                           <a:duotone>
                             <a:schemeClr val="accent1">
                               <a:shade val="45000"/>
@@ -268,7 +268,7 @@
                                   <w:tag w:val=""/>
                                   <w:id w:val="197127006"/>
                                   <w:dataBinding w:prefixMappings="xmlns:ns0='http://schemas.microsoft.com/office/2006/coverPageProps' " w:xpath="/ns0:CoverPageProperties[1]/ns0:PublishDate[1]" w:storeItemID="{55AF091B-3C7A-41E3-B477-F2FDAA23CFDA}"/>
-                                  <w:date w:fullDate="2026-10-09T00:00:00Z">
+                                  <w:date w:fullDate="2026-10-16T00:00:00Z">
                                     <w:dateFormat w:val="d 'de' MMMM 'de' yyyy"/>
                                     <w:lid w:val="es-ES"/>
                                     <w:storeMappedDataAs w:val="dateTime"/>
@@ -296,7 +296,7 @@
                                         <w:sz w:val="28"/>
                                         <w:szCs w:val="28"/>
                                       </w:rPr>
-                                      <w:t>9 de octubre de 2026</w:t>
+                                      <w:t>16 de octubre de 2026</w:t>
                                     </w:r>
                                   </w:p>
                                 </w:sdtContent>
@@ -404,7 +404,7 @@
                             <w:tag w:val=""/>
                             <w:id w:val="197127006"/>
                             <w:dataBinding w:prefixMappings="xmlns:ns0='http://schemas.microsoft.com/office/2006/coverPageProps' " w:xpath="/ns0:CoverPageProperties[1]/ns0:PublishDate[1]" w:storeItemID="{55AF091B-3C7A-41E3-B477-F2FDAA23CFDA}"/>
-                            <w:date w:fullDate="2026-10-09T00:00:00Z">
+                            <w:date w:fullDate="2026-10-16T00:00:00Z">
                               <w:dateFormat w:val="d 'de' MMMM 'de' yyyy"/>
                               <w:lid w:val="es-ES"/>
                               <w:storeMappedDataAs w:val="dateTime"/>
@@ -432,7 +432,7 @@
                                   <w:sz w:val="28"/>
                                   <w:szCs w:val="28"/>
                                 </w:rPr>
-                                <w:t>9 de octubre de 2026</w:t>
+                                <w:t>16 de octubre de 2026</w:t>
                               </w:r>
                             </w:p>
                           </w:sdtContent>
@@ -528,7 +528,7 @@
                         <pic:cNvPicPr/>
                       </pic:nvPicPr>
                       <pic:blipFill>
-                        <a:blip r:embed="rId7" cstate="print">
+                        <a:blip r:embed="rId8" cstate="print">
                           <a:duotone>
                             <a:schemeClr val="accent1">
                               <a:shade val="45000"/>
@@ -600,42 +600,279 @@
         <w:lastRenderedPageBreak/>
         <w:t>INDICE</w:t>
       </w:r>
-      <w:r>
-        <w:rPr>
-          <w:color w:val="2F5496"/>
-          <w:sz w:val="32"/>
-        </w:rPr>
-        <w:br w:type="page"/>
-      </w:r>
     </w:p>
     <w:p>
       <w:pPr>
-        <w:spacing w:after="0"/>
-        <w:ind w:left="0" w:right="0" w:firstLine="0"/>
-        <w:jc w:val="left"/>
+        <w:pStyle w:val="TDC1"/>
+        <w:tabs>
+          <w:tab w:val="right" w:leader="dot" w:pos="8498"/>
+        </w:tabs>
+        <w:rPr>
+          <w:rFonts w:asciiTheme="minorHAnsi" w:eastAsiaTheme="minorEastAsia" w:hAnsiTheme="minorHAnsi" w:cstheme="minorBidi"/>
+          <w:noProof/>
+          <w:color w:val="auto"/>
+        </w:rPr>
       </w:pPr>
       <w:r>
-        <w:rPr>
-          <w:color w:val="2F5496"/>
-          <w:sz w:val="32"/>
-        </w:rPr>
+        <w:fldChar w:fldCharType="begin"/>
+      </w:r>
+      <w:r>
+        <w:instrText xml:space="preserve"> TOC \o "1-2" \u </w:instrText>
+      </w:r>
+      <w:r>
+        <w:fldChar w:fldCharType="separate"/>
+      </w:r>
+      <w:r>
+        <w:rPr>
+          <w:noProof/>
+        </w:rPr>
+        <w:t>UD2 - Práctica 1. Comenzando con Azure</w:t>
+      </w:r>
+      <w:r>
+        <w:rPr>
+          <w:noProof/>
+        </w:rPr>
+        <w:tab/>
+      </w:r>
+      <w:r>
+        <w:rPr>
+          <w:noProof/>
+        </w:rPr>
+        <w:fldChar w:fldCharType="begin"/>
+      </w:r>
+      <w:r>
+        <w:rPr>
+          <w:noProof/>
+        </w:rPr>
+        <w:instrText xml:space="preserve"> PAGEREF _Toc243057050 \h </w:instrText>
+      </w:r>
+      <w:r>
+        <w:rPr>
+          <w:noProof/>
+        </w:rPr>
+      </w:r>
+      <w:r>
+        <w:rPr>
+          <w:noProof/>
+        </w:rPr>
+        <w:fldChar w:fldCharType="separate"/>
+      </w:r>
+      <w:r>
+        <w:rPr>
+          <w:noProof/>
+        </w:rPr>
+        <w:t>2</w:t>
+      </w:r>
+      <w:r>
+        <w:rPr>
+          <w:noProof/>
+        </w:rPr>
+        <w:fldChar w:fldCharType="end"/>
+      </w:r>
+    </w:p>
+    <w:p>
+      <w:pPr>
+        <w:pStyle w:val="TDC2"/>
+        <w:tabs>
+          <w:tab w:val="right" w:leader="dot" w:pos="8498"/>
+        </w:tabs>
+        <w:rPr>
+          <w:noProof/>
+        </w:rPr>
+      </w:pPr>
+      <w:r>
+        <w:rPr>
+          <w:noProof/>
+        </w:rPr>
+        <w:t>La configuración de la máquina:</w:t>
+      </w:r>
+      <w:r>
+        <w:rPr>
+          <w:noProof/>
+        </w:rPr>
+        <w:tab/>
+      </w:r>
+      <w:r>
+        <w:rPr>
+          <w:noProof/>
+        </w:rPr>
+        <w:fldChar w:fldCharType="begin"/>
+      </w:r>
+      <w:r>
+        <w:rPr>
+          <w:noProof/>
+        </w:rPr>
+        <w:instrText xml:space="preserve"> PAGEREF _Toc243057051 \h </w:instrText>
+      </w:r>
+      <w:r>
+        <w:rPr>
+          <w:noProof/>
+        </w:rPr>
+      </w:r>
+      <w:r>
+        <w:rPr>
+          <w:noProof/>
+        </w:rPr>
+        <w:fldChar w:fldCharType="separate"/>
+      </w:r>
+      <w:r>
+        <w:rPr>
+          <w:noProof/>
+        </w:rPr>
+        <w:t>3</w:t>
+      </w:r>
+      <w:r>
+        <w:rPr>
+          <w:noProof/>
+        </w:rPr>
+        <w:fldChar w:fldCharType="end"/>
+      </w:r>
+    </w:p>
+    <w:p>
+      <w:pPr>
+        <w:pStyle w:val="TDC2"/>
+        <w:tabs>
+          <w:tab w:val="right" w:leader="dot" w:pos="8498"/>
+        </w:tabs>
+        <w:rPr>
+          <w:noProof/>
+        </w:rPr>
+      </w:pPr>
+      <w:r>
+        <w:rPr>
+          <w:noProof/>
+        </w:rPr>
+        <w:t>Web</w:t>
+      </w:r>
+      <w:r>
+        <w:rPr>
+          <w:noProof/>
+        </w:rPr>
+        <w:tab/>
+      </w:r>
+      <w:r>
+        <w:rPr>
+          <w:noProof/>
+        </w:rPr>
+        <w:fldChar w:fldCharType="begin"/>
+      </w:r>
+      <w:r>
+        <w:rPr>
+          <w:noProof/>
+        </w:rPr>
+        <w:instrText xml:space="preserve"> PAGEREF _Toc243057052 \h </w:instrText>
+      </w:r>
+      <w:r>
+        <w:rPr>
+          <w:noProof/>
+        </w:rPr>
+      </w:r>
+      <w:r>
+        <w:rPr>
+          <w:noProof/>
+        </w:rPr>
+        <w:fldChar w:fldCharType="separate"/>
+      </w:r>
+      <w:r>
+        <w:rPr>
+          <w:noProof/>
+        </w:rPr>
+        <w:t>3</w:t>
+      </w:r>
+      <w:r>
+        <w:rPr>
+          <w:noProof/>
+        </w:rPr>
+        <w:fldChar w:fldCharType="end"/>
+      </w:r>
+    </w:p>
+    <w:p>
+      <w:pPr>
+        <w:pStyle w:val="TDC2"/>
+        <w:tabs>
+          <w:tab w:val="right" w:leader="dot" w:pos="8498"/>
+        </w:tabs>
+        <w:rPr>
+          <w:noProof/>
+        </w:rPr>
+      </w:pPr>
+      <w:r>
+        <w:rPr>
+          <w:noProof/>
+        </w:rPr>
+        <w:t>Preguntas</w:t>
+      </w:r>
+      <w:r>
+        <w:rPr>
+          <w:noProof/>
+        </w:rPr>
+        <w:tab/>
+      </w:r>
+      <w:r>
+        <w:rPr>
+          <w:noProof/>
+        </w:rPr>
+        <w:fldChar w:fldCharType="begin"/>
+      </w:r>
+      <w:r>
+        <w:rPr>
+          <w:noProof/>
+        </w:rPr>
+        <w:instrText xml:space="preserve"> PAGEREF _Toc243057053 \h </w:instrText>
+      </w:r>
+      <w:r>
+        <w:rPr>
+          <w:noProof/>
+        </w:rPr>
+      </w:r>
+      <w:r>
+        <w:rPr>
+          <w:noProof/>
+        </w:rPr>
+        <w:fldChar w:fldCharType="separate"/>
+      </w:r>
+      <w:r>
+        <w:rPr>
+          <w:noProof/>
+        </w:rPr>
+        <w:t>5</w:t>
+      </w:r>
+      <w:r>
+        <w:rPr>
+          <w:noProof/>
+        </w:rPr>
+        <w:fldChar w:fldCharType="end"/>
+      </w:r>
+    </w:p>
+    <w:p>
+      <w:pPr>
+        <w:ind w:left="0" w:firstLine="0"/>
+      </w:pPr>
+      <w:r>
+        <w:fldChar w:fldCharType="end"/>
+      </w:r>
+      <w:bookmarkStart w:id="0" w:name="_GoBack"/>
+      <w:bookmarkEnd w:id="0"/>
+      <w:r>
+        <w:br w:type="page"/>
+      </w:r>
+    </w:p>
+    <w:p>
+      <w:pPr>
+        <w:pStyle w:val="Ttulo1"/>
+      </w:pPr>
+      <w:bookmarkStart w:id="1" w:name="_Toc243057050"/>
+      <w:r>
         <w:lastRenderedPageBreak/>
         <w:t xml:space="preserve">UD2 - Práctica 1. Comenzando con </w:t>
       </w:r>
       <w:proofErr w:type="spellStart"/>
       <w:r>
-        <w:rPr>
-          <w:color w:val="2F5496"/>
-          <w:sz w:val="32"/>
-        </w:rPr>
         <w:t>Azure</w:t>
       </w:r>
+      <w:bookmarkEnd w:id="1"/>
       <w:proofErr w:type="spellEnd"/>
       <w:r>
-        <w:rPr>
-          <w:color w:val="2F5496"/>
-          <w:sz w:val="32"/>
-        </w:rPr>
         <w:t xml:space="preserve"> </w:t>
       </w:r>
     </w:p>
@@ -784,7 +1021,7 @@
         <mc:AlternateContent>
           <mc:Choice Requires="wpg">
             <w:drawing>
-              <wp:anchor distT="0" distB="0" distL="114300" distR="114300" simplePos="0" relativeHeight="251658240" behindDoc="0" locked="0" layoutInCell="1" allowOverlap="1">
+              <wp:anchor distT="0" distB="0" distL="114300" distR="114300" simplePos="0" relativeHeight="251658240" behindDoc="0" locked="0" layoutInCell="1" allowOverlap="1" wp14:anchorId="2BAEE363" wp14:editId="6F56042F">
                 <wp:simplePos x="0" y="0"/>
                 <wp:positionH relativeFrom="page">
                   <wp:posOffset>0</wp:posOffset>
@@ -1283,7 +1520,7 @@
                           <pic:cNvPicPr/>
                         </pic:nvPicPr>
                         <pic:blipFill>
-                          <a:blip r:embed="rId8"/>
+                          <a:blip r:embed="rId9"/>
                           <a:stretch>
                             <a:fillRect/>
                           </a:stretch>
@@ -1306,7 +1543,7 @@
           </mc:Choice>
           <mc:Fallback>
             <w:pict>
-              <v:group id="Group 862" o:spid="_x0000_s1027" style="position:absolute;left:0;text-align:left;margin-left:0;margin-top:0;width:595.3pt;height:87.75pt;z-index:251658240;mso-position-horizontal-relative:page;mso-position-vertical-relative:page" coordsize="75605,11144" o:gfxdata="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">
+              <v:group w14:anchorId="2BAEE363" id="Group 862" o:spid="_x0000_s1027" style="position:absolute;left:0;text-align:left;margin-left:0;margin-top:0;width:595.3pt;height:87.75pt;z-index:251658240;mso-position-horizontal-relative:page;mso-position-vertical-relative:page" coordsize="75605,11144" o:gfxdata="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">
                 <v:rect id="Rectangle 6" o:spid="_x0000_s1028" style="position:absolute;left:10808;top:4770;width:421;height:1899;visibility:visible;mso-wrap-style:square;v-text-anchor:top" o:gfxdata="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" filled="f" stroked="f">
                   <v:textbox inset="0,0,0,0">
                     <w:txbxContent>
@@ -1470,7 +1707,7 @@
                   <o:lock v:ext="edit" aspectratio="t"/>
                 </v:shapetype>
                 <v:shape id="Picture 22" o:spid="_x0000_s1039" type="#_x0000_t75" style="position:absolute;left:62579;top:1524;width:11468;height:9620;visibility:visible;mso-wrap-style:square" o:gfxdata="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">
-                  <v:imagedata r:id="rId9" o:title=""/>
+                  <v:imagedata r:id="rId10" o:title=""/>
                 </v:shape>
                 <w10:wrap type="topAndBottom" anchorx="page" anchory="page"/>
               </v:group>
@@ -1486,7 +1723,7 @@
         <mc:AlternateContent>
           <mc:Choice Requires="wpg">
             <w:drawing>
-              <wp:anchor distT="0" distB="0" distL="114300" distR="114300" simplePos="0" relativeHeight="251659264" behindDoc="0" locked="0" layoutInCell="1" allowOverlap="1">
+              <wp:anchor distT="0" distB="0" distL="114300" distR="114300" simplePos="0" relativeHeight="251659264" behindDoc="0" locked="0" layoutInCell="1" allowOverlap="1" wp14:anchorId="51EB7A41" wp14:editId="51BE0121">
                 <wp:simplePos x="0" y="0"/>
                 <wp:positionH relativeFrom="page">
                   <wp:posOffset>7020560</wp:posOffset>
@@ -1765,37 +2002,57 @@
         <w:jc w:val="left"/>
       </w:pPr>
       <w:r>
+        <w:rPr>
+          <w:rStyle w:val="Ttulo2Car"/>
+        </w:rPr>
         <w:t xml:space="preserve"> </w:t>
       </w:r>
-      <w:r>
+      <w:bookmarkStart w:id="2" w:name="_Toc243057051"/>
+      <w:r>
+        <w:rPr>
+          <w:rStyle w:val="Ttulo2Car"/>
+        </w:rPr>
         <w:t>La configuración de la máquina:</w:t>
       </w:r>
-      <w:r>
+      <w:bookmarkEnd w:id="2"/>
+      <w:r>
+        <w:rPr>
+          <w:rStyle w:val="Ttulo2Car"/>
+        </w:rPr>
         <w:br/>
-        <w:t xml:space="preserve">Lastimosamente, ya </w:t>
+      </w:r>
+      <w:r>
+        <w:t>Lastimosamente, ya est</w:t>
+      </w:r>
+      <w:r>
+        <w:t>á</w:t>
+      </w:r>
+      <w:r>
+        <w:t xml:space="preserve"> hecha, lo suyo habría sido haber tomado capturas antes, no más lejos de la realidad, para pod</w:t>
+      </w:r>
+      <w:r>
+        <w:t xml:space="preserve">er crear la máquina virtual de </w:t>
       </w:r>
       <w:proofErr w:type="spellStart"/>
       <w:r>
-        <w:t>esta</w:t>
+        <w:t>A</w:t>
+      </w:r>
+      <w:r>
+        <w:t>zure</w:t>
       </w:r>
       <w:proofErr w:type="spellEnd"/>
       <w:r>
-        <w:t xml:space="preserve"> hecha, lo suyo habría sido haber tomado capturas antes, no más lejos de la realidad, para poder crear la máquina virtual de </w:t>
-      </w:r>
-      <w:proofErr w:type="spellStart"/>
-      <w:r>
-        <w:t>azure</w:t>
-      </w:r>
-      <w:proofErr w:type="spellEnd"/>
-      <w:r>
         <w:t>, con una región que me dejara tuve que completar toda la configuración como 8-9 veces</w:t>
       </w:r>
       <w:r>
         <w:br/>
       </w:r>
       <w:r>
+        <w:rPr>
+          <w:noProof/>
+        </w:rPr>
         <w:drawing>
-          <wp:inline distT="0" distB="0" distL="0" distR="0" wp14:anchorId="408C2504" wp14:editId="16FCC846">
+          <wp:inline distT="0" distB="0" distL="0" distR="0" wp14:anchorId="013E2FF3" wp14:editId="49C23267">
             <wp:extent cx="5402580" cy="2926080"/>
             <wp:effectExtent l="0" t="0" r="7620" b="7620"/>
             <wp:docPr id="1" name="Imagen 1"/>
@@ -1810,7 +2067,7 @@
                     <pic:cNvPicPr/>
                   </pic:nvPicPr>
                   <pic:blipFill>
-                    <a:blip r:embed="rId10"/>
+                    <a:blip r:embed="rId11"/>
                     <a:stretch>
                       <a:fillRect/>
                     </a:stretch>
@@ -1833,12 +2090,5348 @@
     </w:p>
     <w:p>
       <w:pPr>
+        <w:spacing w:after="160"/>
+        <w:ind w:left="0" w:right="0" w:firstLine="0"/>
+        <w:jc w:val="left"/>
+      </w:pPr>
+    </w:p>
+    <w:p>
+      <w:pPr>
+        <w:spacing w:after="160"/>
+        <w:ind w:left="0" w:right="0" w:firstLine="0"/>
+        <w:jc w:val="left"/>
+      </w:pPr>
+    </w:p>
+    <w:p>
+      <w:pPr>
+        <w:pStyle w:val="Ttulo2"/>
+      </w:pPr>
+      <w:bookmarkStart w:id="3" w:name="_Toc243057052"/>
+      <w:r>
+        <w:t>Web</w:t>
+      </w:r>
+      <w:bookmarkEnd w:id="3"/>
+    </w:p>
+    <w:p>
+      <w:pPr>
+        <w:ind w:left="0" w:firstLine="0"/>
+      </w:pPr>
+      <w:r>
+        <w:t>Se necesita haber descargado XAMPP, en primer lugar, y yo en este documento</w:t>
+      </w:r>
+    </w:p>
+    <w:p>
+      <w:pPr>
+        <w:ind w:left="0" w:firstLine="0"/>
+      </w:pPr>
+      <w:r>
+        <w:t>uso Apache;</w:t>
+      </w:r>
+    </w:p>
+    <w:p>
+      <w:pPr>
+        <w:ind w:left="0" w:firstLine="0"/>
+      </w:pPr>
+      <w:r>
+        <w:t>Una vez ya maquetadas las páginas web, para hacerlo rápido, recicle algunas ya hechas,</w:t>
+      </w:r>
+    </w:p>
+    <w:p>
+      <w:pPr>
+        <w:ind w:left="0" w:firstLine="0"/>
+      </w:pPr>
+      <w:r>
+        <w:t xml:space="preserve">de </w:t>
+      </w:r>
+      <w:proofErr w:type="spellStart"/>
+      <w:r>
+        <w:t>html-css</w:t>
+      </w:r>
+      <w:proofErr w:type="spellEnd"/>
+      <w:r>
+        <w:t xml:space="preserve">, </w:t>
+      </w:r>
+      <w:proofErr w:type="spellStart"/>
+      <w:r>
+        <w:t>bootstrap-css</w:t>
+      </w:r>
+      <w:proofErr w:type="spellEnd"/>
+      <w:r>
+        <w:t>.</w:t>
+      </w:r>
+    </w:p>
+    <w:p>
+      <w:pPr>
+        <w:ind w:left="0" w:firstLine="0"/>
+      </w:pPr>
+      <w:proofErr w:type="spellStart"/>
+      <w:r>
+        <w:t>Simplemento</w:t>
+      </w:r>
+      <w:proofErr w:type="spellEnd"/>
+      <w:r>
+        <w:t xml:space="preserve"> una vez ya terminada la maquetación de la web, se sube a la ruta</w:t>
+      </w:r>
+    </w:p>
+    <w:p>
+      <w:pPr>
+        <w:ind w:left="0" w:firstLine="0"/>
+      </w:pPr>
+      <w:r>
+        <w:t>C:\xampp\htdocs\ y se dejan ahí, posteriormente, procederemos a iniciar el servidor</w:t>
+      </w:r>
+    </w:p>
+    <w:p>
+      <w:pPr>
+        <w:ind w:left="0" w:firstLine="0"/>
+      </w:pPr>
+      <w:r>
+        <w:t xml:space="preserve">Apache desde el panel de control de XAMPP. Para acceder a </w:t>
+      </w:r>
+      <w:proofErr w:type="spellStart"/>
+      <w:r>
+        <w:t>laweb</w:t>
+      </w:r>
+      <w:proofErr w:type="spellEnd"/>
+      <w:r>
+        <w:t>, o bien se pone el</w:t>
+      </w:r>
+    </w:p>
+    <w:p>
+      <w:pPr>
+        <w:ind w:left="0" w:firstLine="0"/>
+      </w:pPr>
+      <w:hyperlink r:id="rId12" w:history="1">
+        <w:r>
+          <w:rPr>
+            <w:rStyle w:val="Hipervnculo"/>
+          </w:rPr>
+          <w:t>http://localhost:8080/{ruta}/+{nombreCompletoWeb}/(nombre).html</w:t>
+        </w:r>
+      </w:hyperlink>
+    </w:p>
+    <w:p>
+      <w:pPr>
+        <w:ind w:left="0" w:firstLine="0"/>
+      </w:pPr>
+    </w:p>
+    <w:p>
+      <w:pPr>
+        <w:ind w:left="0" w:firstLine="0"/>
+      </w:pPr>
+      <w:r>
+        <w:t xml:space="preserve">O si se hace a la fácil, vas al archivo de </w:t>
+      </w:r>
+      <w:proofErr w:type="spellStart"/>
+      <w:r>
+        <w:t>htdocs</w:t>
+      </w:r>
+      <w:proofErr w:type="spellEnd"/>
+      <w:r>
+        <w:t xml:space="preserve"> y abres el index.html.</w:t>
+      </w:r>
+    </w:p>
+    <w:p>
+      <w:pPr>
+        <w:ind w:left="0" w:firstLine="0"/>
+      </w:pPr>
+      <w:r>
+        <w:lastRenderedPageBreak/>
+        <w:drawing>
+          <wp:inline distT="0" distB="0" distL="0" distR="0" wp14:anchorId="3A146AF1" wp14:editId="3C577678">
+            <wp:extent cx="5402580" cy="4074795"/>
+            <wp:effectExtent l="0" t="0" r="7620" b="1905"/>
+            <wp:docPr id="2" name="Imagen 2"/>
+            <wp:cNvGraphicFramePr>
+              <a:graphicFrameLocks xmlns:a="http://schemas.openxmlformats.org/drawingml/2006/main" noChangeAspect="1"/>
+            </wp:cNvGraphicFramePr>
+            <a:graphic xmlns:a="http://schemas.openxmlformats.org/drawingml/2006/main">
+              <a:graphicData uri="http://schemas.openxmlformats.org/drawingml/2006/picture">
+                <pic:pic xmlns:pic="http://schemas.openxmlformats.org/drawingml/2006/picture">
+                  <pic:nvPicPr>
+                    <pic:cNvPr id="1" name=""/>
+                    <pic:cNvPicPr/>
+                  </pic:nvPicPr>
+                  <pic:blipFill>
+                    <a:blip r:embed="rId13"/>
+                    <a:stretch>
+                      <a:fillRect/>
+                    </a:stretch>
+                  </pic:blipFill>
+                  <pic:spPr>
+                    <a:xfrm>
+                      <a:off x="0" y="0"/>
+                      <a:ext cx="5402580" cy="4074795"/>
+                    </a:xfrm>
+                    <a:prstGeom prst="rect">
+                      <a:avLst/>
+                    </a:prstGeom>
+                  </pic:spPr>
+                </pic:pic>
+              </a:graphicData>
+            </a:graphic>
+          </wp:inline>
+        </w:drawing>
+      </w:r>
+      <w:r>
+        <w:br w:type="page"/>
+      </w:r>
+    </w:p>
+    <w:p>
+      <w:pPr>
+        <w:pStyle w:val="Ttulo2"/>
+      </w:pPr>
+      <w:bookmarkStart w:id="4" w:name="_Toc243057053"/>
+      <w:r>
+        <w:lastRenderedPageBreak/>
+        <w:t>Preguntas</w:t>
+      </w:r>
+      <w:bookmarkEnd w:id="4"/>
+    </w:p>
+    <w:p>
+      <w:pPr>
+        <w:numPr>
+          <w:ilvl w:val="0"/>
+          <w:numId w:val="2"/>
+        </w:numPr>
+        <w:spacing w:line="359" w:lineRule="auto"/>
+        <w:ind w:right="0" w:hanging="360"/>
+      </w:pPr>
+      <w:r>
+        <w:t xml:space="preserve">¿Qué sistema de almacenamiento utiliza tu MV de </w:t>
+      </w:r>
+      <w:proofErr w:type="spellStart"/>
+      <w:r>
+        <w:t>Azure</w:t>
+      </w:r>
+      <w:proofErr w:type="spellEnd"/>
+      <w:r>
+        <w:t xml:space="preserve">? Justifica tu respuesta relacionándola con lo visto en clase. </w:t>
+      </w:r>
+    </w:p>
+    <w:tbl>
+      <w:tblPr>
+        <w:tblpPr w:leftFromText="141" w:rightFromText="141" w:vertAnchor="text" w:horzAnchor="page" w:tblpX="1" w:tblpY="2418"/>
+        <w:tblW w:w="24312" w:type="dxa"/>
+        <w:tblBorders>
+          <w:top w:val="single" w:sz="6" w:space="0" w:color="D1D1D1"/>
+          <w:left w:val="single" w:sz="6" w:space="0" w:color="D1D1D1"/>
+          <w:bottom w:val="single" w:sz="6" w:space="0" w:color="D1D1D1"/>
+          <w:right w:val="single" w:sz="6" w:space="0" w:color="D1D1D1"/>
+        </w:tblBorders>
+        <w:tblCellMar>
+          <w:top w:w="15" w:type="dxa"/>
+          <w:left w:w="15" w:type="dxa"/>
+          <w:bottom w:w="15" w:type="dxa"/>
+          <w:right w:w="15" w:type="dxa"/>
+        </w:tblCellMar>
+        <w:tblLook w:val="04A0" w:firstRow="1" w:lastRow="0" w:firstColumn="1" w:lastColumn="0" w:noHBand="0" w:noVBand="1"/>
+      </w:tblPr>
+      <w:tblGrid>
+        <w:gridCol w:w="2342"/>
+        <w:gridCol w:w="1355"/>
+        <w:gridCol w:w="1355"/>
+        <w:gridCol w:w="1355"/>
+        <w:gridCol w:w="1355"/>
+        <w:gridCol w:w="1355"/>
+        <w:gridCol w:w="1355"/>
+        <w:gridCol w:w="1355"/>
+        <w:gridCol w:w="1355"/>
+        <w:gridCol w:w="1855"/>
+        <w:gridCol w:w="1855"/>
+        <w:gridCol w:w="1855"/>
+        <w:gridCol w:w="1855"/>
+        <w:gridCol w:w="1855"/>
+        <w:gridCol w:w="1855"/>
+      </w:tblGrid>
+      <w:tr>
+        <w:trPr>
+          <w:tblHeader/>
+        </w:trPr>
+        <w:tc>
+          <w:tcPr>
+            <w:tcW w:w="0" w:type="auto"/>
+            <w:hideMark/>
+          </w:tcPr>
+          <w:p>
+            <w:pPr>
+              <w:pStyle w:val="NormalWeb"/>
+              <w:shd w:val="clear" w:color="auto" w:fill="FFFFFF"/>
+              <w:ind w:left="708"/>
+              <w:rPr>
+                <w:rFonts w:ascii="Segoe UI" w:eastAsiaTheme="majorEastAsia" w:hAnsi="Segoe UI" w:cs="Segoe UI"/>
+                <w:b/>
+                <w:bCs/>
+                <w:color w:val="161616"/>
+                <w:sz w:val="26"/>
+                <w:szCs w:val="26"/>
+              </w:rPr>
+            </w:pPr>
+            <w:r>
+              <w:rPr>
+                <w:rFonts w:ascii="Segoe UI" w:eastAsiaTheme="majorEastAsia" w:hAnsi="Segoe UI" w:cs="Segoe UI"/>
+                <w:b/>
+                <w:bCs/>
+                <w:color w:val="161616"/>
+                <w:sz w:val="26"/>
+                <w:szCs w:val="26"/>
+              </w:rPr>
+              <w:t xml:space="preserve">Tamaños de SSD </w:t>
+            </w:r>
+            <w:proofErr w:type="spellStart"/>
+            <w:r>
+              <w:rPr>
+                <w:rFonts w:ascii="Segoe UI" w:eastAsiaTheme="majorEastAsia" w:hAnsi="Segoe UI" w:cs="Segoe UI"/>
+                <w:b/>
+                <w:bCs/>
+                <w:color w:val="161616"/>
+                <w:sz w:val="26"/>
+                <w:szCs w:val="26"/>
+              </w:rPr>
+              <w:t>premium</w:t>
+            </w:r>
+            <w:proofErr w:type="spellEnd"/>
+          </w:p>
+        </w:tc>
+        <w:tc>
+          <w:tcPr>
+            <w:tcW w:w="0" w:type="auto"/>
+            <w:hideMark/>
+          </w:tcPr>
+          <w:p>
+            <w:pPr>
+              <w:pStyle w:val="NormalWeb"/>
+              <w:shd w:val="clear" w:color="auto" w:fill="FFFFFF"/>
+              <w:ind w:left="708"/>
+              <w:rPr>
+                <w:rFonts w:ascii="Segoe UI" w:eastAsiaTheme="majorEastAsia" w:hAnsi="Segoe UI" w:cs="Segoe UI"/>
+                <w:b/>
+                <w:bCs/>
+                <w:color w:val="161616"/>
+                <w:sz w:val="26"/>
+                <w:szCs w:val="26"/>
+              </w:rPr>
+            </w:pPr>
+            <w:r>
+              <w:rPr>
+                <w:rFonts w:ascii="Segoe UI" w:eastAsiaTheme="majorEastAsia" w:hAnsi="Segoe UI" w:cs="Segoe UI"/>
+                <w:b/>
+                <w:bCs/>
+                <w:color w:val="161616"/>
+                <w:sz w:val="26"/>
+                <w:szCs w:val="26"/>
+              </w:rPr>
+              <w:t>P1</w:t>
+            </w:r>
+          </w:p>
+        </w:tc>
+        <w:tc>
+          <w:tcPr>
+            <w:tcW w:w="0" w:type="auto"/>
+            <w:hideMark/>
+          </w:tcPr>
+          <w:p>
+            <w:pPr>
+              <w:pStyle w:val="NormalWeb"/>
+              <w:shd w:val="clear" w:color="auto" w:fill="FFFFFF"/>
+              <w:ind w:left="708"/>
+              <w:rPr>
+                <w:rFonts w:ascii="Segoe UI" w:eastAsiaTheme="majorEastAsia" w:hAnsi="Segoe UI" w:cs="Segoe UI"/>
+                <w:b/>
+                <w:bCs/>
+                <w:color w:val="161616"/>
+                <w:sz w:val="26"/>
+                <w:szCs w:val="26"/>
+              </w:rPr>
+            </w:pPr>
+            <w:r>
+              <w:rPr>
+                <w:rFonts w:ascii="Segoe UI" w:eastAsiaTheme="majorEastAsia" w:hAnsi="Segoe UI" w:cs="Segoe UI"/>
+                <w:b/>
+                <w:bCs/>
+                <w:color w:val="161616"/>
+                <w:sz w:val="26"/>
+                <w:szCs w:val="26"/>
+              </w:rPr>
+              <w:t>P2</w:t>
+            </w:r>
+          </w:p>
+        </w:tc>
+        <w:tc>
+          <w:tcPr>
+            <w:tcW w:w="0" w:type="auto"/>
+            <w:hideMark/>
+          </w:tcPr>
+          <w:p>
+            <w:pPr>
+              <w:pStyle w:val="NormalWeb"/>
+              <w:shd w:val="clear" w:color="auto" w:fill="FFFFFF"/>
+              <w:ind w:left="708"/>
+              <w:rPr>
+                <w:rFonts w:ascii="Segoe UI" w:eastAsiaTheme="majorEastAsia" w:hAnsi="Segoe UI" w:cs="Segoe UI"/>
+                <w:b/>
+                <w:bCs/>
+                <w:color w:val="161616"/>
+                <w:sz w:val="26"/>
+                <w:szCs w:val="26"/>
+              </w:rPr>
+            </w:pPr>
+            <w:r>
+              <w:rPr>
+                <w:rFonts w:ascii="Segoe UI" w:eastAsiaTheme="majorEastAsia" w:hAnsi="Segoe UI" w:cs="Segoe UI"/>
+                <w:b/>
+                <w:bCs/>
+                <w:color w:val="161616"/>
+                <w:sz w:val="26"/>
+                <w:szCs w:val="26"/>
+              </w:rPr>
+              <w:t>P3</w:t>
+            </w:r>
+          </w:p>
+        </w:tc>
+        <w:tc>
+          <w:tcPr>
+            <w:tcW w:w="0" w:type="auto"/>
+            <w:hideMark/>
+          </w:tcPr>
+          <w:p>
+            <w:pPr>
+              <w:pStyle w:val="NormalWeb"/>
+              <w:shd w:val="clear" w:color="auto" w:fill="FFFFFF"/>
+              <w:ind w:left="708"/>
+              <w:rPr>
+                <w:rFonts w:ascii="Segoe UI" w:eastAsiaTheme="majorEastAsia" w:hAnsi="Segoe UI" w:cs="Segoe UI"/>
+                <w:b/>
+                <w:bCs/>
+                <w:color w:val="161616"/>
+                <w:sz w:val="26"/>
+                <w:szCs w:val="26"/>
+              </w:rPr>
+            </w:pPr>
+            <w:r>
+              <w:rPr>
+                <w:rFonts w:ascii="Segoe UI" w:eastAsiaTheme="majorEastAsia" w:hAnsi="Segoe UI" w:cs="Segoe UI"/>
+                <w:b/>
+                <w:bCs/>
+                <w:color w:val="161616"/>
+                <w:sz w:val="26"/>
+                <w:szCs w:val="26"/>
+              </w:rPr>
+              <w:t>P4</w:t>
+            </w:r>
+          </w:p>
+        </w:tc>
+        <w:tc>
+          <w:tcPr>
+            <w:tcW w:w="0" w:type="auto"/>
+            <w:hideMark/>
+          </w:tcPr>
+          <w:p>
+            <w:pPr>
+              <w:pStyle w:val="NormalWeb"/>
+              <w:shd w:val="clear" w:color="auto" w:fill="FFFFFF"/>
+              <w:ind w:left="708"/>
+              <w:rPr>
+                <w:rFonts w:ascii="Segoe UI" w:eastAsiaTheme="majorEastAsia" w:hAnsi="Segoe UI" w:cs="Segoe UI"/>
+                <w:b/>
+                <w:bCs/>
+                <w:color w:val="161616"/>
+                <w:sz w:val="26"/>
+                <w:szCs w:val="26"/>
+              </w:rPr>
+            </w:pPr>
+            <w:r>
+              <w:rPr>
+                <w:rFonts w:ascii="Segoe UI" w:eastAsiaTheme="majorEastAsia" w:hAnsi="Segoe UI" w:cs="Segoe UI"/>
+                <w:b/>
+                <w:bCs/>
+                <w:color w:val="161616"/>
+                <w:sz w:val="26"/>
+                <w:szCs w:val="26"/>
+              </w:rPr>
+              <w:t>P6</w:t>
+            </w:r>
+          </w:p>
+        </w:tc>
+        <w:tc>
+          <w:tcPr>
+            <w:tcW w:w="0" w:type="auto"/>
+            <w:hideMark/>
+          </w:tcPr>
+          <w:p>
+            <w:pPr>
+              <w:pStyle w:val="NormalWeb"/>
+              <w:shd w:val="clear" w:color="auto" w:fill="FFFFFF"/>
+              <w:ind w:left="708"/>
+              <w:rPr>
+                <w:rFonts w:ascii="Segoe UI" w:eastAsiaTheme="majorEastAsia" w:hAnsi="Segoe UI" w:cs="Segoe UI"/>
+                <w:b/>
+                <w:bCs/>
+                <w:color w:val="161616"/>
+                <w:sz w:val="26"/>
+                <w:szCs w:val="26"/>
+              </w:rPr>
+            </w:pPr>
+            <w:r>
+              <w:rPr>
+                <w:rFonts w:ascii="Segoe UI" w:eastAsiaTheme="majorEastAsia" w:hAnsi="Segoe UI" w:cs="Segoe UI"/>
+                <w:b/>
+                <w:bCs/>
+                <w:color w:val="161616"/>
+                <w:sz w:val="26"/>
+                <w:szCs w:val="26"/>
+              </w:rPr>
+              <w:t>P10</w:t>
+            </w:r>
+          </w:p>
+        </w:tc>
+        <w:tc>
+          <w:tcPr>
+            <w:tcW w:w="0" w:type="auto"/>
+            <w:hideMark/>
+          </w:tcPr>
+          <w:p>
+            <w:pPr>
+              <w:pStyle w:val="NormalWeb"/>
+              <w:shd w:val="clear" w:color="auto" w:fill="FFFFFF"/>
+              <w:ind w:left="708"/>
+              <w:rPr>
+                <w:rFonts w:ascii="Segoe UI" w:eastAsiaTheme="majorEastAsia" w:hAnsi="Segoe UI" w:cs="Segoe UI"/>
+                <w:b/>
+                <w:bCs/>
+                <w:color w:val="161616"/>
+                <w:sz w:val="26"/>
+                <w:szCs w:val="26"/>
+              </w:rPr>
+            </w:pPr>
+            <w:r>
+              <w:rPr>
+                <w:rFonts w:ascii="Segoe UI" w:eastAsiaTheme="majorEastAsia" w:hAnsi="Segoe UI" w:cs="Segoe UI"/>
+                <w:b/>
+                <w:bCs/>
+                <w:color w:val="161616"/>
+                <w:sz w:val="26"/>
+                <w:szCs w:val="26"/>
+              </w:rPr>
+              <w:t>P15</w:t>
+            </w:r>
+          </w:p>
+        </w:tc>
+        <w:tc>
+          <w:tcPr>
+            <w:tcW w:w="0" w:type="auto"/>
+            <w:hideMark/>
+          </w:tcPr>
+          <w:p>
+            <w:pPr>
+              <w:pStyle w:val="NormalWeb"/>
+              <w:shd w:val="clear" w:color="auto" w:fill="FFFFFF"/>
+              <w:ind w:left="708"/>
+              <w:rPr>
+                <w:rFonts w:ascii="Segoe UI" w:eastAsiaTheme="majorEastAsia" w:hAnsi="Segoe UI" w:cs="Segoe UI"/>
+                <w:b/>
+                <w:bCs/>
+                <w:color w:val="161616"/>
+                <w:sz w:val="26"/>
+                <w:szCs w:val="26"/>
+              </w:rPr>
+            </w:pPr>
+            <w:r>
+              <w:rPr>
+                <w:rFonts w:ascii="Segoe UI" w:eastAsiaTheme="majorEastAsia" w:hAnsi="Segoe UI" w:cs="Segoe UI"/>
+                <w:b/>
+                <w:bCs/>
+                <w:color w:val="161616"/>
+                <w:sz w:val="26"/>
+                <w:szCs w:val="26"/>
+              </w:rPr>
+              <w:t>P20</w:t>
+            </w:r>
+          </w:p>
+        </w:tc>
+        <w:tc>
+          <w:tcPr>
+            <w:tcW w:w="0" w:type="auto"/>
+            <w:hideMark/>
+          </w:tcPr>
+          <w:p>
+            <w:pPr>
+              <w:pStyle w:val="NormalWeb"/>
+              <w:shd w:val="clear" w:color="auto" w:fill="FFFFFF"/>
+              <w:ind w:left="708"/>
+              <w:rPr>
+                <w:rFonts w:ascii="Segoe UI" w:eastAsiaTheme="majorEastAsia" w:hAnsi="Segoe UI" w:cs="Segoe UI"/>
+                <w:b/>
+                <w:bCs/>
+                <w:color w:val="161616"/>
+                <w:sz w:val="26"/>
+                <w:szCs w:val="26"/>
+              </w:rPr>
+            </w:pPr>
+            <w:r>
+              <w:rPr>
+                <w:rFonts w:ascii="Segoe UI" w:eastAsiaTheme="majorEastAsia" w:hAnsi="Segoe UI" w:cs="Segoe UI"/>
+                <w:b/>
+                <w:bCs/>
+                <w:color w:val="161616"/>
+                <w:sz w:val="26"/>
+                <w:szCs w:val="26"/>
+              </w:rPr>
+              <w:t>P30</w:t>
+            </w:r>
+          </w:p>
+        </w:tc>
+        <w:tc>
+          <w:tcPr>
+            <w:tcW w:w="0" w:type="auto"/>
+            <w:hideMark/>
+          </w:tcPr>
+          <w:p>
+            <w:pPr>
+              <w:pStyle w:val="NormalWeb"/>
+              <w:shd w:val="clear" w:color="auto" w:fill="FFFFFF"/>
+              <w:ind w:left="708"/>
+              <w:rPr>
+                <w:rFonts w:ascii="Segoe UI" w:eastAsiaTheme="majorEastAsia" w:hAnsi="Segoe UI" w:cs="Segoe UI"/>
+                <w:b/>
+                <w:bCs/>
+                <w:color w:val="161616"/>
+                <w:sz w:val="26"/>
+                <w:szCs w:val="26"/>
+              </w:rPr>
+            </w:pPr>
+            <w:r>
+              <w:rPr>
+                <w:rFonts w:ascii="Segoe UI" w:eastAsiaTheme="majorEastAsia" w:hAnsi="Segoe UI" w:cs="Segoe UI"/>
+                <w:b/>
+                <w:bCs/>
+                <w:color w:val="161616"/>
+                <w:sz w:val="26"/>
+                <w:szCs w:val="26"/>
+              </w:rPr>
+              <w:t>P40</w:t>
+            </w:r>
+          </w:p>
+        </w:tc>
+        <w:tc>
+          <w:tcPr>
+            <w:tcW w:w="0" w:type="auto"/>
+            <w:hideMark/>
+          </w:tcPr>
+          <w:p>
+            <w:pPr>
+              <w:pStyle w:val="NormalWeb"/>
+              <w:shd w:val="clear" w:color="auto" w:fill="FFFFFF"/>
+              <w:ind w:left="708"/>
+              <w:rPr>
+                <w:rFonts w:ascii="Segoe UI" w:eastAsiaTheme="majorEastAsia" w:hAnsi="Segoe UI" w:cs="Segoe UI"/>
+                <w:b/>
+                <w:bCs/>
+                <w:color w:val="161616"/>
+                <w:sz w:val="26"/>
+                <w:szCs w:val="26"/>
+              </w:rPr>
+            </w:pPr>
+            <w:r>
+              <w:rPr>
+                <w:rFonts w:ascii="Segoe UI" w:eastAsiaTheme="majorEastAsia" w:hAnsi="Segoe UI" w:cs="Segoe UI"/>
+                <w:b/>
+                <w:bCs/>
+                <w:color w:val="161616"/>
+                <w:sz w:val="26"/>
+                <w:szCs w:val="26"/>
+              </w:rPr>
+              <w:t>P50</w:t>
+            </w:r>
+          </w:p>
+        </w:tc>
+        <w:tc>
+          <w:tcPr>
+            <w:tcW w:w="0" w:type="auto"/>
+            <w:hideMark/>
+          </w:tcPr>
+          <w:p>
+            <w:pPr>
+              <w:pStyle w:val="NormalWeb"/>
+              <w:shd w:val="clear" w:color="auto" w:fill="FFFFFF"/>
+              <w:ind w:left="708"/>
+              <w:rPr>
+                <w:rFonts w:ascii="Segoe UI" w:eastAsiaTheme="majorEastAsia" w:hAnsi="Segoe UI" w:cs="Segoe UI"/>
+                <w:b/>
+                <w:bCs/>
+                <w:color w:val="161616"/>
+                <w:sz w:val="26"/>
+                <w:szCs w:val="26"/>
+              </w:rPr>
+            </w:pPr>
+            <w:r>
+              <w:rPr>
+                <w:rFonts w:ascii="Segoe UI" w:eastAsiaTheme="majorEastAsia" w:hAnsi="Segoe UI" w:cs="Segoe UI"/>
+                <w:b/>
+                <w:bCs/>
+                <w:color w:val="161616"/>
+                <w:sz w:val="26"/>
+                <w:szCs w:val="26"/>
+              </w:rPr>
+              <w:t>P60</w:t>
+            </w:r>
+          </w:p>
+        </w:tc>
+        <w:tc>
+          <w:tcPr>
+            <w:tcW w:w="0" w:type="auto"/>
+            <w:hideMark/>
+          </w:tcPr>
+          <w:p>
+            <w:pPr>
+              <w:pStyle w:val="NormalWeb"/>
+              <w:shd w:val="clear" w:color="auto" w:fill="FFFFFF"/>
+              <w:ind w:left="708"/>
+              <w:rPr>
+                <w:rFonts w:ascii="Segoe UI" w:eastAsiaTheme="majorEastAsia" w:hAnsi="Segoe UI" w:cs="Segoe UI"/>
+                <w:b/>
+                <w:bCs/>
+                <w:color w:val="161616"/>
+                <w:sz w:val="26"/>
+                <w:szCs w:val="26"/>
+              </w:rPr>
+            </w:pPr>
+            <w:r>
+              <w:rPr>
+                <w:rFonts w:ascii="Segoe UI" w:eastAsiaTheme="majorEastAsia" w:hAnsi="Segoe UI" w:cs="Segoe UI"/>
+                <w:b/>
+                <w:bCs/>
+                <w:color w:val="161616"/>
+                <w:sz w:val="26"/>
+                <w:szCs w:val="26"/>
+              </w:rPr>
+              <w:t>P70</w:t>
+            </w:r>
+          </w:p>
+        </w:tc>
+        <w:tc>
+          <w:tcPr>
+            <w:tcW w:w="0" w:type="auto"/>
+            <w:hideMark/>
+          </w:tcPr>
+          <w:p>
+            <w:pPr>
+              <w:pStyle w:val="NormalWeb"/>
+              <w:shd w:val="clear" w:color="auto" w:fill="FFFFFF"/>
+              <w:ind w:left="708"/>
+              <w:rPr>
+                <w:rFonts w:ascii="Segoe UI" w:eastAsiaTheme="majorEastAsia" w:hAnsi="Segoe UI" w:cs="Segoe UI"/>
+                <w:b/>
+                <w:bCs/>
+                <w:color w:val="161616"/>
+                <w:sz w:val="26"/>
+                <w:szCs w:val="26"/>
+              </w:rPr>
+            </w:pPr>
+            <w:r>
+              <w:rPr>
+                <w:rFonts w:ascii="Segoe UI" w:eastAsiaTheme="majorEastAsia" w:hAnsi="Segoe UI" w:cs="Segoe UI"/>
+                <w:b/>
+                <w:bCs/>
+                <w:color w:val="161616"/>
+                <w:sz w:val="26"/>
+                <w:szCs w:val="26"/>
+              </w:rPr>
+              <w:t>P80</w:t>
+            </w:r>
+          </w:p>
+        </w:tc>
+      </w:tr>
+      <w:tr>
+        <w:tc>
+          <w:tcPr>
+            <w:tcW w:w="0" w:type="auto"/>
+            <w:hideMark/>
+          </w:tcPr>
+          <w:p>
+            <w:pPr>
+              <w:pStyle w:val="NormalWeb"/>
+              <w:shd w:val="clear" w:color="auto" w:fill="FFFFFF"/>
+              <w:ind w:left="708"/>
+              <w:rPr>
+                <w:rFonts w:ascii="Segoe UI" w:eastAsiaTheme="majorEastAsia" w:hAnsi="Segoe UI" w:cs="Segoe UI"/>
+                <w:color w:val="161616"/>
+                <w:sz w:val="26"/>
+                <w:szCs w:val="26"/>
+              </w:rPr>
+            </w:pPr>
+            <w:r>
+              <w:rPr>
+                <w:rFonts w:ascii="Segoe UI" w:eastAsiaTheme="majorEastAsia" w:hAnsi="Segoe UI" w:cs="Segoe UI"/>
+                <w:color w:val="161616"/>
+                <w:sz w:val="26"/>
+                <w:szCs w:val="26"/>
+              </w:rPr>
+              <w:t>Tamaño del disco en GiB</w:t>
+            </w:r>
+          </w:p>
+        </w:tc>
+        <w:tc>
+          <w:tcPr>
+            <w:tcW w:w="0" w:type="auto"/>
+            <w:hideMark/>
+          </w:tcPr>
+          <w:p>
+            <w:pPr>
+              <w:pStyle w:val="NormalWeb"/>
+              <w:shd w:val="clear" w:color="auto" w:fill="FFFFFF"/>
+              <w:ind w:left="708"/>
+              <w:rPr>
+                <w:rFonts w:ascii="Segoe UI" w:eastAsiaTheme="majorEastAsia" w:hAnsi="Segoe UI" w:cs="Segoe UI"/>
+                <w:color w:val="161616"/>
+                <w:sz w:val="26"/>
+                <w:szCs w:val="26"/>
+              </w:rPr>
+            </w:pPr>
+            <w:r>
+              <w:rPr>
+                <w:rFonts w:ascii="Segoe UI" w:eastAsiaTheme="majorEastAsia" w:hAnsi="Segoe UI" w:cs="Segoe UI"/>
+                <w:color w:val="161616"/>
+                <w:sz w:val="26"/>
+                <w:szCs w:val="26"/>
+              </w:rPr>
+              <w:t>4</w:t>
+            </w:r>
+          </w:p>
+        </w:tc>
+        <w:tc>
+          <w:tcPr>
+            <w:tcW w:w="0" w:type="auto"/>
+            <w:hideMark/>
+          </w:tcPr>
+          <w:p>
+            <w:pPr>
+              <w:pStyle w:val="NormalWeb"/>
+              <w:shd w:val="clear" w:color="auto" w:fill="FFFFFF"/>
+              <w:ind w:left="708"/>
+              <w:rPr>
+                <w:rFonts w:ascii="Segoe UI" w:eastAsiaTheme="majorEastAsia" w:hAnsi="Segoe UI" w:cs="Segoe UI"/>
+                <w:color w:val="161616"/>
+                <w:sz w:val="26"/>
+                <w:szCs w:val="26"/>
+              </w:rPr>
+            </w:pPr>
+            <w:r>
+              <w:rPr>
+                <w:rFonts w:ascii="Segoe UI" w:eastAsiaTheme="majorEastAsia" w:hAnsi="Segoe UI" w:cs="Segoe UI"/>
+                <w:color w:val="161616"/>
+                <w:sz w:val="26"/>
+                <w:szCs w:val="26"/>
+              </w:rPr>
+              <w:t>8</w:t>
+            </w:r>
+          </w:p>
+        </w:tc>
+        <w:tc>
+          <w:tcPr>
+            <w:tcW w:w="0" w:type="auto"/>
+            <w:hideMark/>
+          </w:tcPr>
+          <w:p>
+            <w:pPr>
+              <w:pStyle w:val="NormalWeb"/>
+              <w:shd w:val="clear" w:color="auto" w:fill="FFFFFF"/>
+              <w:ind w:left="708"/>
+              <w:rPr>
+                <w:rFonts w:ascii="Segoe UI" w:eastAsiaTheme="majorEastAsia" w:hAnsi="Segoe UI" w:cs="Segoe UI"/>
+                <w:color w:val="161616"/>
+                <w:sz w:val="26"/>
+                <w:szCs w:val="26"/>
+              </w:rPr>
+            </w:pPr>
+            <w:r>
+              <w:rPr>
+                <w:rFonts w:ascii="Segoe UI" w:eastAsiaTheme="majorEastAsia" w:hAnsi="Segoe UI" w:cs="Segoe UI"/>
+                <w:color w:val="161616"/>
+                <w:sz w:val="26"/>
+                <w:szCs w:val="26"/>
+              </w:rPr>
+              <w:t>16</w:t>
+            </w:r>
+          </w:p>
+        </w:tc>
+        <w:tc>
+          <w:tcPr>
+            <w:tcW w:w="0" w:type="auto"/>
+            <w:hideMark/>
+          </w:tcPr>
+          <w:p>
+            <w:pPr>
+              <w:pStyle w:val="NormalWeb"/>
+              <w:shd w:val="clear" w:color="auto" w:fill="FFFFFF"/>
+              <w:ind w:left="708"/>
+              <w:rPr>
+                <w:rFonts w:ascii="Segoe UI" w:eastAsiaTheme="majorEastAsia" w:hAnsi="Segoe UI" w:cs="Segoe UI"/>
+                <w:color w:val="161616"/>
+                <w:sz w:val="26"/>
+                <w:szCs w:val="26"/>
+              </w:rPr>
+            </w:pPr>
+            <w:r>
+              <w:rPr>
+                <w:rFonts w:ascii="Segoe UI" w:eastAsiaTheme="majorEastAsia" w:hAnsi="Segoe UI" w:cs="Segoe UI"/>
+                <w:color w:val="161616"/>
+                <w:sz w:val="26"/>
+                <w:szCs w:val="26"/>
+              </w:rPr>
+              <w:t>32</w:t>
+            </w:r>
+          </w:p>
+        </w:tc>
+        <w:tc>
+          <w:tcPr>
+            <w:tcW w:w="0" w:type="auto"/>
+            <w:hideMark/>
+          </w:tcPr>
+          <w:p>
+            <w:pPr>
+              <w:pStyle w:val="NormalWeb"/>
+              <w:shd w:val="clear" w:color="auto" w:fill="FFFFFF"/>
+              <w:ind w:left="708"/>
+              <w:rPr>
+                <w:rFonts w:ascii="Segoe UI" w:eastAsiaTheme="majorEastAsia" w:hAnsi="Segoe UI" w:cs="Segoe UI"/>
+                <w:color w:val="161616"/>
+                <w:sz w:val="26"/>
+                <w:szCs w:val="26"/>
+              </w:rPr>
+            </w:pPr>
+            <w:r>
+              <w:rPr>
+                <w:rFonts w:ascii="Segoe UI" w:eastAsiaTheme="majorEastAsia" w:hAnsi="Segoe UI" w:cs="Segoe UI"/>
+                <w:color w:val="161616"/>
+                <w:sz w:val="26"/>
+                <w:szCs w:val="26"/>
+              </w:rPr>
+              <w:t>64</w:t>
+            </w:r>
+          </w:p>
+        </w:tc>
+        <w:tc>
+          <w:tcPr>
+            <w:tcW w:w="0" w:type="auto"/>
+            <w:hideMark/>
+          </w:tcPr>
+          <w:p>
+            <w:pPr>
+              <w:pStyle w:val="NormalWeb"/>
+              <w:shd w:val="clear" w:color="auto" w:fill="FFFFFF"/>
+              <w:ind w:left="708"/>
+              <w:rPr>
+                <w:rFonts w:ascii="Segoe UI" w:eastAsiaTheme="majorEastAsia" w:hAnsi="Segoe UI" w:cs="Segoe UI"/>
+                <w:color w:val="161616"/>
+                <w:sz w:val="26"/>
+                <w:szCs w:val="26"/>
+              </w:rPr>
+            </w:pPr>
+            <w:r>
+              <w:rPr>
+                <w:rFonts w:ascii="Segoe UI" w:eastAsiaTheme="majorEastAsia" w:hAnsi="Segoe UI" w:cs="Segoe UI"/>
+                <w:color w:val="161616"/>
+                <w:sz w:val="26"/>
+                <w:szCs w:val="26"/>
+              </w:rPr>
+              <w:t>128</w:t>
+            </w:r>
+          </w:p>
+        </w:tc>
+        <w:tc>
+          <w:tcPr>
+            <w:tcW w:w="0" w:type="auto"/>
+            <w:hideMark/>
+          </w:tcPr>
+          <w:p>
+            <w:pPr>
+              <w:pStyle w:val="NormalWeb"/>
+              <w:shd w:val="clear" w:color="auto" w:fill="FFFFFF"/>
+              <w:ind w:left="708"/>
+              <w:rPr>
+                <w:rFonts w:ascii="Segoe UI" w:eastAsiaTheme="majorEastAsia" w:hAnsi="Segoe UI" w:cs="Segoe UI"/>
+                <w:color w:val="161616"/>
+                <w:sz w:val="26"/>
+                <w:szCs w:val="26"/>
+              </w:rPr>
+            </w:pPr>
+            <w:r>
+              <w:rPr>
+                <w:rFonts w:ascii="Segoe UI" w:eastAsiaTheme="majorEastAsia" w:hAnsi="Segoe UI" w:cs="Segoe UI"/>
+                <w:color w:val="161616"/>
+                <w:sz w:val="26"/>
+                <w:szCs w:val="26"/>
+              </w:rPr>
+              <w:t>256</w:t>
+            </w:r>
+          </w:p>
+        </w:tc>
+        <w:tc>
+          <w:tcPr>
+            <w:tcW w:w="0" w:type="auto"/>
+            <w:hideMark/>
+          </w:tcPr>
+          <w:p>
+            <w:pPr>
+              <w:pStyle w:val="NormalWeb"/>
+              <w:shd w:val="clear" w:color="auto" w:fill="FFFFFF"/>
+              <w:ind w:left="708"/>
+              <w:rPr>
+                <w:rFonts w:ascii="Segoe UI" w:eastAsiaTheme="majorEastAsia" w:hAnsi="Segoe UI" w:cs="Segoe UI"/>
+                <w:color w:val="161616"/>
+                <w:sz w:val="26"/>
+                <w:szCs w:val="26"/>
+              </w:rPr>
+            </w:pPr>
+            <w:r>
+              <w:rPr>
+                <w:rFonts w:ascii="Segoe UI" w:eastAsiaTheme="majorEastAsia" w:hAnsi="Segoe UI" w:cs="Segoe UI"/>
+                <w:color w:val="161616"/>
+                <w:sz w:val="26"/>
+                <w:szCs w:val="26"/>
+              </w:rPr>
+              <w:t>512</w:t>
+            </w:r>
+          </w:p>
+        </w:tc>
+        <w:tc>
+          <w:tcPr>
+            <w:tcW w:w="0" w:type="auto"/>
+            <w:hideMark/>
+          </w:tcPr>
+          <w:p>
+            <w:pPr>
+              <w:pStyle w:val="NormalWeb"/>
+              <w:shd w:val="clear" w:color="auto" w:fill="FFFFFF"/>
+              <w:ind w:left="708"/>
+              <w:rPr>
+                <w:rFonts w:ascii="Segoe UI" w:eastAsiaTheme="majorEastAsia" w:hAnsi="Segoe UI" w:cs="Segoe UI"/>
+                <w:color w:val="161616"/>
+                <w:sz w:val="26"/>
+                <w:szCs w:val="26"/>
+              </w:rPr>
+            </w:pPr>
+            <w:r>
+              <w:rPr>
+                <w:rFonts w:ascii="Segoe UI" w:eastAsiaTheme="majorEastAsia" w:hAnsi="Segoe UI" w:cs="Segoe UI"/>
+                <w:color w:val="161616"/>
+                <w:sz w:val="26"/>
+                <w:szCs w:val="26"/>
+              </w:rPr>
+              <w:t>1,024</w:t>
+            </w:r>
+          </w:p>
+        </w:tc>
+        <w:tc>
+          <w:tcPr>
+            <w:tcW w:w="0" w:type="auto"/>
+            <w:hideMark/>
+          </w:tcPr>
+          <w:p>
+            <w:pPr>
+              <w:pStyle w:val="NormalWeb"/>
+              <w:shd w:val="clear" w:color="auto" w:fill="FFFFFF"/>
+              <w:ind w:left="708"/>
+              <w:rPr>
+                <w:rFonts w:ascii="Segoe UI" w:eastAsiaTheme="majorEastAsia" w:hAnsi="Segoe UI" w:cs="Segoe UI"/>
+                <w:color w:val="161616"/>
+                <w:sz w:val="26"/>
+                <w:szCs w:val="26"/>
+              </w:rPr>
+            </w:pPr>
+            <w:r>
+              <w:rPr>
+                <w:rFonts w:ascii="Segoe UI" w:eastAsiaTheme="majorEastAsia" w:hAnsi="Segoe UI" w:cs="Segoe UI"/>
+                <w:color w:val="161616"/>
+                <w:sz w:val="26"/>
+                <w:szCs w:val="26"/>
+              </w:rPr>
+              <w:t>2,048</w:t>
+            </w:r>
+          </w:p>
+        </w:tc>
+        <w:tc>
+          <w:tcPr>
+            <w:tcW w:w="0" w:type="auto"/>
+            <w:hideMark/>
+          </w:tcPr>
+          <w:p>
+            <w:pPr>
+              <w:pStyle w:val="NormalWeb"/>
+              <w:shd w:val="clear" w:color="auto" w:fill="FFFFFF"/>
+              <w:ind w:left="708"/>
+              <w:rPr>
+                <w:rFonts w:ascii="Segoe UI" w:eastAsiaTheme="majorEastAsia" w:hAnsi="Segoe UI" w:cs="Segoe UI"/>
+                <w:color w:val="161616"/>
+                <w:sz w:val="26"/>
+                <w:szCs w:val="26"/>
+              </w:rPr>
+            </w:pPr>
+            <w:r>
+              <w:rPr>
+                <w:rFonts w:ascii="Segoe UI" w:eastAsiaTheme="majorEastAsia" w:hAnsi="Segoe UI" w:cs="Segoe UI"/>
+                <w:color w:val="161616"/>
+                <w:sz w:val="26"/>
+                <w:szCs w:val="26"/>
+              </w:rPr>
+              <w:t>4,096</w:t>
+            </w:r>
+          </w:p>
+        </w:tc>
+        <w:tc>
+          <w:tcPr>
+            <w:tcW w:w="0" w:type="auto"/>
+            <w:hideMark/>
+          </w:tcPr>
+          <w:p>
+            <w:pPr>
+              <w:pStyle w:val="NormalWeb"/>
+              <w:shd w:val="clear" w:color="auto" w:fill="FFFFFF"/>
+              <w:ind w:left="708"/>
+              <w:rPr>
+                <w:rFonts w:ascii="Segoe UI" w:eastAsiaTheme="majorEastAsia" w:hAnsi="Segoe UI" w:cs="Segoe UI"/>
+                <w:color w:val="161616"/>
+                <w:sz w:val="26"/>
+                <w:szCs w:val="26"/>
+              </w:rPr>
+            </w:pPr>
+            <w:r>
+              <w:rPr>
+                <w:rFonts w:ascii="Segoe UI" w:eastAsiaTheme="majorEastAsia" w:hAnsi="Segoe UI" w:cs="Segoe UI"/>
+                <w:color w:val="161616"/>
+                <w:sz w:val="26"/>
+                <w:szCs w:val="26"/>
+              </w:rPr>
+              <w:t>8,192</w:t>
+            </w:r>
+          </w:p>
+        </w:tc>
+        <w:tc>
+          <w:tcPr>
+            <w:tcW w:w="0" w:type="auto"/>
+            <w:hideMark/>
+          </w:tcPr>
+          <w:p>
+            <w:pPr>
+              <w:pStyle w:val="NormalWeb"/>
+              <w:shd w:val="clear" w:color="auto" w:fill="FFFFFF"/>
+              <w:ind w:left="708"/>
+              <w:rPr>
+                <w:rFonts w:ascii="Segoe UI" w:eastAsiaTheme="majorEastAsia" w:hAnsi="Segoe UI" w:cs="Segoe UI"/>
+                <w:color w:val="161616"/>
+                <w:sz w:val="26"/>
+                <w:szCs w:val="26"/>
+              </w:rPr>
+            </w:pPr>
+            <w:r>
+              <w:rPr>
+                <w:rFonts w:ascii="Segoe UI" w:eastAsiaTheme="majorEastAsia" w:hAnsi="Segoe UI" w:cs="Segoe UI"/>
+                <w:color w:val="161616"/>
+                <w:sz w:val="26"/>
+                <w:szCs w:val="26"/>
+              </w:rPr>
+              <w:t>16,384</w:t>
+            </w:r>
+          </w:p>
+        </w:tc>
+        <w:tc>
+          <w:tcPr>
+            <w:tcW w:w="0" w:type="auto"/>
+            <w:hideMark/>
+          </w:tcPr>
+          <w:p>
+            <w:pPr>
+              <w:pStyle w:val="NormalWeb"/>
+              <w:shd w:val="clear" w:color="auto" w:fill="FFFFFF"/>
+              <w:ind w:left="708"/>
+              <w:rPr>
+                <w:rFonts w:ascii="Segoe UI" w:eastAsiaTheme="majorEastAsia" w:hAnsi="Segoe UI" w:cs="Segoe UI"/>
+                <w:color w:val="161616"/>
+                <w:sz w:val="26"/>
+                <w:szCs w:val="26"/>
+              </w:rPr>
+            </w:pPr>
+            <w:r>
+              <w:rPr>
+                <w:rFonts w:ascii="Segoe UI" w:eastAsiaTheme="majorEastAsia" w:hAnsi="Segoe UI" w:cs="Segoe UI"/>
+                <w:color w:val="161616"/>
+                <w:sz w:val="26"/>
+                <w:szCs w:val="26"/>
+              </w:rPr>
+              <w:t>32,767</w:t>
+            </w:r>
+          </w:p>
+        </w:tc>
+      </w:tr>
+      <w:tr>
+        <w:tc>
+          <w:tcPr>
+            <w:tcW w:w="0" w:type="auto"/>
+            <w:hideMark/>
+          </w:tcPr>
+          <w:p>
+            <w:pPr>
+              <w:pStyle w:val="NormalWeb"/>
+              <w:shd w:val="clear" w:color="auto" w:fill="FFFFFF"/>
+              <w:ind w:left="708"/>
+              <w:rPr>
+                <w:rFonts w:ascii="Segoe UI" w:eastAsiaTheme="majorEastAsia" w:hAnsi="Segoe UI" w:cs="Segoe UI"/>
+                <w:color w:val="161616"/>
+                <w:sz w:val="26"/>
+                <w:szCs w:val="26"/>
+              </w:rPr>
+            </w:pPr>
+            <w:r>
+              <w:rPr>
+                <w:rFonts w:ascii="Segoe UI" w:eastAsiaTheme="majorEastAsia" w:hAnsi="Segoe UI" w:cs="Segoe UI"/>
+                <w:color w:val="161616"/>
+                <w:sz w:val="26"/>
+                <w:szCs w:val="26"/>
+              </w:rPr>
+              <w:t>IOPS provisionado en base por disco</w:t>
+            </w:r>
+          </w:p>
+        </w:tc>
+        <w:tc>
+          <w:tcPr>
+            <w:tcW w:w="0" w:type="auto"/>
+            <w:hideMark/>
+          </w:tcPr>
+          <w:p>
+            <w:pPr>
+              <w:pStyle w:val="NormalWeb"/>
+              <w:shd w:val="clear" w:color="auto" w:fill="FFFFFF"/>
+              <w:ind w:left="708"/>
+              <w:rPr>
+                <w:rFonts w:ascii="Segoe UI" w:eastAsiaTheme="majorEastAsia" w:hAnsi="Segoe UI" w:cs="Segoe UI"/>
+                <w:color w:val="161616"/>
+                <w:sz w:val="26"/>
+                <w:szCs w:val="26"/>
+              </w:rPr>
+            </w:pPr>
+            <w:r>
+              <w:rPr>
+                <w:rFonts w:ascii="Segoe UI" w:eastAsiaTheme="majorEastAsia" w:hAnsi="Segoe UI" w:cs="Segoe UI"/>
+                <w:color w:val="161616"/>
+                <w:sz w:val="26"/>
+                <w:szCs w:val="26"/>
+              </w:rPr>
+              <w:t>120</w:t>
+            </w:r>
+          </w:p>
+        </w:tc>
+        <w:tc>
+          <w:tcPr>
+            <w:tcW w:w="0" w:type="auto"/>
+            <w:hideMark/>
+          </w:tcPr>
+          <w:p>
+            <w:pPr>
+              <w:pStyle w:val="NormalWeb"/>
+              <w:shd w:val="clear" w:color="auto" w:fill="FFFFFF"/>
+              <w:ind w:left="708"/>
+              <w:rPr>
+                <w:rFonts w:ascii="Segoe UI" w:eastAsiaTheme="majorEastAsia" w:hAnsi="Segoe UI" w:cs="Segoe UI"/>
+                <w:color w:val="161616"/>
+                <w:sz w:val="26"/>
+                <w:szCs w:val="26"/>
+              </w:rPr>
+            </w:pPr>
+            <w:r>
+              <w:rPr>
+                <w:rFonts w:ascii="Segoe UI" w:eastAsiaTheme="majorEastAsia" w:hAnsi="Segoe UI" w:cs="Segoe UI"/>
+                <w:color w:val="161616"/>
+                <w:sz w:val="26"/>
+                <w:szCs w:val="26"/>
+              </w:rPr>
+              <w:t>120</w:t>
+            </w:r>
+          </w:p>
+        </w:tc>
+        <w:tc>
+          <w:tcPr>
+            <w:tcW w:w="0" w:type="auto"/>
+            <w:hideMark/>
+          </w:tcPr>
+          <w:p>
+            <w:pPr>
+              <w:pStyle w:val="NormalWeb"/>
+              <w:shd w:val="clear" w:color="auto" w:fill="FFFFFF"/>
+              <w:ind w:left="708"/>
+              <w:rPr>
+                <w:rFonts w:ascii="Segoe UI" w:eastAsiaTheme="majorEastAsia" w:hAnsi="Segoe UI" w:cs="Segoe UI"/>
+                <w:color w:val="161616"/>
+                <w:sz w:val="26"/>
+                <w:szCs w:val="26"/>
+              </w:rPr>
+            </w:pPr>
+            <w:r>
+              <w:rPr>
+                <w:rFonts w:ascii="Segoe UI" w:eastAsiaTheme="majorEastAsia" w:hAnsi="Segoe UI" w:cs="Segoe UI"/>
+                <w:color w:val="161616"/>
+                <w:sz w:val="26"/>
+                <w:szCs w:val="26"/>
+              </w:rPr>
+              <w:t>120</w:t>
+            </w:r>
+          </w:p>
+        </w:tc>
+        <w:tc>
+          <w:tcPr>
+            <w:tcW w:w="0" w:type="auto"/>
+            <w:hideMark/>
+          </w:tcPr>
+          <w:p>
+            <w:pPr>
+              <w:pStyle w:val="NormalWeb"/>
+              <w:shd w:val="clear" w:color="auto" w:fill="FFFFFF"/>
+              <w:ind w:left="708"/>
+              <w:rPr>
+                <w:rFonts w:ascii="Segoe UI" w:eastAsiaTheme="majorEastAsia" w:hAnsi="Segoe UI" w:cs="Segoe UI"/>
+                <w:color w:val="161616"/>
+                <w:sz w:val="26"/>
+                <w:szCs w:val="26"/>
+              </w:rPr>
+            </w:pPr>
+            <w:r>
+              <w:rPr>
+                <w:rFonts w:ascii="Segoe UI" w:eastAsiaTheme="majorEastAsia" w:hAnsi="Segoe UI" w:cs="Segoe UI"/>
+                <w:color w:val="161616"/>
+                <w:sz w:val="26"/>
+                <w:szCs w:val="26"/>
+              </w:rPr>
+              <w:t>120</w:t>
+            </w:r>
+          </w:p>
+        </w:tc>
+        <w:tc>
+          <w:tcPr>
+            <w:tcW w:w="0" w:type="auto"/>
+            <w:hideMark/>
+          </w:tcPr>
+          <w:p>
+            <w:pPr>
+              <w:pStyle w:val="NormalWeb"/>
+              <w:shd w:val="clear" w:color="auto" w:fill="FFFFFF"/>
+              <w:ind w:left="708"/>
+              <w:rPr>
+                <w:rFonts w:ascii="Segoe UI" w:eastAsiaTheme="majorEastAsia" w:hAnsi="Segoe UI" w:cs="Segoe UI"/>
+                <w:color w:val="161616"/>
+                <w:sz w:val="26"/>
+                <w:szCs w:val="26"/>
+              </w:rPr>
+            </w:pPr>
+            <w:r>
+              <w:rPr>
+                <w:rFonts w:ascii="Segoe UI" w:eastAsiaTheme="majorEastAsia" w:hAnsi="Segoe UI" w:cs="Segoe UI"/>
+                <w:color w:val="161616"/>
+                <w:sz w:val="26"/>
+                <w:szCs w:val="26"/>
+              </w:rPr>
+              <w:t>240</w:t>
+            </w:r>
+          </w:p>
+        </w:tc>
+        <w:tc>
+          <w:tcPr>
+            <w:tcW w:w="0" w:type="auto"/>
+            <w:hideMark/>
+          </w:tcPr>
+          <w:p>
+            <w:pPr>
+              <w:pStyle w:val="NormalWeb"/>
+              <w:shd w:val="clear" w:color="auto" w:fill="FFFFFF"/>
+              <w:ind w:left="708"/>
+              <w:rPr>
+                <w:rFonts w:ascii="Segoe UI" w:eastAsiaTheme="majorEastAsia" w:hAnsi="Segoe UI" w:cs="Segoe UI"/>
+                <w:color w:val="161616"/>
+                <w:sz w:val="26"/>
+                <w:szCs w:val="26"/>
+              </w:rPr>
+            </w:pPr>
+            <w:r>
+              <w:rPr>
+                <w:rFonts w:ascii="Segoe UI" w:eastAsiaTheme="majorEastAsia" w:hAnsi="Segoe UI" w:cs="Segoe UI"/>
+                <w:color w:val="161616"/>
+                <w:sz w:val="26"/>
+                <w:szCs w:val="26"/>
+              </w:rPr>
+              <w:t>500</w:t>
+            </w:r>
+          </w:p>
+        </w:tc>
+        <w:tc>
+          <w:tcPr>
+            <w:tcW w:w="0" w:type="auto"/>
+            <w:hideMark/>
+          </w:tcPr>
+          <w:p>
+            <w:pPr>
+              <w:pStyle w:val="NormalWeb"/>
+              <w:shd w:val="clear" w:color="auto" w:fill="FFFFFF"/>
+              <w:ind w:left="708"/>
+              <w:rPr>
+                <w:rFonts w:ascii="Segoe UI" w:eastAsiaTheme="majorEastAsia" w:hAnsi="Segoe UI" w:cs="Segoe UI"/>
+                <w:color w:val="161616"/>
+                <w:sz w:val="26"/>
+                <w:szCs w:val="26"/>
+              </w:rPr>
+            </w:pPr>
+            <w:r>
+              <w:rPr>
+                <w:rFonts w:ascii="Segoe UI" w:eastAsiaTheme="majorEastAsia" w:hAnsi="Segoe UI" w:cs="Segoe UI"/>
+                <w:color w:val="161616"/>
+                <w:sz w:val="26"/>
+                <w:szCs w:val="26"/>
+              </w:rPr>
+              <w:t>1,100</w:t>
+            </w:r>
+          </w:p>
+        </w:tc>
+        <w:tc>
+          <w:tcPr>
+            <w:tcW w:w="0" w:type="auto"/>
+            <w:hideMark/>
+          </w:tcPr>
+          <w:p>
+            <w:pPr>
+              <w:pStyle w:val="NormalWeb"/>
+              <w:shd w:val="clear" w:color="auto" w:fill="FFFFFF"/>
+              <w:ind w:left="708"/>
+              <w:rPr>
+                <w:rFonts w:ascii="Segoe UI" w:eastAsiaTheme="majorEastAsia" w:hAnsi="Segoe UI" w:cs="Segoe UI"/>
+                <w:color w:val="161616"/>
+                <w:sz w:val="26"/>
+                <w:szCs w:val="26"/>
+              </w:rPr>
+            </w:pPr>
+            <w:r>
+              <w:rPr>
+                <w:rFonts w:ascii="Segoe UI" w:eastAsiaTheme="majorEastAsia" w:hAnsi="Segoe UI" w:cs="Segoe UI"/>
+                <w:color w:val="161616"/>
+                <w:sz w:val="26"/>
+                <w:szCs w:val="26"/>
+              </w:rPr>
+              <w:t>2,300</w:t>
+            </w:r>
+          </w:p>
+        </w:tc>
+        <w:tc>
+          <w:tcPr>
+            <w:tcW w:w="0" w:type="auto"/>
+            <w:hideMark/>
+          </w:tcPr>
+          <w:p>
+            <w:pPr>
+              <w:pStyle w:val="NormalWeb"/>
+              <w:shd w:val="clear" w:color="auto" w:fill="FFFFFF"/>
+              <w:ind w:left="708"/>
+              <w:rPr>
+                <w:rFonts w:ascii="Segoe UI" w:eastAsiaTheme="majorEastAsia" w:hAnsi="Segoe UI" w:cs="Segoe UI"/>
+                <w:color w:val="161616"/>
+                <w:sz w:val="26"/>
+                <w:szCs w:val="26"/>
+              </w:rPr>
+            </w:pPr>
+            <w:r>
+              <w:rPr>
+                <w:rFonts w:ascii="Segoe UI" w:eastAsiaTheme="majorEastAsia" w:hAnsi="Segoe UI" w:cs="Segoe UI"/>
+                <w:color w:val="161616"/>
+                <w:sz w:val="26"/>
+                <w:szCs w:val="26"/>
+              </w:rPr>
+              <w:t>5,000</w:t>
+            </w:r>
+          </w:p>
+        </w:tc>
+        <w:tc>
+          <w:tcPr>
+            <w:tcW w:w="0" w:type="auto"/>
+            <w:hideMark/>
+          </w:tcPr>
+          <w:p>
+            <w:pPr>
+              <w:pStyle w:val="NormalWeb"/>
+              <w:shd w:val="clear" w:color="auto" w:fill="FFFFFF"/>
+              <w:ind w:left="708"/>
+              <w:rPr>
+                <w:rFonts w:ascii="Segoe UI" w:eastAsiaTheme="majorEastAsia" w:hAnsi="Segoe UI" w:cs="Segoe UI"/>
+                <w:color w:val="161616"/>
+                <w:sz w:val="26"/>
+                <w:szCs w:val="26"/>
+              </w:rPr>
+            </w:pPr>
+            <w:r>
+              <w:rPr>
+                <w:rFonts w:ascii="Segoe UI" w:eastAsiaTheme="majorEastAsia" w:hAnsi="Segoe UI" w:cs="Segoe UI"/>
+                <w:color w:val="161616"/>
+                <w:sz w:val="26"/>
+                <w:szCs w:val="26"/>
+              </w:rPr>
+              <w:t>7,500</w:t>
+            </w:r>
+          </w:p>
+        </w:tc>
+        <w:tc>
+          <w:tcPr>
+            <w:tcW w:w="0" w:type="auto"/>
+            <w:hideMark/>
+          </w:tcPr>
+          <w:p>
+            <w:pPr>
+              <w:pStyle w:val="NormalWeb"/>
+              <w:shd w:val="clear" w:color="auto" w:fill="FFFFFF"/>
+              <w:ind w:left="708"/>
+              <w:rPr>
+                <w:rFonts w:ascii="Segoe UI" w:eastAsiaTheme="majorEastAsia" w:hAnsi="Segoe UI" w:cs="Segoe UI"/>
+                <w:color w:val="161616"/>
+                <w:sz w:val="26"/>
+                <w:szCs w:val="26"/>
+              </w:rPr>
+            </w:pPr>
+            <w:r>
+              <w:rPr>
+                <w:rFonts w:ascii="Segoe UI" w:eastAsiaTheme="majorEastAsia" w:hAnsi="Segoe UI" w:cs="Segoe UI"/>
+                <w:color w:val="161616"/>
+                <w:sz w:val="26"/>
+                <w:szCs w:val="26"/>
+              </w:rPr>
+              <w:t>7,500</w:t>
+            </w:r>
+          </w:p>
+        </w:tc>
+        <w:tc>
+          <w:tcPr>
+            <w:tcW w:w="0" w:type="auto"/>
+            <w:hideMark/>
+          </w:tcPr>
+          <w:p>
+            <w:pPr>
+              <w:pStyle w:val="NormalWeb"/>
+              <w:shd w:val="clear" w:color="auto" w:fill="FFFFFF"/>
+              <w:ind w:left="708"/>
+              <w:rPr>
+                <w:rFonts w:ascii="Segoe UI" w:eastAsiaTheme="majorEastAsia" w:hAnsi="Segoe UI" w:cs="Segoe UI"/>
+                <w:color w:val="161616"/>
+                <w:sz w:val="26"/>
+                <w:szCs w:val="26"/>
+              </w:rPr>
+            </w:pPr>
+            <w:r>
+              <w:rPr>
+                <w:rFonts w:ascii="Segoe UI" w:eastAsiaTheme="majorEastAsia" w:hAnsi="Segoe UI" w:cs="Segoe UI"/>
+                <w:color w:val="161616"/>
+                <w:sz w:val="26"/>
+                <w:szCs w:val="26"/>
+              </w:rPr>
+              <w:t>16,000</w:t>
+            </w:r>
+          </w:p>
+        </w:tc>
+        <w:tc>
+          <w:tcPr>
+            <w:tcW w:w="0" w:type="auto"/>
+            <w:hideMark/>
+          </w:tcPr>
+          <w:p>
+            <w:pPr>
+              <w:pStyle w:val="NormalWeb"/>
+              <w:shd w:val="clear" w:color="auto" w:fill="FFFFFF"/>
+              <w:ind w:left="708"/>
+              <w:rPr>
+                <w:rFonts w:ascii="Segoe UI" w:eastAsiaTheme="majorEastAsia" w:hAnsi="Segoe UI" w:cs="Segoe UI"/>
+                <w:color w:val="161616"/>
+                <w:sz w:val="26"/>
+                <w:szCs w:val="26"/>
+              </w:rPr>
+            </w:pPr>
+            <w:r>
+              <w:rPr>
+                <w:rFonts w:ascii="Segoe UI" w:eastAsiaTheme="majorEastAsia" w:hAnsi="Segoe UI" w:cs="Segoe UI"/>
+                <w:color w:val="161616"/>
+                <w:sz w:val="26"/>
+                <w:szCs w:val="26"/>
+              </w:rPr>
+              <w:t>18,000</w:t>
+            </w:r>
+          </w:p>
+        </w:tc>
+        <w:tc>
+          <w:tcPr>
+            <w:tcW w:w="0" w:type="auto"/>
+            <w:hideMark/>
+          </w:tcPr>
+          <w:p>
+            <w:pPr>
+              <w:pStyle w:val="NormalWeb"/>
+              <w:shd w:val="clear" w:color="auto" w:fill="FFFFFF"/>
+              <w:ind w:left="708"/>
+              <w:rPr>
+                <w:rFonts w:ascii="Segoe UI" w:eastAsiaTheme="majorEastAsia" w:hAnsi="Segoe UI" w:cs="Segoe UI"/>
+                <w:color w:val="161616"/>
+                <w:sz w:val="26"/>
+                <w:szCs w:val="26"/>
+              </w:rPr>
+            </w:pPr>
+            <w:r>
+              <w:rPr>
+                <w:rFonts w:ascii="Segoe UI" w:eastAsiaTheme="majorEastAsia" w:hAnsi="Segoe UI" w:cs="Segoe UI"/>
+                <w:color w:val="161616"/>
+                <w:sz w:val="26"/>
+                <w:szCs w:val="26"/>
+              </w:rPr>
+              <w:t>20,000</w:t>
+            </w:r>
+          </w:p>
+        </w:tc>
+      </w:tr>
+      <w:tr>
+        <w:tc>
+          <w:tcPr>
+            <w:tcW w:w="0" w:type="auto"/>
+            <w:hideMark/>
+          </w:tcPr>
+          <w:p>
+            <w:pPr>
+              <w:pStyle w:val="NormalWeb"/>
+              <w:shd w:val="clear" w:color="auto" w:fill="FFFFFF"/>
+              <w:ind w:left="708"/>
+              <w:rPr>
+                <w:rFonts w:ascii="Segoe UI" w:eastAsiaTheme="majorEastAsia" w:hAnsi="Segoe UI" w:cs="Segoe UI"/>
+                <w:color w:val="161616"/>
+                <w:sz w:val="26"/>
+                <w:szCs w:val="26"/>
+              </w:rPr>
+            </w:pPr>
+            <w:r>
+              <w:rPr>
+                <w:rFonts w:ascii="Segoe UI" w:eastAsiaTheme="majorEastAsia" w:hAnsi="Segoe UI" w:cs="Segoe UI"/>
+                <w:color w:val="161616"/>
+                <w:sz w:val="26"/>
+                <w:szCs w:val="26"/>
+              </w:rPr>
+              <w:t>**IOPS provisionados ampliados por disco</w:t>
+            </w:r>
+          </w:p>
+        </w:tc>
+        <w:tc>
+          <w:tcPr>
+            <w:tcW w:w="0" w:type="auto"/>
+            <w:hideMark/>
+          </w:tcPr>
+          <w:p>
+            <w:pPr>
+              <w:pStyle w:val="NormalWeb"/>
+              <w:shd w:val="clear" w:color="auto" w:fill="FFFFFF"/>
+              <w:ind w:left="708"/>
+              <w:rPr>
+                <w:rFonts w:ascii="Segoe UI" w:eastAsiaTheme="majorEastAsia" w:hAnsi="Segoe UI" w:cs="Segoe UI"/>
+                <w:color w:val="161616"/>
+                <w:sz w:val="26"/>
+                <w:szCs w:val="26"/>
+              </w:rPr>
+            </w:pPr>
+            <w:r>
+              <w:rPr>
+                <w:rFonts w:ascii="Segoe UI" w:eastAsiaTheme="majorEastAsia" w:hAnsi="Segoe UI" w:cs="Segoe UI"/>
+                <w:color w:val="161616"/>
+                <w:sz w:val="26"/>
+                <w:szCs w:val="26"/>
+              </w:rPr>
+              <w:t>N/A</w:t>
+            </w:r>
+          </w:p>
+        </w:tc>
+        <w:tc>
+          <w:tcPr>
+            <w:tcW w:w="0" w:type="auto"/>
+            <w:hideMark/>
+          </w:tcPr>
+          <w:p>
+            <w:pPr>
+              <w:pStyle w:val="NormalWeb"/>
+              <w:shd w:val="clear" w:color="auto" w:fill="FFFFFF"/>
+              <w:ind w:left="708"/>
+              <w:rPr>
+                <w:rFonts w:ascii="Segoe UI" w:eastAsiaTheme="majorEastAsia" w:hAnsi="Segoe UI" w:cs="Segoe UI"/>
+                <w:color w:val="161616"/>
+                <w:sz w:val="26"/>
+                <w:szCs w:val="26"/>
+              </w:rPr>
+            </w:pPr>
+            <w:r>
+              <w:rPr>
+                <w:rFonts w:ascii="Segoe UI" w:eastAsiaTheme="majorEastAsia" w:hAnsi="Segoe UI" w:cs="Segoe UI"/>
+                <w:color w:val="161616"/>
+                <w:sz w:val="26"/>
+                <w:szCs w:val="26"/>
+              </w:rPr>
+              <w:t>N/A</w:t>
+            </w:r>
+          </w:p>
+        </w:tc>
+        <w:tc>
+          <w:tcPr>
+            <w:tcW w:w="0" w:type="auto"/>
+            <w:hideMark/>
+          </w:tcPr>
+          <w:p>
+            <w:pPr>
+              <w:pStyle w:val="NormalWeb"/>
+              <w:shd w:val="clear" w:color="auto" w:fill="FFFFFF"/>
+              <w:ind w:left="708"/>
+              <w:rPr>
+                <w:rFonts w:ascii="Segoe UI" w:eastAsiaTheme="majorEastAsia" w:hAnsi="Segoe UI" w:cs="Segoe UI"/>
+                <w:color w:val="161616"/>
+                <w:sz w:val="26"/>
+                <w:szCs w:val="26"/>
+              </w:rPr>
+            </w:pPr>
+            <w:r>
+              <w:rPr>
+                <w:rFonts w:ascii="Segoe UI" w:eastAsiaTheme="majorEastAsia" w:hAnsi="Segoe UI" w:cs="Segoe UI"/>
+                <w:color w:val="161616"/>
+                <w:sz w:val="26"/>
+                <w:szCs w:val="26"/>
+              </w:rPr>
+              <w:t>N/A</w:t>
+            </w:r>
+          </w:p>
+        </w:tc>
+        <w:tc>
+          <w:tcPr>
+            <w:tcW w:w="0" w:type="auto"/>
+            <w:hideMark/>
+          </w:tcPr>
+          <w:p>
+            <w:pPr>
+              <w:pStyle w:val="NormalWeb"/>
+              <w:shd w:val="clear" w:color="auto" w:fill="FFFFFF"/>
+              <w:ind w:left="708"/>
+              <w:rPr>
+                <w:rFonts w:ascii="Segoe UI" w:eastAsiaTheme="majorEastAsia" w:hAnsi="Segoe UI" w:cs="Segoe UI"/>
+                <w:color w:val="161616"/>
+                <w:sz w:val="26"/>
+                <w:szCs w:val="26"/>
+              </w:rPr>
+            </w:pPr>
+            <w:r>
+              <w:rPr>
+                <w:rFonts w:ascii="Segoe UI" w:eastAsiaTheme="majorEastAsia" w:hAnsi="Segoe UI" w:cs="Segoe UI"/>
+                <w:color w:val="161616"/>
+                <w:sz w:val="26"/>
+                <w:szCs w:val="26"/>
+              </w:rPr>
+              <w:t>N/A</w:t>
+            </w:r>
+          </w:p>
+        </w:tc>
+        <w:tc>
+          <w:tcPr>
+            <w:tcW w:w="0" w:type="auto"/>
+            <w:hideMark/>
+          </w:tcPr>
+          <w:p>
+            <w:pPr>
+              <w:pStyle w:val="NormalWeb"/>
+              <w:shd w:val="clear" w:color="auto" w:fill="FFFFFF"/>
+              <w:ind w:left="708"/>
+              <w:rPr>
+                <w:rFonts w:ascii="Segoe UI" w:eastAsiaTheme="majorEastAsia" w:hAnsi="Segoe UI" w:cs="Segoe UI"/>
+                <w:color w:val="161616"/>
+                <w:sz w:val="26"/>
+                <w:szCs w:val="26"/>
+              </w:rPr>
+            </w:pPr>
+            <w:r>
+              <w:rPr>
+                <w:rFonts w:ascii="Segoe UI" w:eastAsiaTheme="majorEastAsia" w:hAnsi="Segoe UI" w:cs="Segoe UI"/>
+                <w:color w:val="161616"/>
+                <w:sz w:val="26"/>
+                <w:szCs w:val="26"/>
+              </w:rPr>
+              <w:t>N/A</w:t>
+            </w:r>
+          </w:p>
+        </w:tc>
+        <w:tc>
+          <w:tcPr>
+            <w:tcW w:w="0" w:type="auto"/>
+            <w:hideMark/>
+          </w:tcPr>
+          <w:p>
+            <w:pPr>
+              <w:pStyle w:val="NormalWeb"/>
+              <w:shd w:val="clear" w:color="auto" w:fill="FFFFFF"/>
+              <w:ind w:left="708"/>
+              <w:rPr>
+                <w:rFonts w:ascii="Segoe UI" w:eastAsiaTheme="majorEastAsia" w:hAnsi="Segoe UI" w:cs="Segoe UI"/>
+                <w:color w:val="161616"/>
+                <w:sz w:val="26"/>
+                <w:szCs w:val="26"/>
+              </w:rPr>
+            </w:pPr>
+            <w:r>
+              <w:rPr>
+                <w:rFonts w:ascii="Segoe UI" w:eastAsiaTheme="majorEastAsia" w:hAnsi="Segoe UI" w:cs="Segoe UI"/>
+                <w:color w:val="161616"/>
+                <w:sz w:val="26"/>
+                <w:szCs w:val="26"/>
+              </w:rPr>
+              <w:t>N/A</w:t>
+            </w:r>
+          </w:p>
+        </w:tc>
+        <w:tc>
+          <w:tcPr>
+            <w:tcW w:w="0" w:type="auto"/>
+            <w:hideMark/>
+          </w:tcPr>
+          <w:p>
+            <w:pPr>
+              <w:pStyle w:val="NormalWeb"/>
+              <w:shd w:val="clear" w:color="auto" w:fill="FFFFFF"/>
+              <w:ind w:left="708"/>
+              <w:rPr>
+                <w:rFonts w:ascii="Segoe UI" w:eastAsiaTheme="majorEastAsia" w:hAnsi="Segoe UI" w:cs="Segoe UI"/>
+                <w:color w:val="161616"/>
+                <w:sz w:val="26"/>
+                <w:szCs w:val="26"/>
+              </w:rPr>
+            </w:pPr>
+            <w:r>
+              <w:rPr>
+                <w:rFonts w:ascii="Segoe UI" w:eastAsiaTheme="majorEastAsia" w:hAnsi="Segoe UI" w:cs="Segoe UI"/>
+                <w:color w:val="161616"/>
+                <w:sz w:val="26"/>
+                <w:szCs w:val="26"/>
+              </w:rPr>
+              <w:t>N/A</w:t>
+            </w:r>
+          </w:p>
+        </w:tc>
+        <w:tc>
+          <w:tcPr>
+            <w:tcW w:w="0" w:type="auto"/>
+            <w:hideMark/>
+          </w:tcPr>
+          <w:p>
+            <w:pPr>
+              <w:pStyle w:val="NormalWeb"/>
+              <w:shd w:val="clear" w:color="auto" w:fill="FFFFFF"/>
+              <w:ind w:left="708"/>
+              <w:rPr>
+                <w:rFonts w:ascii="Segoe UI" w:eastAsiaTheme="majorEastAsia" w:hAnsi="Segoe UI" w:cs="Segoe UI"/>
+                <w:color w:val="161616"/>
+                <w:sz w:val="26"/>
+                <w:szCs w:val="26"/>
+              </w:rPr>
+            </w:pPr>
+            <w:r>
+              <w:rPr>
+                <w:rFonts w:ascii="Segoe UI" w:eastAsiaTheme="majorEastAsia" w:hAnsi="Segoe UI" w:cs="Segoe UI"/>
+                <w:color w:val="161616"/>
+                <w:sz w:val="26"/>
+                <w:szCs w:val="26"/>
+              </w:rPr>
+              <w:t>N/A</w:t>
+            </w:r>
+          </w:p>
+        </w:tc>
+        <w:tc>
+          <w:tcPr>
+            <w:tcW w:w="0" w:type="auto"/>
+            <w:hideMark/>
+          </w:tcPr>
+          <w:p>
+            <w:pPr>
+              <w:pStyle w:val="NormalWeb"/>
+              <w:shd w:val="clear" w:color="auto" w:fill="FFFFFF"/>
+              <w:ind w:left="708"/>
+              <w:rPr>
+                <w:rFonts w:ascii="Segoe UI" w:eastAsiaTheme="majorEastAsia" w:hAnsi="Segoe UI" w:cs="Segoe UI"/>
+                <w:color w:val="161616"/>
+                <w:sz w:val="26"/>
+                <w:szCs w:val="26"/>
+              </w:rPr>
+            </w:pPr>
+            <w:r>
+              <w:rPr>
+                <w:rFonts w:ascii="Segoe UI" w:eastAsiaTheme="majorEastAsia" w:hAnsi="Segoe UI" w:cs="Segoe UI"/>
+                <w:color w:val="161616"/>
+                <w:sz w:val="26"/>
+                <w:szCs w:val="26"/>
+              </w:rPr>
+              <w:t>8,000</w:t>
+            </w:r>
+          </w:p>
+        </w:tc>
+        <w:tc>
+          <w:tcPr>
+            <w:tcW w:w="0" w:type="auto"/>
+            <w:hideMark/>
+          </w:tcPr>
+          <w:p>
+            <w:pPr>
+              <w:pStyle w:val="NormalWeb"/>
+              <w:shd w:val="clear" w:color="auto" w:fill="FFFFFF"/>
+              <w:ind w:left="708"/>
+              <w:rPr>
+                <w:rFonts w:ascii="Segoe UI" w:eastAsiaTheme="majorEastAsia" w:hAnsi="Segoe UI" w:cs="Segoe UI"/>
+                <w:color w:val="161616"/>
+                <w:sz w:val="26"/>
+                <w:szCs w:val="26"/>
+              </w:rPr>
+            </w:pPr>
+            <w:r>
+              <w:rPr>
+                <w:rFonts w:ascii="Segoe UI" w:eastAsiaTheme="majorEastAsia" w:hAnsi="Segoe UI" w:cs="Segoe UI"/>
+                <w:color w:val="161616"/>
+                <w:sz w:val="26"/>
+                <w:szCs w:val="26"/>
+              </w:rPr>
+              <w:t>16,000</w:t>
+            </w:r>
+          </w:p>
+        </w:tc>
+        <w:tc>
+          <w:tcPr>
+            <w:tcW w:w="0" w:type="auto"/>
+            <w:hideMark/>
+          </w:tcPr>
+          <w:p>
+            <w:pPr>
+              <w:pStyle w:val="NormalWeb"/>
+              <w:shd w:val="clear" w:color="auto" w:fill="FFFFFF"/>
+              <w:ind w:left="708"/>
+              <w:rPr>
+                <w:rFonts w:ascii="Segoe UI" w:eastAsiaTheme="majorEastAsia" w:hAnsi="Segoe UI" w:cs="Segoe UI"/>
+                <w:color w:val="161616"/>
+                <w:sz w:val="26"/>
+                <w:szCs w:val="26"/>
+              </w:rPr>
+            </w:pPr>
+            <w:r>
+              <w:rPr>
+                <w:rFonts w:ascii="Segoe UI" w:eastAsiaTheme="majorEastAsia" w:hAnsi="Segoe UI" w:cs="Segoe UI"/>
+                <w:color w:val="161616"/>
+                <w:sz w:val="26"/>
+                <w:szCs w:val="26"/>
+              </w:rPr>
+              <w:t>20,000</w:t>
+            </w:r>
+          </w:p>
+        </w:tc>
+        <w:tc>
+          <w:tcPr>
+            <w:tcW w:w="0" w:type="auto"/>
+            <w:hideMark/>
+          </w:tcPr>
+          <w:p>
+            <w:pPr>
+              <w:pStyle w:val="NormalWeb"/>
+              <w:shd w:val="clear" w:color="auto" w:fill="FFFFFF"/>
+              <w:ind w:left="708"/>
+              <w:rPr>
+                <w:rFonts w:ascii="Segoe UI" w:eastAsiaTheme="majorEastAsia" w:hAnsi="Segoe UI" w:cs="Segoe UI"/>
+                <w:color w:val="161616"/>
+                <w:sz w:val="26"/>
+                <w:szCs w:val="26"/>
+              </w:rPr>
+            </w:pPr>
+            <w:r>
+              <w:rPr>
+                <w:rFonts w:ascii="Segoe UI" w:eastAsiaTheme="majorEastAsia" w:hAnsi="Segoe UI" w:cs="Segoe UI"/>
+                <w:color w:val="161616"/>
+                <w:sz w:val="26"/>
+                <w:szCs w:val="26"/>
+              </w:rPr>
+              <w:t>20,000</w:t>
+            </w:r>
+          </w:p>
+        </w:tc>
+        <w:tc>
+          <w:tcPr>
+            <w:tcW w:w="0" w:type="auto"/>
+            <w:hideMark/>
+          </w:tcPr>
+          <w:p>
+            <w:pPr>
+              <w:pStyle w:val="NormalWeb"/>
+              <w:shd w:val="clear" w:color="auto" w:fill="FFFFFF"/>
+              <w:ind w:left="708"/>
+              <w:rPr>
+                <w:rFonts w:ascii="Segoe UI" w:eastAsiaTheme="majorEastAsia" w:hAnsi="Segoe UI" w:cs="Segoe UI"/>
+                <w:color w:val="161616"/>
+                <w:sz w:val="26"/>
+                <w:szCs w:val="26"/>
+              </w:rPr>
+            </w:pPr>
+            <w:r>
+              <w:rPr>
+                <w:rFonts w:ascii="Segoe UI" w:eastAsiaTheme="majorEastAsia" w:hAnsi="Segoe UI" w:cs="Segoe UI"/>
+                <w:color w:val="161616"/>
+                <w:sz w:val="26"/>
+                <w:szCs w:val="26"/>
+              </w:rPr>
+              <w:t>20,000</w:t>
+            </w:r>
+          </w:p>
+        </w:tc>
+        <w:tc>
+          <w:tcPr>
+            <w:tcW w:w="0" w:type="auto"/>
+            <w:hideMark/>
+          </w:tcPr>
+          <w:p>
+            <w:pPr>
+              <w:pStyle w:val="NormalWeb"/>
+              <w:shd w:val="clear" w:color="auto" w:fill="FFFFFF"/>
+              <w:ind w:left="708"/>
+              <w:rPr>
+                <w:rFonts w:ascii="Segoe UI" w:eastAsiaTheme="majorEastAsia" w:hAnsi="Segoe UI" w:cs="Segoe UI"/>
+                <w:color w:val="161616"/>
+                <w:sz w:val="26"/>
+                <w:szCs w:val="26"/>
+              </w:rPr>
+            </w:pPr>
+            <w:r>
+              <w:rPr>
+                <w:rFonts w:ascii="Segoe UI" w:eastAsiaTheme="majorEastAsia" w:hAnsi="Segoe UI" w:cs="Segoe UI"/>
+                <w:color w:val="161616"/>
+                <w:sz w:val="26"/>
+                <w:szCs w:val="26"/>
+              </w:rPr>
+              <w:t>20,000</w:t>
+            </w:r>
+          </w:p>
+        </w:tc>
+      </w:tr>
+      <w:tr>
+        <w:tc>
+          <w:tcPr>
+            <w:tcW w:w="0" w:type="auto"/>
+            <w:hideMark/>
+          </w:tcPr>
+          <w:p>
+            <w:pPr>
+              <w:pStyle w:val="NormalWeb"/>
+              <w:shd w:val="clear" w:color="auto" w:fill="FFFFFF"/>
+              <w:ind w:left="708"/>
+              <w:rPr>
+                <w:rFonts w:ascii="Segoe UI" w:eastAsiaTheme="majorEastAsia" w:hAnsi="Segoe UI" w:cs="Segoe UI"/>
+                <w:color w:val="161616"/>
+                <w:sz w:val="26"/>
+                <w:szCs w:val="26"/>
+              </w:rPr>
+            </w:pPr>
+            <w:r>
+              <w:rPr>
+                <w:rFonts w:ascii="Segoe UI" w:eastAsiaTheme="majorEastAsia" w:hAnsi="Segoe UI" w:cs="Segoe UI"/>
+                <w:color w:val="161616"/>
+                <w:sz w:val="26"/>
+                <w:szCs w:val="26"/>
+              </w:rPr>
+              <w:t>Débito provisionado base por disco</w:t>
+            </w:r>
+          </w:p>
+        </w:tc>
+        <w:tc>
+          <w:tcPr>
+            <w:tcW w:w="0" w:type="auto"/>
+            <w:hideMark/>
+          </w:tcPr>
+          <w:p>
+            <w:pPr>
+              <w:pStyle w:val="NormalWeb"/>
+              <w:shd w:val="clear" w:color="auto" w:fill="FFFFFF"/>
+              <w:ind w:left="708"/>
+              <w:rPr>
+                <w:rFonts w:ascii="Segoe UI" w:eastAsiaTheme="majorEastAsia" w:hAnsi="Segoe UI" w:cs="Segoe UI"/>
+                <w:color w:val="161616"/>
+                <w:sz w:val="26"/>
+                <w:szCs w:val="26"/>
+              </w:rPr>
+            </w:pPr>
+            <w:r>
+              <w:rPr>
+                <w:rFonts w:ascii="Segoe UI" w:eastAsiaTheme="majorEastAsia" w:hAnsi="Segoe UI" w:cs="Segoe UI"/>
+                <w:color w:val="161616"/>
+                <w:sz w:val="26"/>
+                <w:szCs w:val="26"/>
+              </w:rPr>
+              <w:t>25 MB/s</w:t>
+            </w:r>
+          </w:p>
+        </w:tc>
+        <w:tc>
+          <w:tcPr>
+            <w:tcW w:w="0" w:type="auto"/>
+            <w:hideMark/>
+          </w:tcPr>
+          <w:p>
+            <w:pPr>
+              <w:pStyle w:val="NormalWeb"/>
+              <w:shd w:val="clear" w:color="auto" w:fill="FFFFFF"/>
+              <w:ind w:left="708"/>
+              <w:rPr>
+                <w:rFonts w:ascii="Segoe UI" w:eastAsiaTheme="majorEastAsia" w:hAnsi="Segoe UI" w:cs="Segoe UI"/>
+                <w:color w:val="161616"/>
+                <w:sz w:val="26"/>
+                <w:szCs w:val="26"/>
+              </w:rPr>
+            </w:pPr>
+            <w:r>
+              <w:rPr>
+                <w:rFonts w:ascii="Segoe UI" w:eastAsiaTheme="majorEastAsia" w:hAnsi="Segoe UI" w:cs="Segoe UI"/>
+                <w:color w:val="161616"/>
+                <w:sz w:val="26"/>
+                <w:szCs w:val="26"/>
+              </w:rPr>
+              <w:t>25 MB/s</w:t>
+            </w:r>
+          </w:p>
+        </w:tc>
+        <w:tc>
+          <w:tcPr>
+            <w:tcW w:w="0" w:type="auto"/>
+            <w:hideMark/>
+          </w:tcPr>
+          <w:p>
+            <w:pPr>
+              <w:pStyle w:val="NormalWeb"/>
+              <w:shd w:val="clear" w:color="auto" w:fill="FFFFFF"/>
+              <w:ind w:left="708"/>
+              <w:rPr>
+                <w:rFonts w:ascii="Segoe UI" w:eastAsiaTheme="majorEastAsia" w:hAnsi="Segoe UI" w:cs="Segoe UI"/>
+                <w:color w:val="161616"/>
+                <w:sz w:val="26"/>
+                <w:szCs w:val="26"/>
+              </w:rPr>
+            </w:pPr>
+            <w:r>
+              <w:rPr>
+                <w:rFonts w:ascii="Segoe UI" w:eastAsiaTheme="majorEastAsia" w:hAnsi="Segoe UI" w:cs="Segoe UI"/>
+                <w:color w:val="161616"/>
+                <w:sz w:val="26"/>
+                <w:szCs w:val="26"/>
+              </w:rPr>
+              <w:t>25 MB/s</w:t>
+            </w:r>
+          </w:p>
+        </w:tc>
+        <w:tc>
+          <w:tcPr>
+            <w:tcW w:w="0" w:type="auto"/>
+            <w:hideMark/>
+          </w:tcPr>
+          <w:p>
+            <w:pPr>
+              <w:pStyle w:val="NormalWeb"/>
+              <w:shd w:val="clear" w:color="auto" w:fill="FFFFFF"/>
+              <w:ind w:left="708"/>
+              <w:rPr>
+                <w:rFonts w:ascii="Segoe UI" w:eastAsiaTheme="majorEastAsia" w:hAnsi="Segoe UI" w:cs="Segoe UI"/>
+                <w:color w:val="161616"/>
+                <w:sz w:val="26"/>
+                <w:szCs w:val="26"/>
+              </w:rPr>
+            </w:pPr>
+            <w:r>
+              <w:rPr>
+                <w:rFonts w:ascii="Segoe UI" w:eastAsiaTheme="majorEastAsia" w:hAnsi="Segoe UI" w:cs="Segoe UI"/>
+                <w:color w:val="161616"/>
+                <w:sz w:val="26"/>
+                <w:szCs w:val="26"/>
+              </w:rPr>
+              <w:t>25 MB/s</w:t>
+            </w:r>
+          </w:p>
+        </w:tc>
+        <w:tc>
+          <w:tcPr>
+            <w:tcW w:w="0" w:type="auto"/>
+            <w:hideMark/>
+          </w:tcPr>
+          <w:p>
+            <w:pPr>
+              <w:pStyle w:val="NormalWeb"/>
+              <w:shd w:val="clear" w:color="auto" w:fill="FFFFFF"/>
+              <w:ind w:left="708"/>
+              <w:rPr>
+                <w:rFonts w:ascii="Segoe UI" w:eastAsiaTheme="majorEastAsia" w:hAnsi="Segoe UI" w:cs="Segoe UI"/>
+                <w:color w:val="161616"/>
+                <w:sz w:val="26"/>
+                <w:szCs w:val="26"/>
+              </w:rPr>
+            </w:pPr>
+            <w:r>
+              <w:rPr>
+                <w:rFonts w:ascii="Segoe UI" w:eastAsiaTheme="majorEastAsia" w:hAnsi="Segoe UI" w:cs="Segoe UI"/>
+                <w:color w:val="161616"/>
+                <w:sz w:val="26"/>
+                <w:szCs w:val="26"/>
+              </w:rPr>
+              <w:t>50 MB/s</w:t>
+            </w:r>
+          </w:p>
+        </w:tc>
+        <w:tc>
+          <w:tcPr>
+            <w:tcW w:w="0" w:type="auto"/>
+            <w:hideMark/>
+          </w:tcPr>
+          <w:p>
+            <w:pPr>
+              <w:pStyle w:val="NormalWeb"/>
+              <w:shd w:val="clear" w:color="auto" w:fill="FFFFFF"/>
+              <w:ind w:left="708"/>
+              <w:rPr>
+                <w:rFonts w:ascii="Segoe UI" w:eastAsiaTheme="majorEastAsia" w:hAnsi="Segoe UI" w:cs="Segoe UI"/>
+                <w:color w:val="161616"/>
+                <w:sz w:val="26"/>
+                <w:szCs w:val="26"/>
+              </w:rPr>
+            </w:pPr>
+            <w:r>
+              <w:rPr>
+                <w:rFonts w:ascii="Segoe UI" w:eastAsiaTheme="majorEastAsia" w:hAnsi="Segoe UI" w:cs="Segoe UI"/>
+                <w:color w:val="161616"/>
+                <w:sz w:val="26"/>
+                <w:szCs w:val="26"/>
+              </w:rPr>
+              <w:t>100 MB/s</w:t>
+            </w:r>
+          </w:p>
+        </w:tc>
+        <w:tc>
+          <w:tcPr>
+            <w:tcW w:w="0" w:type="auto"/>
+            <w:hideMark/>
+          </w:tcPr>
+          <w:p>
+            <w:pPr>
+              <w:pStyle w:val="NormalWeb"/>
+              <w:shd w:val="clear" w:color="auto" w:fill="FFFFFF"/>
+              <w:ind w:left="708"/>
+              <w:rPr>
+                <w:rFonts w:ascii="Segoe UI" w:eastAsiaTheme="majorEastAsia" w:hAnsi="Segoe UI" w:cs="Segoe UI"/>
+                <w:color w:val="161616"/>
+                <w:sz w:val="26"/>
+                <w:szCs w:val="26"/>
+              </w:rPr>
+            </w:pPr>
+            <w:r>
+              <w:rPr>
+                <w:rFonts w:ascii="Segoe UI" w:eastAsiaTheme="majorEastAsia" w:hAnsi="Segoe UI" w:cs="Segoe UI"/>
+                <w:color w:val="161616"/>
+                <w:sz w:val="26"/>
+                <w:szCs w:val="26"/>
+              </w:rPr>
+              <w:t>125 MB/s</w:t>
+            </w:r>
+          </w:p>
+        </w:tc>
+        <w:tc>
+          <w:tcPr>
+            <w:tcW w:w="0" w:type="auto"/>
+            <w:hideMark/>
+          </w:tcPr>
+          <w:p>
+            <w:pPr>
+              <w:pStyle w:val="NormalWeb"/>
+              <w:shd w:val="clear" w:color="auto" w:fill="FFFFFF"/>
+              <w:ind w:left="708"/>
+              <w:rPr>
+                <w:rFonts w:ascii="Segoe UI" w:eastAsiaTheme="majorEastAsia" w:hAnsi="Segoe UI" w:cs="Segoe UI"/>
+                <w:color w:val="161616"/>
+                <w:sz w:val="26"/>
+                <w:szCs w:val="26"/>
+              </w:rPr>
+            </w:pPr>
+            <w:r>
+              <w:rPr>
+                <w:rFonts w:ascii="Segoe UI" w:eastAsiaTheme="majorEastAsia" w:hAnsi="Segoe UI" w:cs="Segoe UI"/>
+                <w:color w:val="161616"/>
+                <w:sz w:val="26"/>
+                <w:szCs w:val="26"/>
+              </w:rPr>
+              <w:t>150 MB/s</w:t>
+            </w:r>
+          </w:p>
+        </w:tc>
+        <w:tc>
+          <w:tcPr>
+            <w:tcW w:w="0" w:type="auto"/>
+            <w:hideMark/>
+          </w:tcPr>
+          <w:p>
+            <w:pPr>
+              <w:pStyle w:val="NormalWeb"/>
+              <w:shd w:val="clear" w:color="auto" w:fill="FFFFFF"/>
+              <w:ind w:left="708"/>
+              <w:rPr>
+                <w:rFonts w:ascii="Segoe UI" w:eastAsiaTheme="majorEastAsia" w:hAnsi="Segoe UI" w:cs="Segoe UI"/>
+                <w:color w:val="161616"/>
+                <w:sz w:val="26"/>
+                <w:szCs w:val="26"/>
+              </w:rPr>
+            </w:pPr>
+            <w:r>
+              <w:rPr>
+                <w:rFonts w:ascii="Segoe UI" w:eastAsiaTheme="majorEastAsia" w:hAnsi="Segoe UI" w:cs="Segoe UI"/>
+                <w:color w:val="161616"/>
+                <w:sz w:val="26"/>
+                <w:szCs w:val="26"/>
+              </w:rPr>
+              <w:t>200 MB/s</w:t>
+            </w:r>
+          </w:p>
+        </w:tc>
+        <w:tc>
+          <w:tcPr>
+            <w:tcW w:w="0" w:type="auto"/>
+            <w:hideMark/>
+          </w:tcPr>
+          <w:p>
+            <w:pPr>
+              <w:pStyle w:val="NormalWeb"/>
+              <w:shd w:val="clear" w:color="auto" w:fill="FFFFFF"/>
+              <w:ind w:left="708"/>
+              <w:rPr>
+                <w:rFonts w:ascii="Segoe UI" w:eastAsiaTheme="majorEastAsia" w:hAnsi="Segoe UI" w:cs="Segoe UI"/>
+                <w:color w:val="161616"/>
+                <w:sz w:val="26"/>
+                <w:szCs w:val="26"/>
+              </w:rPr>
+            </w:pPr>
+            <w:r>
+              <w:rPr>
+                <w:rFonts w:ascii="Segoe UI" w:eastAsiaTheme="majorEastAsia" w:hAnsi="Segoe UI" w:cs="Segoe UI"/>
+                <w:color w:val="161616"/>
+                <w:sz w:val="26"/>
+                <w:szCs w:val="26"/>
+              </w:rPr>
+              <w:t>250 MB/s</w:t>
+            </w:r>
+          </w:p>
+        </w:tc>
+        <w:tc>
+          <w:tcPr>
+            <w:tcW w:w="0" w:type="auto"/>
+            <w:hideMark/>
+          </w:tcPr>
+          <w:p>
+            <w:pPr>
+              <w:pStyle w:val="NormalWeb"/>
+              <w:shd w:val="clear" w:color="auto" w:fill="FFFFFF"/>
+              <w:ind w:left="708"/>
+              <w:rPr>
+                <w:rFonts w:ascii="Segoe UI" w:eastAsiaTheme="majorEastAsia" w:hAnsi="Segoe UI" w:cs="Segoe UI"/>
+                <w:color w:val="161616"/>
+                <w:sz w:val="26"/>
+                <w:szCs w:val="26"/>
+              </w:rPr>
+            </w:pPr>
+            <w:r>
+              <w:rPr>
+                <w:rFonts w:ascii="Segoe UI" w:eastAsiaTheme="majorEastAsia" w:hAnsi="Segoe UI" w:cs="Segoe UI"/>
+                <w:color w:val="161616"/>
+                <w:sz w:val="26"/>
+                <w:szCs w:val="26"/>
+              </w:rPr>
+              <w:t>250 MB/s</w:t>
+            </w:r>
+          </w:p>
+        </w:tc>
+        <w:tc>
+          <w:tcPr>
+            <w:tcW w:w="0" w:type="auto"/>
+            <w:hideMark/>
+          </w:tcPr>
+          <w:p>
+            <w:pPr>
+              <w:pStyle w:val="NormalWeb"/>
+              <w:shd w:val="clear" w:color="auto" w:fill="FFFFFF"/>
+              <w:ind w:left="708"/>
+              <w:rPr>
+                <w:rFonts w:ascii="Segoe UI" w:eastAsiaTheme="majorEastAsia" w:hAnsi="Segoe UI" w:cs="Segoe UI"/>
+                <w:color w:val="161616"/>
+                <w:sz w:val="26"/>
+                <w:szCs w:val="26"/>
+              </w:rPr>
+            </w:pPr>
+            <w:r>
+              <w:rPr>
+                <w:rFonts w:ascii="Segoe UI" w:eastAsiaTheme="majorEastAsia" w:hAnsi="Segoe UI" w:cs="Segoe UI"/>
+                <w:color w:val="161616"/>
+                <w:sz w:val="26"/>
+                <w:szCs w:val="26"/>
+              </w:rPr>
+              <w:t>500 MB/s</w:t>
+            </w:r>
+          </w:p>
+        </w:tc>
+        <w:tc>
+          <w:tcPr>
+            <w:tcW w:w="0" w:type="auto"/>
+            <w:hideMark/>
+          </w:tcPr>
+          <w:p>
+            <w:pPr>
+              <w:pStyle w:val="NormalWeb"/>
+              <w:shd w:val="clear" w:color="auto" w:fill="FFFFFF"/>
+              <w:ind w:left="708"/>
+              <w:rPr>
+                <w:rFonts w:ascii="Segoe UI" w:eastAsiaTheme="majorEastAsia" w:hAnsi="Segoe UI" w:cs="Segoe UI"/>
+                <w:color w:val="161616"/>
+                <w:sz w:val="26"/>
+                <w:szCs w:val="26"/>
+              </w:rPr>
+            </w:pPr>
+            <w:r>
+              <w:rPr>
+                <w:rFonts w:ascii="Segoe UI" w:eastAsiaTheme="majorEastAsia" w:hAnsi="Segoe UI" w:cs="Segoe UI"/>
+                <w:color w:val="161616"/>
+                <w:sz w:val="26"/>
+                <w:szCs w:val="26"/>
+              </w:rPr>
+              <w:t>750 MB/s</w:t>
+            </w:r>
+          </w:p>
+        </w:tc>
+        <w:tc>
+          <w:tcPr>
+            <w:tcW w:w="0" w:type="auto"/>
+            <w:hideMark/>
+          </w:tcPr>
+          <w:p>
+            <w:pPr>
+              <w:pStyle w:val="NormalWeb"/>
+              <w:shd w:val="clear" w:color="auto" w:fill="FFFFFF"/>
+              <w:ind w:left="708"/>
+              <w:rPr>
+                <w:rFonts w:ascii="Segoe UI" w:eastAsiaTheme="majorEastAsia" w:hAnsi="Segoe UI" w:cs="Segoe UI"/>
+                <w:color w:val="161616"/>
+                <w:sz w:val="26"/>
+                <w:szCs w:val="26"/>
+              </w:rPr>
+            </w:pPr>
+            <w:r>
+              <w:rPr>
+                <w:rFonts w:ascii="Segoe UI" w:eastAsiaTheme="majorEastAsia" w:hAnsi="Segoe UI" w:cs="Segoe UI"/>
+                <w:color w:val="161616"/>
+                <w:sz w:val="26"/>
+                <w:szCs w:val="26"/>
+              </w:rPr>
+              <w:t>900 MB/s</w:t>
+            </w:r>
+          </w:p>
+        </w:tc>
+      </w:tr>
+      <w:tr>
+        <w:tc>
+          <w:tcPr>
+            <w:tcW w:w="0" w:type="auto"/>
+            <w:hideMark/>
+          </w:tcPr>
+          <w:p>
+            <w:pPr>
+              <w:pStyle w:val="NormalWeb"/>
+              <w:shd w:val="clear" w:color="auto" w:fill="FFFFFF"/>
+              <w:ind w:left="708"/>
+              <w:rPr>
+                <w:rFonts w:ascii="Segoe UI" w:eastAsiaTheme="majorEastAsia" w:hAnsi="Segoe UI" w:cs="Segoe UI"/>
+                <w:color w:val="161616"/>
+                <w:sz w:val="26"/>
+                <w:szCs w:val="26"/>
+              </w:rPr>
+            </w:pPr>
+            <w:r>
+              <w:rPr>
+                <w:rFonts w:ascii="Segoe UI" w:eastAsiaTheme="majorEastAsia" w:hAnsi="Segoe UI" w:cs="Segoe UI"/>
+                <w:color w:val="161616"/>
+                <w:sz w:val="26"/>
+                <w:szCs w:val="26"/>
+              </w:rPr>
+              <w:t>**Ampliación del rendimiento provisionado por disco</w:t>
+            </w:r>
+          </w:p>
+        </w:tc>
+        <w:tc>
+          <w:tcPr>
+            <w:tcW w:w="0" w:type="auto"/>
+            <w:hideMark/>
+          </w:tcPr>
+          <w:p>
+            <w:pPr>
+              <w:pStyle w:val="NormalWeb"/>
+              <w:shd w:val="clear" w:color="auto" w:fill="FFFFFF"/>
+              <w:ind w:left="708"/>
+              <w:rPr>
+                <w:rFonts w:ascii="Segoe UI" w:eastAsiaTheme="majorEastAsia" w:hAnsi="Segoe UI" w:cs="Segoe UI"/>
+                <w:color w:val="161616"/>
+                <w:sz w:val="26"/>
+                <w:szCs w:val="26"/>
+              </w:rPr>
+            </w:pPr>
+            <w:r>
+              <w:rPr>
+                <w:rFonts w:ascii="Segoe UI" w:eastAsiaTheme="majorEastAsia" w:hAnsi="Segoe UI" w:cs="Segoe UI"/>
+                <w:color w:val="161616"/>
+                <w:sz w:val="26"/>
+                <w:szCs w:val="26"/>
+              </w:rPr>
+              <w:t>N/A</w:t>
+            </w:r>
+          </w:p>
+        </w:tc>
+        <w:tc>
+          <w:tcPr>
+            <w:tcW w:w="0" w:type="auto"/>
+            <w:hideMark/>
+          </w:tcPr>
+          <w:p>
+            <w:pPr>
+              <w:pStyle w:val="NormalWeb"/>
+              <w:shd w:val="clear" w:color="auto" w:fill="FFFFFF"/>
+              <w:ind w:left="708"/>
+              <w:rPr>
+                <w:rFonts w:ascii="Segoe UI" w:eastAsiaTheme="majorEastAsia" w:hAnsi="Segoe UI" w:cs="Segoe UI"/>
+                <w:color w:val="161616"/>
+                <w:sz w:val="26"/>
+                <w:szCs w:val="26"/>
+              </w:rPr>
+            </w:pPr>
+            <w:r>
+              <w:rPr>
+                <w:rFonts w:ascii="Segoe UI" w:eastAsiaTheme="majorEastAsia" w:hAnsi="Segoe UI" w:cs="Segoe UI"/>
+                <w:color w:val="161616"/>
+                <w:sz w:val="26"/>
+                <w:szCs w:val="26"/>
+              </w:rPr>
+              <w:t>N/A</w:t>
+            </w:r>
+          </w:p>
+        </w:tc>
+        <w:tc>
+          <w:tcPr>
+            <w:tcW w:w="0" w:type="auto"/>
+            <w:hideMark/>
+          </w:tcPr>
+          <w:p>
+            <w:pPr>
+              <w:pStyle w:val="NormalWeb"/>
+              <w:shd w:val="clear" w:color="auto" w:fill="FFFFFF"/>
+              <w:ind w:left="708"/>
+              <w:rPr>
+                <w:rFonts w:ascii="Segoe UI" w:eastAsiaTheme="majorEastAsia" w:hAnsi="Segoe UI" w:cs="Segoe UI"/>
+                <w:color w:val="161616"/>
+                <w:sz w:val="26"/>
+                <w:szCs w:val="26"/>
+              </w:rPr>
+            </w:pPr>
+            <w:r>
+              <w:rPr>
+                <w:rFonts w:ascii="Segoe UI" w:eastAsiaTheme="majorEastAsia" w:hAnsi="Segoe UI" w:cs="Segoe UI"/>
+                <w:color w:val="161616"/>
+                <w:sz w:val="26"/>
+                <w:szCs w:val="26"/>
+              </w:rPr>
+              <w:t>N/A</w:t>
+            </w:r>
+          </w:p>
+        </w:tc>
+        <w:tc>
+          <w:tcPr>
+            <w:tcW w:w="0" w:type="auto"/>
+            <w:hideMark/>
+          </w:tcPr>
+          <w:p>
+            <w:pPr>
+              <w:pStyle w:val="NormalWeb"/>
+              <w:shd w:val="clear" w:color="auto" w:fill="FFFFFF"/>
+              <w:ind w:left="708"/>
+              <w:rPr>
+                <w:rFonts w:ascii="Segoe UI" w:eastAsiaTheme="majorEastAsia" w:hAnsi="Segoe UI" w:cs="Segoe UI"/>
+                <w:color w:val="161616"/>
+                <w:sz w:val="26"/>
+                <w:szCs w:val="26"/>
+              </w:rPr>
+            </w:pPr>
+            <w:r>
+              <w:rPr>
+                <w:rFonts w:ascii="Segoe UI" w:eastAsiaTheme="majorEastAsia" w:hAnsi="Segoe UI" w:cs="Segoe UI"/>
+                <w:color w:val="161616"/>
+                <w:sz w:val="26"/>
+                <w:szCs w:val="26"/>
+              </w:rPr>
+              <w:t>N/A</w:t>
+            </w:r>
+          </w:p>
+        </w:tc>
+        <w:tc>
+          <w:tcPr>
+            <w:tcW w:w="0" w:type="auto"/>
+            <w:hideMark/>
+          </w:tcPr>
+          <w:p>
+            <w:pPr>
+              <w:pStyle w:val="NormalWeb"/>
+              <w:shd w:val="clear" w:color="auto" w:fill="FFFFFF"/>
+              <w:ind w:left="708"/>
+              <w:rPr>
+                <w:rFonts w:ascii="Segoe UI" w:eastAsiaTheme="majorEastAsia" w:hAnsi="Segoe UI" w:cs="Segoe UI"/>
+                <w:color w:val="161616"/>
+                <w:sz w:val="26"/>
+                <w:szCs w:val="26"/>
+              </w:rPr>
+            </w:pPr>
+            <w:r>
+              <w:rPr>
+                <w:rFonts w:ascii="Segoe UI" w:eastAsiaTheme="majorEastAsia" w:hAnsi="Segoe UI" w:cs="Segoe UI"/>
+                <w:color w:val="161616"/>
+                <w:sz w:val="26"/>
+                <w:szCs w:val="26"/>
+              </w:rPr>
+              <w:t>N/A</w:t>
+            </w:r>
+          </w:p>
+        </w:tc>
+        <w:tc>
+          <w:tcPr>
+            <w:tcW w:w="0" w:type="auto"/>
+            <w:hideMark/>
+          </w:tcPr>
+          <w:p>
+            <w:pPr>
+              <w:pStyle w:val="NormalWeb"/>
+              <w:shd w:val="clear" w:color="auto" w:fill="FFFFFF"/>
+              <w:ind w:left="708"/>
+              <w:rPr>
+                <w:rFonts w:ascii="Segoe UI" w:eastAsiaTheme="majorEastAsia" w:hAnsi="Segoe UI" w:cs="Segoe UI"/>
+                <w:color w:val="161616"/>
+                <w:sz w:val="26"/>
+                <w:szCs w:val="26"/>
+              </w:rPr>
+            </w:pPr>
+            <w:r>
+              <w:rPr>
+                <w:rFonts w:ascii="Segoe UI" w:eastAsiaTheme="majorEastAsia" w:hAnsi="Segoe UI" w:cs="Segoe UI"/>
+                <w:color w:val="161616"/>
+                <w:sz w:val="26"/>
+                <w:szCs w:val="26"/>
+              </w:rPr>
+              <w:t>N/A</w:t>
+            </w:r>
+          </w:p>
+        </w:tc>
+        <w:tc>
+          <w:tcPr>
+            <w:tcW w:w="0" w:type="auto"/>
+            <w:hideMark/>
+          </w:tcPr>
+          <w:p>
+            <w:pPr>
+              <w:pStyle w:val="NormalWeb"/>
+              <w:shd w:val="clear" w:color="auto" w:fill="FFFFFF"/>
+              <w:ind w:left="708"/>
+              <w:rPr>
+                <w:rFonts w:ascii="Segoe UI" w:eastAsiaTheme="majorEastAsia" w:hAnsi="Segoe UI" w:cs="Segoe UI"/>
+                <w:color w:val="161616"/>
+                <w:sz w:val="26"/>
+                <w:szCs w:val="26"/>
+              </w:rPr>
+            </w:pPr>
+            <w:r>
+              <w:rPr>
+                <w:rFonts w:ascii="Segoe UI" w:eastAsiaTheme="majorEastAsia" w:hAnsi="Segoe UI" w:cs="Segoe UI"/>
+                <w:color w:val="161616"/>
+                <w:sz w:val="26"/>
+                <w:szCs w:val="26"/>
+              </w:rPr>
+              <w:t>N/A</w:t>
+            </w:r>
+          </w:p>
+        </w:tc>
+        <w:tc>
+          <w:tcPr>
+            <w:tcW w:w="0" w:type="auto"/>
+            <w:hideMark/>
+          </w:tcPr>
+          <w:p>
+            <w:pPr>
+              <w:pStyle w:val="NormalWeb"/>
+              <w:shd w:val="clear" w:color="auto" w:fill="FFFFFF"/>
+              <w:ind w:left="708"/>
+              <w:rPr>
+                <w:rFonts w:ascii="Segoe UI" w:eastAsiaTheme="majorEastAsia" w:hAnsi="Segoe UI" w:cs="Segoe UI"/>
+                <w:color w:val="161616"/>
+                <w:sz w:val="26"/>
+                <w:szCs w:val="26"/>
+              </w:rPr>
+            </w:pPr>
+            <w:r>
+              <w:rPr>
+                <w:rFonts w:ascii="Segoe UI" w:eastAsiaTheme="majorEastAsia" w:hAnsi="Segoe UI" w:cs="Segoe UI"/>
+                <w:color w:val="161616"/>
+                <w:sz w:val="26"/>
+                <w:szCs w:val="26"/>
+              </w:rPr>
+              <w:t>N/A</w:t>
+            </w:r>
+          </w:p>
+        </w:tc>
+        <w:tc>
+          <w:tcPr>
+            <w:tcW w:w="0" w:type="auto"/>
+            <w:hideMark/>
+          </w:tcPr>
+          <w:p>
+            <w:pPr>
+              <w:pStyle w:val="NormalWeb"/>
+              <w:shd w:val="clear" w:color="auto" w:fill="FFFFFF"/>
+              <w:ind w:left="708"/>
+              <w:rPr>
+                <w:rFonts w:ascii="Segoe UI" w:eastAsiaTheme="majorEastAsia" w:hAnsi="Segoe UI" w:cs="Segoe UI"/>
+                <w:color w:val="161616"/>
+                <w:sz w:val="26"/>
+                <w:szCs w:val="26"/>
+              </w:rPr>
+            </w:pPr>
+            <w:r>
+              <w:rPr>
+                <w:rFonts w:ascii="Segoe UI" w:eastAsiaTheme="majorEastAsia" w:hAnsi="Segoe UI" w:cs="Segoe UI"/>
+                <w:color w:val="161616"/>
+                <w:sz w:val="26"/>
+                <w:szCs w:val="26"/>
+              </w:rPr>
+              <w:t>300 MB/s</w:t>
+            </w:r>
+          </w:p>
+        </w:tc>
+        <w:tc>
+          <w:tcPr>
+            <w:tcW w:w="0" w:type="auto"/>
+            <w:hideMark/>
+          </w:tcPr>
+          <w:p>
+            <w:pPr>
+              <w:pStyle w:val="NormalWeb"/>
+              <w:shd w:val="clear" w:color="auto" w:fill="FFFFFF"/>
+              <w:ind w:left="708"/>
+              <w:rPr>
+                <w:rFonts w:ascii="Segoe UI" w:eastAsiaTheme="majorEastAsia" w:hAnsi="Segoe UI" w:cs="Segoe UI"/>
+                <w:color w:val="161616"/>
+                <w:sz w:val="26"/>
+                <w:szCs w:val="26"/>
+              </w:rPr>
+            </w:pPr>
+            <w:r>
+              <w:rPr>
+                <w:rFonts w:ascii="Segoe UI" w:eastAsiaTheme="majorEastAsia" w:hAnsi="Segoe UI" w:cs="Segoe UI"/>
+                <w:color w:val="161616"/>
+                <w:sz w:val="26"/>
+                <w:szCs w:val="26"/>
+              </w:rPr>
+              <w:t>600 MB/s</w:t>
+            </w:r>
+          </w:p>
+        </w:tc>
+        <w:tc>
+          <w:tcPr>
+            <w:tcW w:w="0" w:type="auto"/>
+            <w:hideMark/>
+          </w:tcPr>
+          <w:p>
+            <w:pPr>
+              <w:pStyle w:val="NormalWeb"/>
+              <w:shd w:val="clear" w:color="auto" w:fill="FFFFFF"/>
+              <w:ind w:left="708"/>
+              <w:rPr>
+                <w:rFonts w:ascii="Segoe UI" w:eastAsiaTheme="majorEastAsia" w:hAnsi="Segoe UI" w:cs="Segoe UI"/>
+                <w:color w:val="161616"/>
+                <w:sz w:val="26"/>
+                <w:szCs w:val="26"/>
+              </w:rPr>
+            </w:pPr>
+            <w:r>
+              <w:rPr>
+                <w:rFonts w:ascii="Segoe UI" w:eastAsiaTheme="majorEastAsia" w:hAnsi="Segoe UI" w:cs="Segoe UI"/>
+                <w:color w:val="161616"/>
+                <w:sz w:val="26"/>
+                <w:szCs w:val="26"/>
+              </w:rPr>
+              <w:t>900 MB/s</w:t>
+            </w:r>
+          </w:p>
+        </w:tc>
+        <w:tc>
+          <w:tcPr>
+            <w:tcW w:w="0" w:type="auto"/>
+            <w:hideMark/>
+          </w:tcPr>
+          <w:p>
+            <w:pPr>
+              <w:pStyle w:val="NormalWeb"/>
+              <w:shd w:val="clear" w:color="auto" w:fill="FFFFFF"/>
+              <w:ind w:left="708"/>
+              <w:rPr>
+                <w:rFonts w:ascii="Segoe UI" w:eastAsiaTheme="majorEastAsia" w:hAnsi="Segoe UI" w:cs="Segoe UI"/>
+                <w:color w:val="161616"/>
+                <w:sz w:val="26"/>
+                <w:szCs w:val="26"/>
+              </w:rPr>
+            </w:pPr>
+            <w:r>
+              <w:rPr>
+                <w:rFonts w:ascii="Segoe UI" w:eastAsiaTheme="majorEastAsia" w:hAnsi="Segoe UI" w:cs="Segoe UI"/>
+                <w:color w:val="161616"/>
+                <w:sz w:val="26"/>
+                <w:szCs w:val="26"/>
+              </w:rPr>
+              <w:t>900 MB/s</w:t>
+            </w:r>
+          </w:p>
+        </w:tc>
+        <w:tc>
+          <w:tcPr>
+            <w:tcW w:w="0" w:type="auto"/>
+            <w:hideMark/>
+          </w:tcPr>
+          <w:p>
+            <w:pPr>
+              <w:pStyle w:val="NormalWeb"/>
+              <w:shd w:val="clear" w:color="auto" w:fill="FFFFFF"/>
+              <w:ind w:left="708"/>
+              <w:rPr>
+                <w:rFonts w:ascii="Segoe UI" w:eastAsiaTheme="majorEastAsia" w:hAnsi="Segoe UI" w:cs="Segoe UI"/>
+                <w:color w:val="161616"/>
+                <w:sz w:val="26"/>
+                <w:szCs w:val="26"/>
+              </w:rPr>
+            </w:pPr>
+            <w:r>
+              <w:rPr>
+                <w:rFonts w:ascii="Segoe UI" w:eastAsiaTheme="majorEastAsia" w:hAnsi="Segoe UI" w:cs="Segoe UI"/>
+                <w:color w:val="161616"/>
+                <w:sz w:val="26"/>
+                <w:szCs w:val="26"/>
+              </w:rPr>
+              <w:t>900 MB/s</w:t>
+            </w:r>
+          </w:p>
+        </w:tc>
+        <w:tc>
+          <w:tcPr>
+            <w:tcW w:w="0" w:type="auto"/>
+            <w:hideMark/>
+          </w:tcPr>
+          <w:p>
+            <w:pPr>
+              <w:pStyle w:val="NormalWeb"/>
+              <w:shd w:val="clear" w:color="auto" w:fill="FFFFFF"/>
+              <w:ind w:left="708"/>
+              <w:rPr>
+                <w:rFonts w:ascii="Segoe UI" w:eastAsiaTheme="majorEastAsia" w:hAnsi="Segoe UI" w:cs="Segoe UI"/>
+                <w:color w:val="161616"/>
+                <w:sz w:val="26"/>
+                <w:szCs w:val="26"/>
+              </w:rPr>
+            </w:pPr>
+            <w:r>
+              <w:rPr>
+                <w:rFonts w:ascii="Segoe UI" w:eastAsiaTheme="majorEastAsia" w:hAnsi="Segoe UI" w:cs="Segoe UI"/>
+                <w:color w:val="161616"/>
+                <w:sz w:val="26"/>
+                <w:szCs w:val="26"/>
+              </w:rPr>
+              <w:t>900 MB/s</w:t>
+            </w:r>
+          </w:p>
+        </w:tc>
+      </w:tr>
+      <w:tr>
+        <w:tc>
+          <w:tcPr>
+            <w:tcW w:w="0" w:type="auto"/>
+            <w:hideMark/>
+          </w:tcPr>
+          <w:p>
+            <w:pPr>
+              <w:pStyle w:val="NormalWeb"/>
+              <w:shd w:val="clear" w:color="auto" w:fill="FFFFFF"/>
+              <w:ind w:left="708"/>
+              <w:rPr>
+                <w:rFonts w:ascii="Segoe UI" w:eastAsiaTheme="majorEastAsia" w:hAnsi="Segoe UI" w:cs="Segoe UI"/>
+                <w:color w:val="161616"/>
+                <w:sz w:val="26"/>
+                <w:szCs w:val="26"/>
+              </w:rPr>
+            </w:pPr>
+            <w:r>
+              <w:rPr>
+                <w:rFonts w:ascii="Segoe UI" w:eastAsiaTheme="majorEastAsia" w:hAnsi="Segoe UI" w:cs="Segoe UI"/>
+                <w:color w:val="161616"/>
+                <w:sz w:val="26"/>
+                <w:szCs w:val="26"/>
+              </w:rPr>
+              <w:t>Máximo de ráfagas de IOPS por disco</w:t>
+            </w:r>
+          </w:p>
+        </w:tc>
+        <w:tc>
+          <w:tcPr>
+            <w:tcW w:w="0" w:type="auto"/>
+            <w:hideMark/>
+          </w:tcPr>
+          <w:p>
+            <w:pPr>
+              <w:pStyle w:val="NormalWeb"/>
+              <w:shd w:val="clear" w:color="auto" w:fill="FFFFFF"/>
+              <w:ind w:left="708"/>
+              <w:rPr>
+                <w:rFonts w:ascii="Segoe UI" w:eastAsiaTheme="majorEastAsia" w:hAnsi="Segoe UI" w:cs="Segoe UI"/>
+                <w:color w:val="161616"/>
+                <w:sz w:val="26"/>
+                <w:szCs w:val="26"/>
+              </w:rPr>
+            </w:pPr>
+            <w:r>
+              <w:rPr>
+                <w:rFonts w:ascii="Segoe UI" w:eastAsiaTheme="majorEastAsia" w:hAnsi="Segoe UI" w:cs="Segoe UI"/>
+                <w:color w:val="161616"/>
+                <w:sz w:val="26"/>
+                <w:szCs w:val="26"/>
+              </w:rPr>
+              <w:t>3,500</w:t>
+            </w:r>
+          </w:p>
+        </w:tc>
+        <w:tc>
+          <w:tcPr>
+            <w:tcW w:w="0" w:type="auto"/>
+            <w:hideMark/>
+          </w:tcPr>
+          <w:p>
+            <w:pPr>
+              <w:pStyle w:val="NormalWeb"/>
+              <w:shd w:val="clear" w:color="auto" w:fill="FFFFFF"/>
+              <w:ind w:left="708"/>
+              <w:rPr>
+                <w:rFonts w:ascii="Segoe UI" w:eastAsiaTheme="majorEastAsia" w:hAnsi="Segoe UI" w:cs="Segoe UI"/>
+                <w:color w:val="161616"/>
+                <w:sz w:val="26"/>
+                <w:szCs w:val="26"/>
+              </w:rPr>
+            </w:pPr>
+            <w:r>
+              <w:rPr>
+                <w:rFonts w:ascii="Segoe UI" w:eastAsiaTheme="majorEastAsia" w:hAnsi="Segoe UI" w:cs="Segoe UI"/>
+                <w:color w:val="161616"/>
+                <w:sz w:val="26"/>
+                <w:szCs w:val="26"/>
+              </w:rPr>
+              <w:t>3,500</w:t>
+            </w:r>
+          </w:p>
+        </w:tc>
+        <w:tc>
+          <w:tcPr>
+            <w:tcW w:w="0" w:type="auto"/>
+            <w:hideMark/>
+          </w:tcPr>
+          <w:p>
+            <w:pPr>
+              <w:pStyle w:val="NormalWeb"/>
+              <w:shd w:val="clear" w:color="auto" w:fill="FFFFFF"/>
+              <w:ind w:left="708"/>
+              <w:rPr>
+                <w:rFonts w:ascii="Segoe UI" w:eastAsiaTheme="majorEastAsia" w:hAnsi="Segoe UI" w:cs="Segoe UI"/>
+                <w:color w:val="161616"/>
+                <w:sz w:val="26"/>
+                <w:szCs w:val="26"/>
+              </w:rPr>
+            </w:pPr>
+            <w:r>
+              <w:rPr>
+                <w:rFonts w:ascii="Segoe UI" w:eastAsiaTheme="majorEastAsia" w:hAnsi="Segoe UI" w:cs="Segoe UI"/>
+                <w:color w:val="161616"/>
+                <w:sz w:val="26"/>
+                <w:szCs w:val="26"/>
+              </w:rPr>
+              <w:t>3,500</w:t>
+            </w:r>
+          </w:p>
+        </w:tc>
+        <w:tc>
+          <w:tcPr>
+            <w:tcW w:w="0" w:type="auto"/>
+            <w:hideMark/>
+          </w:tcPr>
+          <w:p>
+            <w:pPr>
+              <w:pStyle w:val="NormalWeb"/>
+              <w:shd w:val="clear" w:color="auto" w:fill="FFFFFF"/>
+              <w:ind w:left="708"/>
+              <w:rPr>
+                <w:rFonts w:ascii="Segoe UI" w:eastAsiaTheme="majorEastAsia" w:hAnsi="Segoe UI" w:cs="Segoe UI"/>
+                <w:color w:val="161616"/>
+                <w:sz w:val="26"/>
+                <w:szCs w:val="26"/>
+              </w:rPr>
+            </w:pPr>
+            <w:r>
+              <w:rPr>
+                <w:rFonts w:ascii="Segoe UI" w:eastAsiaTheme="majorEastAsia" w:hAnsi="Segoe UI" w:cs="Segoe UI"/>
+                <w:color w:val="161616"/>
+                <w:sz w:val="26"/>
+                <w:szCs w:val="26"/>
+              </w:rPr>
+              <w:t>3,500</w:t>
+            </w:r>
+          </w:p>
+        </w:tc>
+        <w:tc>
+          <w:tcPr>
+            <w:tcW w:w="0" w:type="auto"/>
+            <w:hideMark/>
+          </w:tcPr>
+          <w:p>
+            <w:pPr>
+              <w:pStyle w:val="NormalWeb"/>
+              <w:shd w:val="clear" w:color="auto" w:fill="FFFFFF"/>
+              <w:ind w:left="708"/>
+              <w:rPr>
+                <w:rFonts w:ascii="Segoe UI" w:eastAsiaTheme="majorEastAsia" w:hAnsi="Segoe UI" w:cs="Segoe UI"/>
+                <w:color w:val="161616"/>
+                <w:sz w:val="26"/>
+                <w:szCs w:val="26"/>
+              </w:rPr>
+            </w:pPr>
+            <w:r>
+              <w:rPr>
+                <w:rFonts w:ascii="Segoe UI" w:eastAsiaTheme="majorEastAsia" w:hAnsi="Segoe UI" w:cs="Segoe UI"/>
+                <w:color w:val="161616"/>
+                <w:sz w:val="26"/>
+                <w:szCs w:val="26"/>
+              </w:rPr>
+              <w:t>3,500</w:t>
+            </w:r>
+          </w:p>
+        </w:tc>
+        <w:tc>
+          <w:tcPr>
+            <w:tcW w:w="0" w:type="auto"/>
+            <w:hideMark/>
+          </w:tcPr>
+          <w:p>
+            <w:pPr>
+              <w:pStyle w:val="NormalWeb"/>
+              <w:shd w:val="clear" w:color="auto" w:fill="FFFFFF"/>
+              <w:ind w:left="708"/>
+              <w:rPr>
+                <w:rFonts w:ascii="Segoe UI" w:eastAsiaTheme="majorEastAsia" w:hAnsi="Segoe UI" w:cs="Segoe UI"/>
+                <w:color w:val="161616"/>
+                <w:sz w:val="26"/>
+                <w:szCs w:val="26"/>
+              </w:rPr>
+            </w:pPr>
+            <w:r>
+              <w:rPr>
+                <w:rFonts w:ascii="Segoe UI" w:eastAsiaTheme="majorEastAsia" w:hAnsi="Segoe UI" w:cs="Segoe UI"/>
+                <w:color w:val="161616"/>
+                <w:sz w:val="26"/>
+                <w:szCs w:val="26"/>
+              </w:rPr>
+              <w:t>3,500</w:t>
+            </w:r>
+          </w:p>
+        </w:tc>
+        <w:tc>
+          <w:tcPr>
+            <w:tcW w:w="0" w:type="auto"/>
+            <w:hideMark/>
+          </w:tcPr>
+          <w:p>
+            <w:pPr>
+              <w:pStyle w:val="NormalWeb"/>
+              <w:shd w:val="clear" w:color="auto" w:fill="FFFFFF"/>
+              <w:ind w:left="708"/>
+              <w:rPr>
+                <w:rFonts w:ascii="Segoe UI" w:eastAsiaTheme="majorEastAsia" w:hAnsi="Segoe UI" w:cs="Segoe UI"/>
+                <w:color w:val="161616"/>
+                <w:sz w:val="26"/>
+                <w:szCs w:val="26"/>
+              </w:rPr>
+            </w:pPr>
+            <w:r>
+              <w:rPr>
+                <w:rFonts w:ascii="Segoe UI" w:eastAsiaTheme="majorEastAsia" w:hAnsi="Segoe UI" w:cs="Segoe UI"/>
+                <w:color w:val="161616"/>
+                <w:sz w:val="26"/>
+                <w:szCs w:val="26"/>
+              </w:rPr>
+              <w:t>3,500</w:t>
+            </w:r>
+          </w:p>
+        </w:tc>
+        <w:tc>
+          <w:tcPr>
+            <w:tcW w:w="0" w:type="auto"/>
+            <w:hideMark/>
+          </w:tcPr>
+          <w:p>
+            <w:pPr>
+              <w:pStyle w:val="NormalWeb"/>
+              <w:shd w:val="clear" w:color="auto" w:fill="FFFFFF"/>
+              <w:ind w:left="708"/>
+              <w:rPr>
+                <w:rFonts w:ascii="Segoe UI" w:eastAsiaTheme="majorEastAsia" w:hAnsi="Segoe UI" w:cs="Segoe UI"/>
+                <w:color w:val="161616"/>
+                <w:sz w:val="26"/>
+                <w:szCs w:val="26"/>
+              </w:rPr>
+            </w:pPr>
+            <w:r>
+              <w:rPr>
+                <w:rFonts w:ascii="Segoe UI" w:eastAsiaTheme="majorEastAsia" w:hAnsi="Segoe UI" w:cs="Segoe UI"/>
+                <w:color w:val="161616"/>
+                <w:sz w:val="26"/>
+                <w:szCs w:val="26"/>
+              </w:rPr>
+              <w:t>3,500</w:t>
+            </w:r>
+          </w:p>
+        </w:tc>
+        <w:tc>
+          <w:tcPr>
+            <w:tcW w:w="0" w:type="auto"/>
+            <w:hideMark/>
+          </w:tcPr>
+          <w:p>
+            <w:pPr>
+              <w:pStyle w:val="NormalWeb"/>
+              <w:shd w:val="clear" w:color="auto" w:fill="FFFFFF"/>
+              <w:ind w:left="708"/>
+              <w:rPr>
+                <w:rFonts w:ascii="Segoe UI" w:eastAsiaTheme="majorEastAsia" w:hAnsi="Segoe UI" w:cs="Segoe UI"/>
+                <w:color w:val="161616"/>
+                <w:sz w:val="26"/>
+                <w:szCs w:val="26"/>
+              </w:rPr>
+            </w:pPr>
+            <w:r>
+              <w:rPr>
+                <w:rFonts w:ascii="Segoe UI" w:eastAsiaTheme="majorEastAsia" w:hAnsi="Segoe UI" w:cs="Segoe UI"/>
+                <w:color w:val="161616"/>
+                <w:sz w:val="26"/>
+                <w:szCs w:val="26"/>
+              </w:rPr>
+              <w:t>30,000*</w:t>
+            </w:r>
+          </w:p>
+        </w:tc>
+        <w:tc>
+          <w:tcPr>
+            <w:tcW w:w="0" w:type="auto"/>
+            <w:hideMark/>
+          </w:tcPr>
+          <w:p>
+            <w:pPr>
+              <w:pStyle w:val="NormalWeb"/>
+              <w:shd w:val="clear" w:color="auto" w:fill="FFFFFF"/>
+              <w:ind w:left="708"/>
+              <w:rPr>
+                <w:rFonts w:ascii="Segoe UI" w:eastAsiaTheme="majorEastAsia" w:hAnsi="Segoe UI" w:cs="Segoe UI"/>
+                <w:color w:val="161616"/>
+                <w:sz w:val="26"/>
+                <w:szCs w:val="26"/>
+              </w:rPr>
+            </w:pPr>
+            <w:r>
+              <w:rPr>
+                <w:rFonts w:ascii="Segoe UI" w:eastAsiaTheme="majorEastAsia" w:hAnsi="Segoe UI" w:cs="Segoe UI"/>
+                <w:color w:val="161616"/>
+                <w:sz w:val="26"/>
+                <w:szCs w:val="26"/>
+              </w:rPr>
+              <w:t>30,000*</w:t>
+            </w:r>
+          </w:p>
+        </w:tc>
+        <w:tc>
+          <w:tcPr>
+            <w:tcW w:w="0" w:type="auto"/>
+            <w:hideMark/>
+          </w:tcPr>
+          <w:p>
+            <w:pPr>
+              <w:pStyle w:val="NormalWeb"/>
+              <w:shd w:val="clear" w:color="auto" w:fill="FFFFFF"/>
+              <w:ind w:left="708"/>
+              <w:rPr>
+                <w:rFonts w:ascii="Segoe UI" w:eastAsiaTheme="majorEastAsia" w:hAnsi="Segoe UI" w:cs="Segoe UI"/>
+                <w:color w:val="161616"/>
+                <w:sz w:val="26"/>
+                <w:szCs w:val="26"/>
+              </w:rPr>
+            </w:pPr>
+            <w:r>
+              <w:rPr>
+                <w:rFonts w:ascii="Segoe UI" w:eastAsiaTheme="majorEastAsia" w:hAnsi="Segoe UI" w:cs="Segoe UI"/>
+                <w:color w:val="161616"/>
+                <w:sz w:val="26"/>
+                <w:szCs w:val="26"/>
+              </w:rPr>
+              <w:t>30,000*</w:t>
+            </w:r>
+          </w:p>
+        </w:tc>
+        <w:tc>
+          <w:tcPr>
+            <w:tcW w:w="0" w:type="auto"/>
+            <w:hideMark/>
+          </w:tcPr>
+          <w:p>
+            <w:pPr>
+              <w:pStyle w:val="NormalWeb"/>
+              <w:shd w:val="clear" w:color="auto" w:fill="FFFFFF"/>
+              <w:ind w:left="708"/>
+              <w:rPr>
+                <w:rFonts w:ascii="Segoe UI" w:eastAsiaTheme="majorEastAsia" w:hAnsi="Segoe UI" w:cs="Segoe UI"/>
+                <w:color w:val="161616"/>
+                <w:sz w:val="26"/>
+                <w:szCs w:val="26"/>
+              </w:rPr>
+            </w:pPr>
+            <w:r>
+              <w:rPr>
+                <w:rFonts w:ascii="Segoe UI" w:eastAsiaTheme="majorEastAsia" w:hAnsi="Segoe UI" w:cs="Segoe UI"/>
+                <w:color w:val="161616"/>
+                <w:sz w:val="26"/>
+                <w:szCs w:val="26"/>
+              </w:rPr>
+              <w:t>30,000*</w:t>
+            </w:r>
+          </w:p>
+        </w:tc>
+        <w:tc>
+          <w:tcPr>
+            <w:tcW w:w="0" w:type="auto"/>
+            <w:hideMark/>
+          </w:tcPr>
+          <w:p>
+            <w:pPr>
+              <w:pStyle w:val="NormalWeb"/>
+              <w:shd w:val="clear" w:color="auto" w:fill="FFFFFF"/>
+              <w:ind w:left="708"/>
+              <w:rPr>
+                <w:rFonts w:ascii="Segoe UI" w:eastAsiaTheme="majorEastAsia" w:hAnsi="Segoe UI" w:cs="Segoe UI"/>
+                <w:color w:val="161616"/>
+                <w:sz w:val="26"/>
+                <w:szCs w:val="26"/>
+              </w:rPr>
+            </w:pPr>
+            <w:r>
+              <w:rPr>
+                <w:rFonts w:ascii="Segoe UI" w:eastAsiaTheme="majorEastAsia" w:hAnsi="Segoe UI" w:cs="Segoe UI"/>
+                <w:color w:val="161616"/>
+                <w:sz w:val="26"/>
+                <w:szCs w:val="26"/>
+              </w:rPr>
+              <w:t>30,000*</w:t>
+            </w:r>
+          </w:p>
+        </w:tc>
+        <w:tc>
+          <w:tcPr>
+            <w:tcW w:w="0" w:type="auto"/>
+            <w:hideMark/>
+          </w:tcPr>
+          <w:p>
+            <w:pPr>
+              <w:pStyle w:val="NormalWeb"/>
+              <w:shd w:val="clear" w:color="auto" w:fill="FFFFFF"/>
+              <w:ind w:left="708"/>
+              <w:rPr>
+                <w:rFonts w:ascii="Segoe UI" w:eastAsiaTheme="majorEastAsia" w:hAnsi="Segoe UI" w:cs="Segoe UI"/>
+                <w:color w:val="161616"/>
+                <w:sz w:val="26"/>
+                <w:szCs w:val="26"/>
+              </w:rPr>
+            </w:pPr>
+            <w:r>
+              <w:rPr>
+                <w:rFonts w:ascii="Segoe UI" w:eastAsiaTheme="majorEastAsia" w:hAnsi="Segoe UI" w:cs="Segoe UI"/>
+                <w:color w:val="161616"/>
+                <w:sz w:val="26"/>
+                <w:szCs w:val="26"/>
+              </w:rPr>
+              <w:t>30,000*</w:t>
+            </w:r>
+          </w:p>
+        </w:tc>
+      </w:tr>
+      <w:tr>
+        <w:tc>
+          <w:tcPr>
+            <w:tcW w:w="0" w:type="auto"/>
+            <w:hideMark/>
+          </w:tcPr>
+          <w:p>
+            <w:pPr>
+              <w:pStyle w:val="NormalWeb"/>
+              <w:shd w:val="clear" w:color="auto" w:fill="FFFFFF"/>
+              <w:ind w:left="708"/>
+              <w:rPr>
+                <w:rFonts w:ascii="Segoe UI" w:eastAsiaTheme="majorEastAsia" w:hAnsi="Segoe UI" w:cs="Segoe UI"/>
+                <w:color w:val="161616"/>
+                <w:sz w:val="26"/>
+                <w:szCs w:val="26"/>
+              </w:rPr>
+            </w:pPr>
+            <w:r>
+              <w:rPr>
+                <w:rFonts w:ascii="Segoe UI" w:eastAsiaTheme="majorEastAsia" w:hAnsi="Segoe UI" w:cs="Segoe UI"/>
+                <w:color w:val="161616"/>
+                <w:sz w:val="26"/>
+                <w:szCs w:val="26"/>
+              </w:rPr>
+              <w:t xml:space="preserve">Máximo rendimiento </w:t>
+            </w:r>
+            <w:r>
+              <w:rPr>
+                <w:rFonts w:ascii="Segoe UI" w:eastAsiaTheme="majorEastAsia" w:hAnsi="Segoe UI" w:cs="Segoe UI"/>
+                <w:color w:val="161616"/>
+                <w:sz w:val="26"/>
+                <w:szCs w:val="26"/>
+              </w:rPr>
+              <w:lastRenderedPageBreak/>
+              <w:t>de ráfaga por disco</w:t>
+            </w:r>
+          </w:p>
+        </w:tc>
+        <w:tc>
+          <w:tcPr>
+            <w:tcW w:w="0" w:type="auto"/>
+            <w:hideMark/>
+          </w:tcPr>
+          <w:p>
+            <w:pPr>
+              <w:pStyle w:val="NormalWeb"/>
+              <w:shd w:val="clear" w:color="auto" w:fill="FFFFFF"/>
+              <w:ind w:left="708"/>
+              <w:rPr>
+                <w:rFonts w:ascii="Segoe UI" w:eastAsiaTheme="majorEastAsia" w:hAnsi="Segoe UI" w:cs="Segoe UI"/>
+                <w:color w:val="161616"/>
+                <w:sz w:val="26"/>
+                <w:szCs w:val="26"/>
+              </w:rPr>
+            </w:pPr>
+            <w:r>
+              <w:rPr>
+                <w:rFonts w:ascii="Segoe UI" w:eastAsiaTheme="majorEastAsia" w:hAnsi="Segoe UI" w:cs="Segoe UI"/>
+                <w:color w:val="161616"/>
+                <w:sz w:val="26"/>
+                <w:szCs w:val="26"/>
+              </w:rPr>
+              <w:lastRenderedPageBreak/>
+              <w:t>170 MB/s</w:t>
+            </w:r>
+          </w:p>
+        </w:tc>
+        <w:tc>
+          <w:tcPr>
+            <w:tcW w:w="0" w:type="auto"/>
+            <w:hideMark/>
+          </w:tcPr>
+          <w:p>
+            <w:pPr>
+              <w:pStyle w:val="NormalWeb"/>
+              <w:shd w:val="clear" w:color="auto" w:fill="FFFFFF"/>
+              <w:ind w:left="708"/>
+              <w:rPr>
+                <w:rFonts w:ascii="Segoe UI" w:eastAsiaTheme="majorEastAsia" w:hAnsi="Segoe UI" w:cs="Segoe UI"/>
+                <w:color w:val="161616"/>
+                <w:sz w:val="26"/>
+                <w:szCs w:val="26"/>
+              </w:rPr>
+            </w:pPr>
+            <w:r>
+              <w:rPr>
+                <w:rFonts w:ascii="Segoe UI" w:eastAsiaTheme="majorEastAsia" w:hAnsi="Segoe UI" w:cs="Segoe UI"/>
+                <w:color w:val="161616"/>
+                <w:sz w:val="26"/>
+                <w:szCs w:val="26"/>
+              </w:rPr>
+              <w:t>170 MB/s</w:t>
+            </w:r>
+          </w:p>
+        </w:tc>
+        <w:tc>
+          <w:tcPr>
+            <w:tcW w:w="0" w:type="auto"/>
+            <w:hideMark/>
+          </w:tcPr>
+          <w:p>
+            <w:pPr>
+              <w:pStyle w:val="NormalWeb"/>
+              <w:shd w:val="clear" w:color="auto" w:fill="FFFFFF"/>
+              <w:ind w:left="708"/>
+              <w:rPr>
+                <w:rFonts w:ascii="Segoe UI" w:eastAsiaTheme="majorEastAsia" w:hAnsi="Segoe UI" w:cs="Segoe UI"/>
+                <w:color w:val="161616"/>
+                <w:sz w:val="26"/>
+                <w:szCs w:val="26"/>
+              </w:rPr>
+            </w:pPr>
+            <w:r>
+              <w:rPr>
+                <w:rFonts w:ascii="Segoe UI" w:eastAsiaTheme="majorEastAsia" w:hAnsi="Segoe UI" w:cs="Segoe UI"/>
+                <w:color w:val="161616"/>
+                <w:sz w:val="26"/>
+                <w:szCs w:val="26"/>
+              </w:rPr>
+              <w:t>170 MB/s</w:t>
+            </w:r>
+          </w:p>
+        </w:tc>
+        <w:tc>
+          <w:tcPr>
+            <w:tcW w:w="0" w:type="auto"/>
+            <w:hideMark/>
+          </w:tcPr>
+          <w:p>
+            <w:pPr>
+              <w:pStyle w:val="NormalWeb"/>
+              <w:shd w:val="clear" w:color="auto" w:fill="FFFFFF"/>
+              <w:ind w:left="708"/>
+              <w:rPr>
+                <w:rFonts w:ascii="Segoe UI" w:eastAsiaTheme="majorEastAsia" w:hAnsi="Segoe UI" w:cs="Segoe UI"/>
+                <w:color w:val="161616"/>
+                <w:sz w:val="26"/>
+                <w:szCs w:val="26"/>
+              </w:rPr>
+            </w:pPr>
+            <w:r>
+              <w:rPr>
+                <w:rFonts w:ascii="Segoe UI" w:eastAsiaTheme="majorEastAsia" w:hAnsi="Segoe UI" w:cs="Segoe UI"/>
+                <w:color w:val="161616"/>
+                <w:sz w:val="26"/>
+                <w:szCs w:val="26"/>
+              </w:rPr>
+              <w:t>170 MB/s</w:t>
+            </w:r>
+          </w:p>
+        </w:tc>
+        <w:tc>
+          <w:tcPr>
+            <w:tcW w:w="0" w:type="auto"/>
+            <w:hideMark/>
+          </w:tcPr>
+          <w:p>
+            <w:pPr>
+              <w:pStyle w:val="NormalWeb"/>
+              <w:shd w:val="clear" w:color="auto" w:fill="FFFFFF"/>
+              <w:ind w:left="708"/>
+              <w:rPr>
+                <w:rFonts w:ascii="Segoe UI" w:eastAsiaTheme="majorEastAsia" w:hAnsi="Segoe UI" w:cs="Segoe UI"/>
+                <w:color w:val="161616"/>
+                <w:sz w:val="26"/>
+                <w:szCs w:val="26"/>
+              </w:rPr>
+            </w:pPr>
+            <w:r>
+              <w:rPr>
+                <w:rFonts w:ascii="Segoe UI" w:eastAsiaTheme="majorEastAsia" w:hAnsi="Segoe UI" w:cs="Segoe UI"/>
+                <w:color w:val="161616"/>
+                <w:sz w:val="26"/>
+                <w:szCs w:val="26"/>
+              </w:rPr>
+              <w:t>170 MB/s</w:t>
+            </w:r>
+          </w:p>
+        </w:tc>
+        <w:tc>
+          <w:tcPr>
+            <w:tcW w:w="0" w:type="auto"/>
+            <w:hideMark/>
+          </w:tcPr>
+          <w:p>
+            <w:pPr>
+              <w:pStyle w:val="NormalWeb"/>
+              <w:shd w:val="clear" w:color="auto" w:fill="FFFFFF"/>
+              <w:ind w:left="708"/>
+              <w:rPr>
+                <w:rFonts w:ascii="Segoe UI" w:eastAsiaTheme="majorEastAsia" w:hAnsi="Segoe UI" w:cs="Segoe UI"/>
+                <w:color w:val="161616"/>
+                <w:sz w:val="26"/>
+                <w:szCs w:val="26"/>
+              </w:rPr>
+            </w:pPr>
+            <w:r>
+              <w:rPr>
+                <w:rFonts w:ascii="Segoe UI" w:eastAsiaTheme="majorEastAsia" w:hAnsi="Segoe UI" w:cs="Segoe UI"/>
+                <w:color w:val="161616"/>
+                <w:sz w:val="26"/>
+                <w:szCs w:val="26"/>
+              </w:rPr>
+              <w:t>170 MB/s</w:t>
+            </w:r>
+          </w:p>
+        </w:tc>
+        <w:tc>
+          <w:tcPr>
+            <w:tcW w:w="0" w:type="auto"/>
+            <w:hideMark/>
+          </w:tcPr>
+          <w:p>
+            <w:pPr>
+              <w:pStyle w:val="NormalWeb"/>
+              <w:shd w:val="clear" w:color="auto" w:fill="FFFFFF"/>
+              <w:ind w:left="708"/>
+              <w:rPr>
+                <w:rFonts w:ascii="Segoe UI" w:eastAsiaTheme="majorEastAsia" w:hAnsi="Segoe UI" w:cs="Segoe UI"/>
+                <w:color w:val="161616"/>
+                <w:sz w:val="26"/>
+                <w:szCs w:val="26"/>
+              </w:rPr>
+            </w:pPr>
+            <w:r>
+              <w:rPr>
+                <w:rFonts w:ascii="Segoe UI" w:eastAsiaTheme="majorEastAsia" w:hAnsi="Segoe UI" w:cs="Segoe UI"/>
+                <w:color w:val="161616"/>
+                <w:sz w:val="26"/>
+                <w:szCs w:val="26"/>
+              </w:rPr>
+              <w:t>170 MB/s</w:t>
+            </w:r>
+          </w:p>
+        </w:tc>
+        <w:tc>
+          <w:tcPr>
+            <w:tcW w:w="0" w:type="auto"/>
+            <w:hideMark/>
+          </w:tcPr>
+          <w:p>
+            <w:pPr>
+              <w:pStyle w:val="NormalWeb"/>
+              <w:shd w:val="clear" w:color="auto" w:fill="FFFFFF"/>
+              <w:ind w:left="708"/>
+              <w:rPr>
+                <w:rFonts w:ascii="Segoe UI" w:eastAsiaTheme="majorEastAsia" w:hAnsi="Segoe UI" w:cs="Segoe UI"/>
+                <w:color w:val="161616"/>
+                <w:sz w:val="26"/>
+                <w:szCs w:val="26"/>
+              </w:rPr>
+            </w:pPr>
+            <w:r>
+              <w:rPr>
+                <w:rFonts w:ascii="Segoe UI" w:eastAsiaTheme="majorEastAsia" w:hAnsi="Segoe UI" w:cs="Segoe UI"/>
+                <w:color w:val="161616"/>
+                <w:sz w:val="26"/>
+                <w:szCs w:val="26"/>
+              </w:rPr>
+              <w:t>170 MB/s</w:t>
+            </w:r>
+          </w:p>
+        </w:tc>
+        <w:tc>
+          <w:tcPr>
+            <w:tcW w:w="0" w:type="auto"/>
+            <w:hideMark/>
+          </w:tcPr>
+          <w:p>
+            <w:pPr>
+              <w:pStyle w:val="NormalWeb"/>
+              <w:shd w:val="clear" w:color="auto" w:fill="FFFFFF"/>
+              <w:ind w:left="708"/>
+              <w:rPr>
+                <w:rFonts w:ascii="Segoe UI" w:eastAsiaTheme="majorEastAsia" w:hAnsi="Segoe UI" w:cs="Segoe UI"/>
+                <w:color w:val="161616"/>
+                <w:sz w:val="26"/>
+                <w:szCs w:val="26"/>
+              </w:rPr>
+            </w:pPr>
+            <w:r>
+              <w:rPr>
+                <w:rFonts w:ascii="Segoe UI" w:eastAsiaTheme="majorEastAsia" w:hAnsi="Segoe UI" w:cs="Segoe UI"/>
+                <w:color w:val="161616"/>
+                <w:sz w:val="26"/>
+                <w:szCs w:val="26"/>
+              </w:rPr>
+              <w:t>1.000 MB/s*</w:t>
+            </w:r>
+          </w:p>
+        </w:tc>
+        <w:tc>
+          <w:tcPr>
+            <w:tcW w:w="0" w:type="auto"/>
+            <w:hideMark/>
+          </w:tcPr>
+          <w:p>
+            <w:pPr>
+              <w:pStyle w:val="NormalWeb"/>
+              <w:shd w:val="clear" w:color="auto" w:fill="FFFFFF"/>
+              <w:ind w:left="708"/>
+              <w:rPr>
+                <w:rFonts w:ascii="Segoe UI" w:eastAsiaTheme="majorEastAsia" w:hAnsi="Segoe UI" w:cs="Segoe UI"/>
+                <w:color w:val="161616"/>
+                <w:sz w:val="26"/>
+                <w:szCs w:val="26"/>
+              </w:rPr>
+            </w:pPr>
+            <w:r>
+              <w:rPr>
+                <w:rFonts w:ascii="Segoe UI" w:eastAsiaTheme="majorEastAsia" w:hAnsi="Segoe UI" w:cs="Segoe UI"/>
+                <w:color w:val="161616"/>
+                <w:sz w:val="26"/>
+                <w:szCs w:val="26"/>
+              </w:rPr>
+              <w:t>1.000 MB/s*</w:t>
+            </w:r>
+          </w:p>
+        </w:tc>
+        <w:tc>
+          <w:tcPr>
+            <w:tcW w:w="0" w:type="auto"/>
+            <w:hideMark/>
+          </w:tcPr>
+          <w:p>
+            <w:pPr>
+              <w:pStyle w:val="NormalWeb"/>
+              <w:shd w:val="clear" w:color="auto" w:fill="FFFFFF"/>
+              <w:ind w:left="708"/>
+              <w:rPr>
+                <w:rFonts w:ascii="Segoe UI" w:eastAsiaTheme="majorEastAsia" w:hAnsi="Segoe UI" w:cs="Segoe UI"/>
+                <w:color w:val="161616"/>
+                <w:sz w:val="26"/>
+                <w:szCs w:val="26"/>
+              </w:rPr>
+            </w:pPr>
+            <w:r>
+              <w:rPr>
+                <w:rFonts w:ascii="Segoe UI" w:eastAsiaTheme="majorEastAsia" w:hAnsi="Segoe UI" w:cs="Segoe UI"/>
+                <w:color w:val="161616"/>
+                <w:sz w:val="26"/>
+                <w:szCs w:val="26"/>
+              </w:rPr>
+              <w:t>1.000 MB/s*</w:t>
+            </w:r>
+          </w:p>
+        </w:tc>
+        <w:tc>
+          <w:tcPr>
+            <w:tcW w:w="0" w:type="auto"/>
+            <w:hideMark/>
+          </w:tcPr>
+          <w:p>
+            <w:pPr>
+              <w:pStyle w:val="NormalWeb"/>
+              <w:shd w:val="clear" w:color="auto" w:fill="FFFFFF"/>
+              <w:ind w:left="708"/>
+              <w:rPr>
+                <w:rFonts w:ascii="Segoe UI" w:eastAsiaTheme="majorEastAsia" w:hAnsi="Segoe UI" w:cs="Segoe UI"/>
+                <w:color w:val="161616"/>
+                <w:sz w:val="26"/>
+                <w:szCs w:val="26"/>
+              </w:rPr>
+            </w:pPr>
+            <w:r>
+              <w:rPr>
+                <w:rFonts w:ascii="Segoe UI" w:eastAsiaTheme="majorEastAsia" w:hAnsi="Segoe UI" w:cs="Segoe UI"/>
+                <w:color w:val="161616"/>
+                <w:sz w:val="26"/>
+                <w:szCs w:val="26"/>
+              </w:rPr>
+              <w:t>1.000 MB/s*</w:t>
+            </w:r>
+          </w:p>
+        </w:tc>
+        <w:tc>
+          <w:tcPr>
+            <w:tcW w:w="0" w:type="auto"/>
+            <w:hideMark/>
+          </w:tcPr>
+          <w:p>
+            <w:pPr>
+              <w:pStyle w:val="NormalWeb"/>
+              <w:shd w:val="clear" w:color="auto" w:fill="FFFFFF"/>
+              <w:ind w:left="708"/>
+              <w:rPr>
+                <w:rFonts w:ascii="Segoe UI" w:eastAsiaTheme="majorEastAsia" w:hAnsi="Segoe UI" w:cs="Segoe UI"/>
+                <w:color w:val="161616"/>
+                <w:sz w:val="26"/>
+                <w:szCs w:val="26"/>
+              </w:rPr>
+            </w:pPr>
+            <w:r>
+              <w:rPr>
+                <w:rFonts w:ascii="Segoe UI" w:eastAsiaTheme="majorEastAsia" w:hAnsi="Segoe UI" w:cs="Segoe UI"/>
+                <w:color w:val="161616"/>
+                <w:sz w:val="26"/>
+                <w:szCs w:val="26"/>
+              </w:rPr>
+              <w:t>1.000 MB/s*</w:t>
+            </w:r>
+          </w:p>
+        </w:tc>
+        <w:tc>
+          <w:tcPr>
+            <w:tcW w:w="0" w:type="auto"/>
+            <w:hideMark/>
+          </w:tcPr>
+          <w:p>
+            <w:pPr>
+              <w:pStyle w:val="NormalWeb"/>
+              <w:shd w:val="clear" w:color="auto" w:fill="FFFFFF"/>
+              <w:ind w:left="708"/>
+              <w:rPr>
+                <w:rFonts w:ascii="Segoe UI" w:eastAsiaTheme="majorEastAsia" w:hAnsi="Segoe UI" w:cs="Segoe UI"/>
+                <w:color w:val="161616"/>
+                <w:sz w:val="26"/>
+                <w:szCs w:val="26"/>
+              </w:rPr>
+            </w:pPr>
+            <w:r>
+              <w:rPr>
+                <w:rFonts w:ascii="Segoe UI" w:eastAsiaTheme="majorEastAsia" w:hAnsi="Segoe UI" w:cs="Segoe UI"/>
+                <w:color w:val="161616"/>
+                <w:sz w:val="26"/>
+                <w:szCs w:val="26"/>
+              </w:rPr>
+              <w:t>1.000 MB/s*</w:t>
+            </w:r>
+          </w:p>
+        </w:tc>
+      </w:tr>
+      <w:tr>
+        <w:tc>
+          <w:tcPr>
+            <w:tcW w:w="0" w:type="auto"/>
+            <w:hideMark/>
+          </w:tcPr>
+          <w:p>
+            <w:pPr>
+              <w:pStyle w:val="NormalWeb"/>
+              <w:shd w:val="clear" w:color="auto" w:fill="FFFFFF"/>
+              <w:ind w:left="708"/>
+              <w:rPr>
+                <w:rFonts w:ascii="Segoe UI" w:eastAsiaTheme="majorEastAsia" w:hAnsi="Segoe UI" w:cs="Segoe UI"/>
+                <w:color w:val="161616"/>
+                <w:sz w:val="26"/>
+                <w:szCs w:val="26"/>
+              </w:rPr>
+            </w:pPr>
+            <w:r>
+              <w:rPr>
+                <w:rFonts w:ascii="Segoe UI" w:eastAsiaTheme="majorEastAsia" w:hAnsi="Segoe UI" w:cs="Segoe UI"/>
+                <w:color w:val="161616"/>
+                <w:sz w:val="26"/>
+                <w:szCs w:val="26"/>
+              </w:rPr>
+              <w:lastRenderedPageBreak/>
+              <w:t>Duración máxima de la ráfaga</w:t>
+            </w:r>
+          </w:p>
+        </w:tc>
+        <w:tc>
+          <w:tcPr>
+            <w:tcW w:w="0" w:type="auto"/>
+            <w:hideMark/>
+          </w:tcPr>
+          <w:p>
+            <w:pPr>
+              <w:pStyle w:val="NormalWeb"/>
+              <w:shd w:val="clear" w:color="auto" w:fill="FFFFFF"/>
+              <w:ind w:left="708"/>
+              <w:rPr>
+                <w:rFonts w:ascii="Segoe UI" w:eastAsiaTheme="majorEastAsia" w:hAnsi="Segoe UI" w:cs="Segoe UI"/>
+                <w:color w:val="161616"/>
+                <w:sz w:val="26"/>
+                <w:szCs w:val="26"/>
+              </w:rPr>
+            </w:pPr>
+            <w:r>
+              <w:rPr>
+                <w:rFonts w:ascii="Segoe UI" w:eastAsiaTheme="majorEastAsia" w:hAnsi="Segoe UI" w:cs="Segoe UI"/>
+                <w:color w:val="161616"/>
+                <w:sz w:val="26"/>
+                <w:szCs w:val="26"/>
+              </w:rPr>
+              <w:t>30 min</w:t>
+            </w:r>
+          </w:p>
+        </w:tc>
+        <w:tc>
+          <w:tcPr>
+            <w:tcW w:w="0" w:type="auto"/>
+            <w:hideMark/>
+          </w:tcPr>
+          <w:p>
+            <w:pPr>
+              <w:pStyle w:val="NormalWeb"/>
+              <w:shd w:val="clear" w:color="auto" w:fill="FFFFFF"/>
+              <w:ind w:left="708"/>
+              <w:rPr>
+                <w:rFonts w:ascii="Segoe UI" w:eastAsiaTheme="majorEastAsia" w:hAnsi="Segoe UI" w:cs="Segoe UI"/>
+                <w:color w:val="161616"/>
+                <w:sz w:val="26"/>
+                <w:szCs w:val="26"/>
+              </w:rPr>
+            </w:pPr>
+            <w:r>
+              <w:rPr>
+                <w:rFonts w:ascii="Segoe UI" w:eastAsiaTheme="majorEastAsia" w:hAnsi="Segoe UI" w:cs="Segoe UI"/>
+                <w:color w:val="161616"/>
+                <w:sz w:val="26"/>
+                <w:szCs w:val="26"/>
+              </w:rPr>
+              <w:t>30 min</w:t>
+            </w:r>
+          </w:p>
+        </w:tc>
+        <w:tc>
+          <w:tcPr>
+            <w:tcW w:w="0" w:type="auto"/>
+            <w:hideMark/>
+          </w:tcPr>
+          <w:p>
+            <w:pPr>
+              <w:pStyle w:val="NormalWeb"/>
+              <w:shd w:val="clear" w:color="auto" w:fill="FFFFFF"/>
+              <w:ind w:left="708"/>
+              <w:rPr>
+                <w:rFonts w:ascii="Segoe UI" w:eastAsiaTheme="majorEastAsia" w:hAnsi="Segoe UI" w:cs="Segoe UI"/>
+                <w:color w:val="161616"/>
+                <w:sz w:val="26"/>
+                <w:szCs w:val="26"/>
+              </w:rPr>
+            </w:pPr>
+            <w:r>
+              <w:rPr>
+                <w:rFonts w:ascii="Segoe UI" w:eastAsiaTheme="majorEastAsia" w:hAnsi="Segoe UI" w:cs="Segoe UI"/>
+                <w:color w:val="161616"/>
+                <w:sz w:val="26"/>
+                <w:szCs w:val="26"/>
+              </w:rPr>
+              <w:t>30 min</w:t>
+            </w:r>
+          </w:p>
+        </w:tc>
+        <w:tc>
+          <w:tcPr>
+            <w:tcW w:w="0" w:type="auto"/>
+            <w:hideMark/>
+          </w:tcPr>
+          <w:p>
+            <w:pPr>
+              <w:pStyle w:val="NormalWeb"/>
+              <w:shd w:val="clear" w:color="auto" w:fill="FFFFFF"/>
+              <w:ind w:left="708"/>
+              <w:rPr>
+                <w:rFonts w:ascii="Segoe UI" w:eastAsiaTheme="majorEastAsia" w:hAnsi="Segoe UI" w:cs="Segoe UI"/>
+                <w:color w:val="161616"/>
+                <w:sz w:val="26"/>
+                <w:szCs w:val="26"/>
+              </w:rPr>
+            </w:pPr>
+            <w:r>
+              <w:rPr>
+                <w:rFonts w:ascii="Segoe UI" w:eastAsiaTheme="majorEastAsia" w:hAnsi="Segoe UI" w:cs="Segoe UI"/>
+                <w:color w:val="161616"/>
+                <w:sz w:val="26"/>
+                <w:szCs w:val="26"/>
+              </w:rPr>
+              <w:t>30 min</w:t>
+            </w:r>
+          </w:p>
+        </w:tc>
+        <w:tc>
+          <w:tcPr>
+            <w:tcW w:w="0" w:type="auto"/>
+            <w:hideMark/>
+          </w:tcPr>
+          <w:p>
+            <w:pPr>
+              <w:pStyle w:val="NormalWeb"/>
+              <w:shd w:val="clear" w:color="auto" w:fill="FFFFFF"/>
+              <w:ind w:left="708"/>
+              <w:rPr>
+                <w:rFonts w:ascii="Segoe UI" w:eastAsiaTheme="majorEastAsia" w:hAnsi="Segoe UI" w:cs="Segoe UI"/>
+                <w:color w:val="161616"/>
+                <w:sz w:val="26"/>
+                <w:szCs w:val="26"/>
+              </w:rPr>
+            </w:pPr>
+            <w:r>
+              <w:rPr>
+                <w:rFonts w:ascii="Segoe UI" w:eastAsiaTheme="majorEastAsia" w:hAnsi="Segoe UI" w:cs="Segoe UI"/>
+                <w:color w:val="161616"/>
+                <w:sz w:val="26"/>
+                <w:szCs w:val="26"/>
+              </w:rPr>
+              <w:t>30 min</w:t>
+            </w:r>
+          </w:p>
+        </w:tc>
+        <w:tc>
+          <w:tcPr>
+            <w:tcW w:w="0" w:type="auto"/>
+            <w:hideMark/>
+          </w:tcPr>
+          <w:p>
+            <w:pPr>
+              <w:pStyle w:val="NormalWeb"/>
+              <w:shd w:val="clear" w:color="auto" w:fill="FFFFFF"/>
+              <w:ind w:left="708"/>
+              <w:rPr>
+                <w:rFonts w:ascii="Segoe UI" w:eastAsiaTheme="majorEastAsia" w:hAnsi="Segoe UI" w:cs="Segoe UI"/>
+                <w:color w:val="161616"/>
+                <w:sz w:val="26"/>
+                <w:szCs w:val="26"/>
+              </w:rPr>
+            </w:pPr>
+            <w:r>
+              <w:rPr>
+                <w:rFonts w:ascii="Segoe UI" w:eastAsiaTheme="majorEastAsia" w:hAnsi="Segoe UI" w:cs="Segoe UI"/>
+                <w:color w:val="161616"/>
+                <w:sz w:val="26"/>
+                <w:szCs w:val="26"/>
+              </w:rPr>
+              <w:t>30 min</w:t>
+            </w:r>
+          </w:p>
+        </w:tc>
+        <w:tc>
+          <w:tcPr>
+            <w:tcW w:w="0" w:type="auto"/>
+            <w:hideMark/>
+          </w:tcPr>
+          <w:p>
+            <w:pPr>
+              <w:pStyle w:val="NormalWeb"/>
+              <w:shd w:val="clear" w:color="auto" w:fill="FFFFFF"/>
+              <w:ind w:left="708"/>
+              <w:rPr>
+                <w:rFonts w:ascii="Segoe UI" w:eastAsiaTheme="majorEastAsia" w:hAnsi="Segoe UI" w:cs="Segoe UI"/>
+                <w:color w:val="161616"/>
+                <w:sz w:val="26"/>
+                <w:szCs w:val="26"/>
+              </w:rPr>
+            </w:pPr>
+            <w:r>
+              <w:rPr>
+                <w:rFonts w:ascii="Segoe UI" w:eastAsiaTheme="majorEastAsia" w:hAnsi="Segoe UI" w:cs="Segoe UI"/>
+                <w:color w:val="161616"/>
+                <w:sz w:val="26"/>
+                <w:szCs w:val="26"/>
+              </w:rPr>
+              <w:t>30 min</w:t>
+            </w:r>
+          </w:p>
+        </w:tc>
+        <w:tc>
+          <w:tcPr>
+            <w:tcW w:w="0" w:type="auto"/>
+            <w:hideMark/>
+          </w:tcPr>
+          <w:p>
+            <w:pPr>
+              <w:pStyle w:val="NormalWeb"/>
+              <w:shd w:val="clear" w:color="auto" w:fill="FFFFFF"/>
+              <w:ind w:left="708"/>
+              <w:rPr>
+                <w:rFonts w:ascii="Segoe UI" w:eastAsiaTheme="majorEastAsia" w:hAnsi="Segoe UI" w:cs="Segoe UI"/>
+                <w:color w:val="161616"/>
+                <w:sz w:val="26"/>
+                <w:szCs w:val="26"/>
+              </w:rPr>
+            </w:pPr>
+            <w:r>
+              <w:rPr>
+                <w:rFonts w:ascii="Segoe UI" w:eastAsiaTheme="majorEastAsia" w:hAnsi="Segoe UI" w:cs="Segoe UI"/>
+                <w:color w:val="161616"/>
+                <w:sz w:val="26"/>
+                <w:szCs w:val="26"/>
+              </w:rPr>
+              <w:t>30 min</w:t>
+            </w:r>
+          </w:p>
+        </w:tc>
+        <w:tc>
+          <w:tcPr>
+            <w:tcW w:w="0" w:type="auto"/>
+            <w:hideMark/>
+          </w:tcPr>
+          <w:p>
+            <w:pPr>
+              <w:pStyle w:val="NormalWeb"/>
+              <w:shd w:val="clear" w:color="auto" w:fill="FFFFFF"/>
+              <w:ind w:left="708"/>
+              <w:rPr>
+                <w:rFonts w:ascii="Segoe UI" w:eastAsiaTheme="majorEastAsia" w:hAnsi="Segoe UI" w:cs="Segoe UI"/>
+                <w:color w:val="161616"/>
+                <w:sz w:val="26"/>
+                <w:szCs w:val="26"/>
+              </w:rPr>
+            </w:pPr>
+            <w:r>
+              <w:rPr>
+                <w:rFonts w:ascii="Segoe UI" w:eastAsiaTheme="majorEastAsia" w:hAnsi="Segoe UI" w:cs="Segoe UI"/>
+                <w:color w:val="161616"/>
+                <w:sz w:val="26"/>
+                <w:szCs w:val="26"/>
+              </w:rPr>
+              <w:t>Ilimitado*</w:t>
+            </w:r>
+          </w:p>
+        </w:tc>
+        <w:tc>
+          <w:tcPr>
+            <w:tcW w:w="0" w:type="auto"/>
+            <w:hideMark/>
+          </w:tcPr>
+          <w:p>
+            <w:pPr>
+              <w:pStyle w:val="NormalWeb"/>
+              <w:shd w:val="clear" w:color="auto" w:fill="FFFFFF"/>
+              <w:ind w:left="708"/>
+              <w:rPr>
+                <w:rFonts w:ascii="Segoe UI" w:eastAsiaTheme="majorEastAsia" w:hAnsi="Segoe UI" w:cs="Segoe UI"/>
+                <w:color w:val="161616"/>
+                <w:sz w:val="26"/>
+                <w:szCs w:val="26"/>
+              </w:rPr>
+            </w:pPr>
+            <w:r>
+              <w:rPr>
+                <w:rFonts w:ascii="Segoe UI" w:eastAsiaTheme="majorEastAsia" w:hAnsi="Segoe UI" w:cs="Segoe UI"/>
+                <w:color w:val="161616"/>
+                <w:sz w:val="26"/>
+                <w:szCs w:val="26"/>
+              </w:rPr>
+              <w:t>Ilimitado*</w:t>
+            </w:r>
+          </w:p>
+        </w:tc>
+        <w:tc>
+          <w:tcPr>
+            <w:tcW w:w="0" w:type="auto"/>
+            <w:hideMark/>
+          </w:tcPr>
+          <w:p>
+            <w:pPr>
+              <w:pStyle w:val="NormalWeb"/>
+              <w:shd w:val="clear" w:color="auto" w:fill="FFFFFF"/>
+              <w:ind w:left="708"/>
+              <w:rPr>
+                <w:rFonts w:ascii="Segoe UI" w:eastAsiaTheme="majorEastAsia" w:hAnsi="Segoe UI" w:cs="Segoe UI"/>
+                <w:color w:val="161616"/>
+                <w:sz w:val="26"/>
+                <w:szCs w:val="26"/>
+              </w:rPr>
+            </w:pPr>
+            <w:r>
+              <w:rPr>
+                <w:rFonts w:ascii="Segoe UI" w:eastAsiaTheme="majorEastAsia" w:hAnsi="Segoe UI" w:cs="Segoe UI"/>
+                <w:color w:val="161616"/>
+                <w:sz w:val="26"/>
+                <w:szCs w:val="26"/>
+              </w:rPr>
+              <w:t>Ilimitado*</w:t>
+            </w:r>
+          </w:p>
+        </w:tc>
+        <w:tc>
+          <w:tcPr>
+            <w:tcW w:w="0" w:type="auto"/>
+            <w:hideMark/>
+          </w:tcPr>
+          <w:p>
+            <w:pPr>
+              <w:pStyle w:val="NormalWeb"/>
+              <w:shd w:val="clear" w:color="auto" w:fill="FFFFFF"/>
+              <w:ind w:left="708"/>
+              <w:rPr>
+                <w:rFonts w:ascii="Segoe UI" w:eastAsiaTheme="majorEastAsia" w:hAnsi="Segoe UI" w:cs="Segoe UI"/>
+                <w:color w:val="161616"/>
+                <w:sz w:val="26"/>
+                <w:szCs w:val="26"/>
+              </w:rPr>
+            </w:pPr>
+            <w:r>
+              <w:rPr>
+                <w:rFonts w:ascii="Segoe UI" w:eastAsiaTheme="majorEastAsia" w:hAnsi="Segoe UI" w:cs="Segoe UI"/>
+                <w:color w:val="161616"/>
+                <w:sz w:val="26"/>
+                <w:szCs w:val="26"/>
+              </w:rPr>
+              <w:t>Ilimitado*</w:t>
+            </w:r>
+          </w:p>
+        </w:tc>
+        <w:tc>
+          <w:tcPr>
+            <w:tcW w:w="0" w:type="auto"/>
+            <w:hideMark/>
+          </w:tcPr>
+          <w:p>
+            <w:pPr>
+              <w:pStyle w:val="NormalWeb"/>
+              <w:shd w:val="clear" w:color="auto" w:fill="FFFFFF"/>
+              <w:ind w:left="708"/>
+              <w:rPr>
+                <w:rFonts w:ascii="Segoe UI" w:eastAsiaTheme="majorEastAsia" w:hAnsi="Segoe UI" w:cs="Segoe UI"/>
+                <w:color w:val="161616"/>
+                <w:sz w:val="26"/>
+                <w:szCs w:val="26"/>
+              </w:rPr>
+            </w:pPr>
+            <w:r>
+              <w:rPr>
+                <w:rFonts w:ascii="Segoe UI" w:eastAsiaTheme="majorEastAsia" w:hAnsi="Segoe UI" w:cs="Segoe UI"/>
+                <w:color w:val="161616"/>
+                <w:sz w:val="26"/>
+                <w:szCs w:val="26"/>
+              </w:rPr>
+              <w:t>Ilimitado*</w:t>
+            </w:r>
+          </w:p>
+        </w:tc>
+        <w:tc>
+          <w:tcPr>
+            <w:tcW w:w="0" w:type="auto"/>
+            <w:hideMark/>
+          </w:tcPr>
+          <w:p>
+            <w:pPr>
+              <w:pStyle w:val="NormalWeb"/>
+              <w:shd w:val="clear" w:color="auto" w:fill="FFFFFF"/>
+              <w:ind w:left="708"/>
+              <w:rPr>
+                <w:rFonts w:ascii="Segoe UI" w:eastAsiaTheme="majorEastAsia" w:hAnsi="Segoe UI" w:cs="Segoe UI"/>
+                <w:color w:val="161616"/>
+                <w:sz w:val="26"/>
+                <w:szCs w:val="26"/>
+              </w:rPr>
+            </w:pPr>
+            <w:r>
+              <w:rPr>
+                <w:rFonts w:ascii="Segoe UI" w:eastAsiaTheme="majorEastAsia" w:hAnsi="Segoe UI" w:cs="Segoe UI"/>
+                <w:color w:val="161616"/>
+                <w:sz w:val="26"/>
+                <w:szCs w:val="26"/>
+              </w:rPr>
+              <w:t>Ilimitado*</w:t>
+            </w:r>
+          </w:p>
+        </w:tc>
+      </w:tr>
+      <w:tr>
+        <w:tc>
+          <w:tcPr>
+            <w:tcW w:w="0" w:type="auto"/>
+            <w:hideMark/>
+          </w:tcPr>
+          <w:p>
+            <w:pPr>
+              <w:pStyle w:val="NormalWeb"/>
+              <w:shd w:val="clear" w:color="auto" w:fill="FFFFFF"/>
+              <w:ind w:left="708"/>
+              <w:rPr>
+                <w:rFonts w:ascii="Segoe UI" w:eastAsiaTheme="majorEastAsia" w:hAnsi="Segoe UI" w:cs="Segoe UI"/>
+                <w:color w:val="161616"/>
+                <w:sz w:val="26"/>
+                <w:szCs w:val="26"/>
+              </w:rPr>
+            </w:pPr>
+            <w:r>
+              <w:rPr>
+                <w:rFonts w:ascii="Segoe UI" w:eastAsiaTheme="majorEastAsia" w:hAnsi="Segoe UI" w:cs="Segoe UI"/>
+                <w:color w:val="161616"/>
+                <w:sz w:val="26"/>
+                <w:szCs w:val="26"/>
+              </w:rPr>
+              <w:t>Elegible para la reserva</w:t>
+            </w:r>
+          </w:p>
+        </w:tc>
+        <w:tc>
+          <w:tcPr>
+            <w:tcW w:w="0" w:type="auto"/>
+            <w:hideMark/>
+          </w:tcPr>
+          <w:p>
+            <w:pPr>
+              <w:pStyle w:val="NormalWeb"/>
+              <w:shd w:val="clear" w:color="auto" w:fill="FFFFFF"/>
+              <w:ind w:left="708"/>
+              <w:rPr>
+                <w:rFonts w:ascii="Segoe UI" w:eastAsiaTheme="majorEastAsia" w:hAnsi="Segoe UI" w:cs="Segoe UI"/>
+                <w:color w:val="161616"/>
+                <w:sz w:val="26"/>
+                <w:szCs w:val="26"/>
+              </w:rPr>
+            </w:pPr>
+            <w:r>
+              <w:rPr>
+                <w:rFonts w:ascii="Segoe UI" w:eastAsiaTheme="majorEastAsia" w:hAnsi="Segoe UI" w:cs="Segoe UI"/>
+                <w:color w:val="161616"/>
+                <w:sz w:val="26"/>
+                <w:szCs w:val="26"/>
+              </w:rPr>
+              <w:t>No</w:t>
+            </w:r>
+          </w:p>
+        </w:tc>
+        <w:tc>
+          <w:tcPr>
+            <w:tcW w:w="0" w:type="auto"/>
+            <w:hideMark/>
+          </w:tcPr>
+          <w:p>
+            <w:pPr>
+              <w:pStyle w:val="NormalWeb"/>
+              <w:shd w:val="clear" w:color="auto" w:fill="FFFFFF"/>
+              <w:ind w:left="708"/>
+              <w:rPr>
+                <w:rFonts w:ascii="Segoe UI" w:eastAsiaTheme="majorEastAsia" w:hAnsi="Segoe UI" w:cs="Segoe UI"/>
+                <w:color w:val="161616"/>
+                <w:sz w:val="26"/>
+                <w:szCs w:val="26"/>
+              </w:rPr>
+            </w:pPr>
+            <w:r>
+              <w:rPr>
+                <w:rFonts w:ascii="Segoe UI" w:eastAsiaTheme="majorEastAsia" w:hAnsi="Segoe UI" w:cs="Segoe UI"/>
+                <w:color w:val="161616"/>
+                <w:sz w:val="26"/>
+                <w:szCs w:val="26"/>
+              </w:rPr>
+              <w:t>No</w:t>
+            </w:r>
+          </w:p>
+        </w:tc>
+        <w:tc>
+          <w:tcPr>
+            <w:tcW w:w="0" w:type="auto"/>
+            <w:hideMark/>
+          </w:tcPr>
+          <w:p>
+            <w:pPr>
+              <w:pStyle w:val="NormalWeb"/>
+              <w:shd w:val="clear" w:color="auto" w:fill="FFFFFF"/>
+              <w:ind w:left="708"/>
+              <w:rPr>
+                <w:rFonts w:ascii="Segoe UI" w:eastAsiaTheme="majorEastAsia" w:hAnsi="Segoe UI" w:cs="Segoe UI"/>
+                <w:color w:val="161616"/>
+                <w:sz w:val="26"/>
+                <w:szCs w:val="26"/>
+              </w:rPr>
+            </w:pPr>
+            <w:r>
+              <w:rPr>
+                <w:rFonts w:ascii="Segoe UI" w:eastAsiaTheme="majorEastAsia" w:hAnsi="Segoe UI" w:cs="Segoe UI"/>
+                <w:color w:val="161616"/>
+                <w:sz w:val="26"/>
+                <w:szCs w:val="26"/>
+              </w:rPr>
+              <w:t>No</w:t>
+            </w:r>
+          </w:p>
+        </w:tc>
+        <w:tc>
+          <w:tcPr>
+            <w:tcW w:w="0" w:type="auto"/>
+            <w:hideMark/>
+          </w:tcPr>
+          <w:p>
+            <w:pPr>
+              <w:pStyle w:val="NormalWeb"/>
+              <w:shd w:val="clear" w:color="auto" w:fill="FFFFFF"/>
+              <w:ind w:left="708"/>
+              <w:rPr>
+                <w:rFonts w:ascii="Segoe UI" w:eastAsiaTheme="majorEastAsia" w:hAnsi="Segoe UI" w:cs="Segoe UI"/>
+                <w:color w:val="161616"/>
+                <w:sz w:val="26"/>
+                <w:szCs w:val="26"/>
+              </w:rPr>
+            </w:pPr>
+            <w:r>
+              <w:rPr>
+                <w:rFonts w:ascii="Segoe UI" w:eastAsiaTheme="majorEastAsia" w:hAnsi="Segoe UI" w:cs="Segoe UI"/>
+                <w:color w:val="161616"/>
+                <w:sz w:val="26"/>
+                <w:szCs w:val="26"/>
+              </w:rPr>
+              <w:t>No</w:t>
+            </w:r>
+          </w:p>
+        </w:tc>
+        <w:tc>
+          <w:tcPr>
+            <w:tcW w:w="0" w:type="auto"/>
+            <w:hideMark/>
+          </w:tcPr>
+          <w:p>
+            <w:pPr>
+              <w:pStyle w:val="NormalWeb"/>
+              <w:shd w:val="clear" w:color="auto" w:fill="FFFFFF"/>
+              <w:ind w:left="708"/>
+              <w:rPr>
+                <w:rFonts w:ascii="Segoe UI" w:eastAsiaTheme="majorEastAsia" w:hAnsi="Segoe UI" w:cs="Segoe UI"/>
+                <w:color w:val="161616"/>
+                <w:sz w:val="26"/>
+                <w:szCs w:val="26"/>
+              </w:rPr>
+            </w:pPr>
+            <w:r>
+              <w:rPr>
+                <w:rFonts w:ascii="Segoe UI" w:eastAsiaTheme="majorEastAsia" w:hAnsi="Segoe UI" w:cs="Segoe UI"/>
+                <w:color w:val="161616"/>
+                <w:sz w:val="26"/>
+                <w:szCs w:val="26"/>
+              </w:rPr>
+              <w:t>No</w:t>
+            </w:r>
+          </w:p>
+        </w:tc>
+        <w:tc>
+          <w:tcPr>
+            <w:tcW w:w="0" w:type="auto"/>
+            <w:hideMark/>
+          </w:tcPr>
+          <w:p>
+            <w:pPr>
+              <w:pStyle w:val="NormalWeb"/>
+              <w:shd w:val="clear" w:color="auto" w:fill="FFFFFF"/>
+              <w:ind w:left="708"/>
+              <w:rPr>
+                <w:rFonts w:ascii="Segoe UI" w:eastAsiaTheme="majorEastAsia" w:hAnsi="Segoe UI" w:cs="Segoe UI"/>
+                <w:color w:val="161616"/>
+                <w:sz w:val="26"/>
+                <w:szCs w:val="26"/>
+              </w:rPr>
+            </w:pPr>
+            <w:r>
+              <w:rPr>
+                <w:rFonts w:ascii="Segoe UI" w:eastAsiaTheme="majorEastAsia" w:hAnsi="Segoe UI" w:cs="Segoe UI"/>
+                <w:color w:val="161616"/>
+                <w:sz w:val="26"/>
+                <w:szCs w:val="26"/>
+              </w:rPr>
+              <w:t>No</w:t>
+            </w:r>
+          </w:p>
+        </w:tc>
+        <w:tc>
+          <w:tcPr>
+            <w:tcW w:w="0" w:type="auto"/>
+            <w:hideMark/>
+          </w:tcPr>
+          <w:p>
+            <w:pPr>
+              <w:pStyle w:val="NormalWeb"/>
+              <w:shd w:val="clear" w:color="auto" w:fill="FFFFFF"/>
+              <w:ind w:left="708"/>
+              <w:rPr>
+                <w:rFonts w:ascii="Segoe UI" w:eastAsiaTheme="majorEastAsia" w:hAnsi="Segoe UI" w:cs="Segoe UI"/>
+                <w:color w:val="161616"/>
+                <w:sz w:val="26"/>
+                <w:szCs w:val="26"/>
+              </w:rPr>
+            </w:pPr>
+            <w:r>
+              <w:rPr>
+                <w:rFonts w:ascii="Segoe UI" w:eastAsiaTheme="majorEastAsia" w:hAnsi="Segoe UI" w:cs="Segoe UI"/>
+                <w:color w:val="161616"/>
+                <w:sz w:val="26"/>
+                <w:szCs w:val="26"/>
+              </w:rPr>
+              <w:t>No</w:t>
+            </w:r>
+          </w:p>
+        </w:tc>
+        <w:tc>
+          <w:tcPr>
+            <w:tcW w:w="0" w:type="auto"/>
+            <w:hideMark/>
+          </w:tcPr>
+          <w:p>
+            <w:pPr>
+              <w:pStyle w:val="NormalWeb"/>
+              <w:shd w:val="clear" w:color="auto" w:fill="FFFFFF"/>
+              <w:ind w:left="708"/>
+              <w:rPr>
+                <w:rFonts w:ascii="Segoe UI" w:eastAsiaTheme="majorEastAsia" w:hAnsi="Segoe UI" w:cs="Segoe UI"/>
+                <w:color w:val="161616"/>
+                <w:sz w:val="26"/>
+                <w:szCs w:val="26"/>
+              </w:rPr>
+            </w:pPr>
+            <w:r>
+              <w:rPr>
+                <w:rFonts w:ascii="Segoe UI" w:eastAsiaTheme="majorEastAsia" w:hAnsi="Segoe UI" w:cs="Segoe UI"/>
+                <w:color w:val="161616"/>
+                <w:sz w:val="26"/>
+                <w:szCs w:val="26"/>
+              </w:rPr>
+              <w:t>No</w:t>
+            </w:r>
+          </w:p>
+        </w:tc>
+        <w:tc>
+          <w:tcPr>
+            <w:tcW w:w="0" w:type="auto"/>
+            <w:hideMark/>
+          </w:tcPr>
+          <w:p>
+            <w:pPr>
+              <w:pStyle w:val="NormalWeb"/>
+              <w:shd w:val="clear" w:color="auto" w:fill="FFFFFF"/>
+              <w:ind w:left="708"/>
+              <w:rPr>
+                <w:rFonts w:ascii="Segoe UI" w:eastAsiaTheme="majorEastAsia" w:hAnsi="Segoe UI" w:cs="Segoe UI"/>
+                <w:color w:val="161616"/>
+                <w:sz w:val="26"/>
+                <w:szCs w:val="26"/>
+              </w:rPr>
+            </w:pPr>
+            <w:r>
+              <w:rPr>
+                <w:rFonts w:ascii="Segoe UI" w:eastAsiaTheme="majorEastAsia" w:hAnsi="Segoe UI" w:cs="Segoe UI"/>
+                <w:color w:val="161616"/>
+                <w:sz w:val="26"/>
+                <w:szCs w:val="26"/>
+              </w:rPr>
+              <w:t>Sí, hasta un año</w:t>
+            </w:r>
+          </w:p>
+        </w:tc>
+        <w:tc>
+          <w:tcPr>
+            <w:tcW w:w="0" w:type="auto"/>
+            <w:hideMark/>
+          </w:tcPr>
+          <w:p>
+            <w:pPr>
+              <w:pStyle w:val="NormalWeb"/>
+              <w:shd w:val="clear" w:color="auto" w:fill="FFFFFF"/>
+              <w:ind w:left="708"/>
+              <w:rPr>
+                <w:rFonts w:ascii="Segoe UI" w:eastAsiaTheme="majorEastAsia" w:hAnsi="Segoe UI" w:cs="Segoe UI"/>
+                <w:color w:val="161616"/>
+                <w:sz w:val="26"/>
+                <w:szCs w:val="26"/>
+              </w:rPr>
+            </w:pPr>
+            <w:r>
+              <w:rPr>
+                <w:rFonts w:ascii="Segoe UI" w:eastAsiaTheme="majorEastAsia" w:hAnsi="Segoe UI" w:cs="Segoe UI"/>
+                <w:color w:val="161616"/>
+                <w:sz w:val="26"/>
+                <w:szCs w:val="26"/>
+              </w:rPr>
+              <w:t>Sí, hasta un año</w:t>
+            </w:r>
+          </w:p>
+        </w:tc>
+        <w:tc>
+          <w:tcPr>
+            <w:tcW w:w="0" w:type="auto"/>
+            <w:hideMark/>
+          </w:tcPr>
+          <w:p>
+            <w:pPr>
+              <w:pStyle w:val="NormalWeb"/>
+              <w:shd w:val="clear" w:color="auto" w:fill="FFFFFF"/>
+              <w:ind w:left="708"/>
+              <w:rPr>
+                <w:rFonts w:ascii="Segoe UI" w:eastAsiaTheme="majorEastAsia" w:hAnsi="Segoe UI" w:cs="Segoe UI"/>
+                <w:color w:val="161616"/>
+                <w:sz w:val="26"/>
+                <w:szCs w:val="26"/>
+              </w:rPr>
+            </w:pPr>
+            <w:r>
+              <w:rPr>
+                <w:rFonts w:ascii="Segoe UI" w:eastAsiaTheme="majorEastAsia" w:hAnsi="Segoe UI" w:cs="Segoe UI"/>
+                <w:color w:val="161616"/>
+                <w:sz w:val="26"/>
+                <w:szCs w:val="26"/>
+              </w:rPr>
+              <w:t>Sí, hasta un año</w:t>
+            </w:r>
+          </w:p>
+        </w:tc>
+        <w:tc>
+          <w:tcPr>
+            <w:tcW w:w="0" w:type="auto"/>
+            <w:hideMark/>
+          </w:tcPr>
+          <w:p>
+            <w:pPr>
+              <w:pStyle w:val="NormalWeb"/>
+              <w:shd w:val="clear" w:color="auto" w:fill="FFFFFF"/>
+              <w:ind w:left="708"/>
+              <w:rPr>
+                <w:rFonts w:ascii="Segoe UI" w:eastAsiaTheme="majorEastAsia" w:hAnsi="Segoe UI" w:cs="Segoe UI"/>
+                <w:color w:val="161616"/>
+                <w:sz w:val="26"/>
+                <w:szCs w:val="26"/>
+              </w:rPr>
+            </w:pPr>
+            <w:r>
+              <w:rPr>
+                <w:rFonts w:ascii="Segoe UI" w:eastAsiaTheme="majorEastAsia" w:hAnsi="Segoe UI" w:cs="Segoe UI"/>
+                <w:color w:val="161616"/>
+                <w:sz w:val="26"/>
+                <w:szCs w:val="26"/>
+              </w:rPr>
+              <w:t>Sí, hasta un año</w:t>
+            </w:r>
+          </w:p>
+        </w:tc>
+        <w:tc>
+          <w:tcPr>
+            <w:tcW w:w="0" w:type="auto"/>
+            <w:hideMark/>
+          </w:tcPr>
+          <w:p>
+            <w:pPr>
+              <w:pStyle w:val="NormalWeb"/>
+              <w:shd w:val="clear" w:color="auto" w:fill="FFFFFF"/>
+              <w:ind w:left="708"/>
+              <w:rPr>
+                <w:rFonts w:ascii="Segoe UI" w:eastAsiaTheme="majorEastAsia" w:hAnsi="Segoe UI" w:cs="Segoe UI"/>
+                <w:color w:val="161616"/>
+                <w:sz w:val="26"/>
+                <w:szCs w:val="26"/>
+              </w:rPr>
+            </w:pPr>
+            <w:r>
+              <w:rPr>
+                <w:rFonts w:ascii="Segoe UI" w:eastAsiaTheme="majorEastAsia" w:hAnsi="Segoe UI" w:cs="Segoe UI"/>
+                <w:color w:val="161616"/>
+                <w:sz w:val="26"/>
+                <w:szCs w:val="26"/>
+              </w:rPr>
+              <w:t>Sí, hasta un año</w:t>
+            </w:r>
+          </w:p>
+        </w:tc>
+        <w:tc>
+          <w:tcPr>
+            <w:tcW w:w="0" w:type="auto"/>
+            <w:hideMark/>
+          </w:tcPr>
+          <w:p>
+            <w:pPr>
+              <w:pStyle w:val="NormalWeb"/>
+              <w:shd w:val="clear" w:color="auto" w:fill="FFFFFF"/>
+              <w:ind w:left="708"/>
+              <w:rPr>
+                <w:rFonts w:ascii="Segoe UI" w:eastAsiaTheme="majorEastAsia" w:hAnsi="Segoe UI" w:cs="Segoe UI"/>
+                <w:color w:val="161616"/>
+                <w:sz w:val="26"/>
+                <w:szCs w:val="26"/>
+              </w:rPr>
+            </w:pPr>
+            <w:r>
+              <w:rPr>
+                <w:rFonts w:ascii="Segoe UI" w:eastAsiaTheme="majorEastAsia" w:hAnsi="Segoe UI" w:cs="Segoe UI"/>
+                <w:color w:val="161616"/>
+                <w:sz w:val="26"/>
+                <w:szCs w:val="26"/>
+              </w:rPr>
+              <w:t>Sí, hasta un año</w:t>
+            </w:r>
+          </w:p>
+        </w:tc>
+      </w:tr>
+    </w:tbl>
+    <w:p>
+      <w:pPr>
+        <w:spacing w:line="359" w:lineRule="auto"/>
+        <w:ind w:left="1425" w:right="0" w:firstLine="0"/>
+      </w:pPr>
+      <w:r>
+        <w:drawing>
+          <wp:inline distT="0" distB="0" distL="0" distR="0" wp14:anchorId="4AB9E0AF" wp14:editId="3E2F0E46">
+            <wp:extent cx="5402580" cy="1795780"/>
+            <wp:effectExtent l="0" t="0" r="7620" b="0"/>
+            <wp:docPr id="4" name="Imagen 4"/>
+            <wp:cNvGraphicFramePr>
+              <a:graphicFrameLocks xmlns:a="http://schemas.openxmlformats.org/drawingml/2006/main" noChangeAspect="1"/>
+            </wp:cNvGraphicFramePr>
+            <a:graphic xmlns:a="http://schemas.openxmlformats.org/drawingml/2006/main">
+              <a:graphicData uri="http://schemas.openxmlformats.org/drawingml/2006/picture">
+                <pic:pic xmlns:pic="http://schemas.openxmlformats.org/drawingml/2006/picture">
+                  <pic:nvPicPr>
+                    <pic:cNvPr id="1" name=""/>
+                    <pic:cNvPicPr/>
+                  </pic:nvPicPr>
+                  <pic:blipFill>
+                    <a:blip r:embed="rId14"/>
+                    <a:stretch>
+                      <a:fillRect/>
+                    </a:stretch>
+                  </pic:blipFill>
+                  <pic:spPr>
+                    <a:xfrm>
+                      <a:off x="0" y="0"/>
+                      <a:ext cx="5402580" cy="1795780"/>
+                    </a:xfrm>
+                    <a:prstGeom prst="rect">
+                      <a:avLst/>
+                    </a:prstGeom>
+                  </pic:spPr>
+                </pic:pic>
+              </a:graphicData>
+            </a:graphic>
+          </wp:inline>
+        </w:drawing>
+      </w:r>
+    </w:p>
+    <w:p>
+      <w:pPr>
+        <w:pStyle w:val="NormalWeb"/>
+        <w:ind w:left="708"/>
+        <w:rPr>
+          <w:rFonts w:ascii="Segoe UI" w:eastAsiaTheme="majorEastAsia" w:hAnsi="Segoe UI" w:cs="Segoe UI"/>
+          <w:b/>
+          <w:bCs/>
+          <w:color w:val="161616"/>
+          <w:sz w:val="26"/>
+          <w:szCs w:val="26"/>
+        </w:rPr>
+      </w:pPr>
+      <w:r>
+        <w:rPr>
+          <w:rFonts w:ascii="Segoe UI" w:eastAsiaTheme="majorEastAsia" w:hAnsi="Segoe UI" w:cs="Segoe UI"/>
+          <w:b/>
+          <w:bCs/>
+          <w:color w:val="161616"/>
+          <w:sz w:val="26"/>
+          <w:szCs w:val="26"/>
+        </w:rPr>
+        <w:t>SSD Premium</w:t>
+      </w:r>
+    </w:p>
+    <w:p>
+      <w:pPr>
+        <w:pStyle w:val="NormalWeb"/>
+        <w:ind w:left="708"/>
+        <w:rPr>
+          <w:rFonts w:ascii="Segoe UI" w:eastAsiaTheme="majorEastAsia" w:hAnsi="Segoe UI" w:cs="Segoe UI"/>
+          <w:color w:val="161616"/>
+          <w:sz w:val="26"/>
+          <w:szCs w:val="26"/>
+        </w:rPr>
+      </w:pPr>
+      <w:r>
+        <w:rPr>
+          <w:rFonts w:ascii="Segoe UI" w:eastAsiaTheme="majorEastAsia" w:hAnsi="Segoe UI" w:cs="Segoe UI"/>
+          <w:color w:val="161616"/>
+          <w:sz w:val="26"/>
+          <w:szCs w:val="26"/>
+        </w:rPr>
+        <w:t xml:space="preserve">Los SSD </w:t>
+      </w:r>
+      <w:proofErr w:type="spellStart"/>
+      <w:r>
+        <w:rPr>
+          <w:rFonts w:ascii="Segoe UI" w:eastAsiaTheme="majorEastAsia" w:hAnsi="Segoe UI" w:cs="Segoe UI"/>
+          <w:color w:val="161616"/>
+          <w:sz w:val="26"/>
+          <w:szCs w:val="26"/>
+        </w:rPr>
+        <w:t>Azure</w:t>
+      </w:r>
+      <w:proofErr w:type="spellEnd"/>
+      <w:r>
+        <w:rPr>
+          <w:rFonts w:ascii="Segoe UI" w:eastAsiaTheme="majorEastAsia" w:hAnsi="Segoe UI" w:cs="Segoe UI"/>
+          <w:color w:val="161616"/>
+          <w:sz w:val="26"/>
+          <w:szCs w:val="26"/>
+        </w:rPr>
+        <w:t xml:space="preserve"> Premium ofrecen soporte de disco de alto rendimiento y baja latencia para máquinas virtuales (</w:t>
+      </w:r>
+      <w:proofErr w:type="spellStart"/>
+      <w:r>
+        <w:rPr>
+          <w:rFonts w:ascii="Segoe UI" w:eastAsiaTheme="majorEastAsia" w:hAnsi="Segoe UI" w:cs="Segoe UI"/>
+          <w:color w:val="161616"/>
+          <w:sz w:val="26"/>
+          <w:szCs w:val="26"/>
+        </w:rPr>
+        <w:t>VMs</w:t>
+      </w:r>
+      <w:proofErr w:type="spellEnd"/>
+      <w:r>
+        <w:rPr>
+          <w:rFonts w:ascii="Segoe UI" w:eastAsiaTheme="majorEastAsia" w:hAnsi="Segoe UI" w:cs="Segoe UI"/>
+          <w:color w:val="161616"/>
+          <w:sz w:val="26"/>
+          <w:szCs w:val="26"/>
+        </w:rPr>
+        <w:t xml:space="preserve">) con cargas de trabajo intensivas en entrada/salida (E/S). Para aprovechar la velocidad y el rendimiento de los SSD Premium, puedes migrar discos de VM existentes a </w:t>
+      </w:r>
+      <w:proofErr w:type="spellStart"/>
+      <w:r>
+        <w:rPr>
+          <w:rFonts w:ascii="Segoe UI" w:eastAsiaTheme="majorEastAsia" w:hAnsi="Segoe UI" w:cs="Segoe UI"/>
+          <w:color w:val="161616"/>
+          <w:sz w:val="26"/>
+          <w:szCs w:val="26"/>
+        </w:rPr>
+        <w:t>SSDs</w:t>
+      </w:r>
+      <w:proofErr w:type="spellEnd"/>
+      <w:r>
+        <w:rPr>
+          <w:rFonts w:ascii="Segoe UI" w:eastAsiaTheme="majorEastAsia" w:hAnsi="Segoe UI" w:cs="Segoe UI"/>
+          <w:color w:val="161616"/>
+          <w:sz w:val="26"/>
+          <w:szCs w:val="26"/>
+        </w:rPr>
+        <w:t xml:space="preserve"> Premium. Los SSD Premium son adecuados para aplicaciones de producción críticas, pero solo puedes usarlos con series de VM compatibles. Los SSD </w:t>
+      </w:r>
+      <w:proofErr w:type="spellStart"/>
+      <w:r>
+        <w:rPr>
+          <w:rFonts w:ascii="Segoe UI" w:eastAsiaTheme="majorEastAsia" w:hAnsi="Segoe UI" w:cs="Segoe UI"/>
+          <w:color w:val="161616"/>
+          <w:sz w:val="26"/>
+          <w:szCs w:val="26"/>
+        </w:rPr>
+        <w:t>premium</w:t>
+      </w:r>
+      <w:proofErr w:type="spellEnd"/>
+      <w:r>
+        <w:rPr>
+          <w:rFonts w:ascii="Segoe UI" w:eastAsiaTheme="majorEastAsia" w:hAnsi="Segoe UI" w:cs="Segoe UI"/>
+          <w:color w:val="161616"/>
+          <w:sz w:val="26"/>
+          <w:szCs w:val="26"/>
+        </w:rPr>
+        <w:t xml:space="preserve"> soportan el tamaño de sector 512E.</w:t>
+      </w:r>
+    </w:p>
+    <w:p>
+      <w:pPr>
+        <w:pStyle w:val="NormalWeb"/>
+        <w:ind w:left="708"/>
+        <w:rPr>
+          <w:rFonts w:ascii="Segoe UI" w:eastAsiaTheme="majorEastAsia" w:hAnsi="Segoe UI" w:cs="Segoe UI"/>
+          <w:color w:val="161616"/>
+          <w:sz w:val="26"/>
+          <w:szCs w:val="26"/>
+        </w:rPr>
+      </w:pPr>
+      <w:r>
+        <w:rPr>
+          <w:rFonts w:ascii="Segoe UI" w:eastAsiaTheme="majorEastAsia" w:hAnsi="Segoe UI" w:cs="Segoe UI"/>
+          <w:color w:val="161616"/>
+          <w:sz w:val="26"/>
+          <w:szCs w:val="26"/>
+        </w:rPr>
+        <w:t xml:space="preserve">Para saber más sobre los tipos y tamaños individuales de máquinas virtuales </w:t>
+      </w:r>
+      <w:proofErr w:type="spellStart"/>
+      <w:r>
+        <w:rPr>
+          <w:rFonts w:ascii="Segoe UI" w:eastAsiaTheme="majorEastAsia" w:hAnsi="Segoe UI" w:cs="Segoe UI"/>
+          <w:color w:val="161616"/>
+          <w:sz w:val="26"/>
+          <w:szCs w:val="26"/>
+        </w:rPr>
+        <w:t>Azure</w:t>
+      </w:r>
+      <w:proofErr w:type="spellEnd"/>
+      <w:r>
+        <w:rPr>
+          <w:rFonts w:ascii="Segoe UI" w:eastAsiaTheme="majorEastAsia" w:hAnsi="Segoe UI" w:cs="Segoe UI"/>
+          <w:color w:val="161616"/>
+          <w:sz w:val="26"/>
+          <w:szCs w:val="26"/>
+        </w:rPr>
+        <w:t xml:space="preserve"> para Windows o Linux, incluyendo la compatibilidad de tamaño para almacenamiento </w:t>
+      </w:r>
+      <w:proofErr w:type="spellStart"/>
+      <w:r>
+        <w:rPr>
+          <w:rFonts w:ascii="Segoe UI" w:eastAsiaTheme="majorEastAsia" w:hAnsi="Segoe UI" w:cs="Segoe UI"/>
+          <w:color w:val="161616"/>
+          <w:sz w:val="26"/>
+          <w:szCs w:val="26"/>
+        </w:rPr>
+        <w:t>premium</w:t>
+      </w:r>
+      <w:proofErr w:type="spellEnd"/>
+      <w:r>
+        <w:rPr>
+          <w:rFonts w:ascii="Segoe UI" w:eastAsiaTheme="majorEastAsia" w:hAnsi="Segoe UI" w:cs="Segoe UI"/>
+          <w:color w:val="161616"/>
+          <w:sz w:val="26"/>
+          <w:szCs w:val="26"/>
+        </w:rPr>
+        <w:t xml:space="preserve">, consulta </w:t>
+      </w:r>
+      <w:hyperlink r:id="rId15" w:history="1">
+        <w:r>
+          <w:rPr>
+            <w:rStyle w:val="Hipervnculo"/>
+            <w:rFonts w:ascii="Segoe UI" w:eastAsiaTheme="majorEastAsia" w:hAnsi="Segoe UI" w:cs="Segoe UI"/>
+            <w:sz w:val="26"/>
+            <w:szCs w:val="26"/>
+          </w:rPr>
+          <w:t xml:space="preserve">Tamaños para máquinas virtuales en </w:t>
+        </w:r>
+        <w:proofErr w:type="spellStart"/>
+        <w:r>
+          <w:rPr>
+            <w:rStyle w:val="Hipervnculo"/>
+            <w:rFonts w:ascii="Segoe UI" w:eastAsiaTheme="majorEastAsia" w:hAnsi="Segoe UI" w:cs="Segoe UI"/>
+            <w:sz w:val="26"/>
+            <w:szCs w:val="26"/>
+          </w:rPr>
+          <w:t>Azure</w:t>
+        </w:r>
+        <w:proofErr w:type="spellEnd"/>
+      </w:hyperlink>
+      <w:r>
+        <w:rPr>
+          <w:rFonts w:ascii="Segoe UI" w:eastAsiaTheme="majorEastAsia" w:hAnsi="Segoe UI" w:cs="Segoe UI"/>
+          <w:color w:val="161616"/>
+          <w:sz w:val="26"/>
+          <w:szCs w:val="26"/>
+        </w:rPr>
+        <w:t xml:space="preserve">. Tendrás que revisar cada artículo de tamaño de VM individual para determinar si es compatible con almacenamiento </w:t>
+      </w:r>
+      <w:proofErr w:type="spellStart"/>
+      <w:r>
+        <w:rPr>
+          <w:rFonts w:ascii="Segoe UI" w:eastAsiaTheme="majorEastAsia" w:hAnsi="Segoe UI" w:cs="Segoe UI"/>
+          <w:color w:val="161616"/>
+          <w:sz w:val="26"/>
+          <w:szCs w:val="26"/>
+        </w:rPr>
+        <w:t>premium</w:t>
+      </w:r>
+      <w:proofErr w:type="spellEnd"/>
+      <w:r>
+        <w:rPr>
+          <w:rFonts w:ascii="Segoe UI" w:eastAsiaTheme="majorEastAsia" w:hAnsi="Segoe UI" w:cs="Segoe UI"/>
+          <w:color w:val="161616"/>
+          <w:sz w:val="26"/>
+          <w:szCs w:val="26"/>
+        </w:rPr>
+        <w:t>.</w:t>
+      </w:r>
+    </w:p>
+    <w:p>
+      <w:pPr>
+        <w:pStyle w:val="NormalWeb"/>
+        <w:ind w:left="708"/>
+        <w:rPr>
+          <w:rFonts w:ascii="Segoe UI" w:eastAsiaTheme="majorEastAsia" w:hAnsi="Segoe UI" w:cs="Segoe UI"/>
+          <w:b/>
+          <w:bCs/>
+          <w:color w:val="161616"/>
+          <w:sz w:val="26"/>
+          <w:szCs w:val="26"/>
+        </w:rPr>
+      </w:pPr>
+      <w:r>
+        <w:rPr>
+          <w:rFonts w:ascii="Segoe UI" w:eastAsiaTheme="majorEastAsia" w:hAnsi="Segoe UI" w:cs="Segoe UI"/>
+          <w:b/>
+          <w:bCs/>
+          <w:color w:val="161616"/>
+          <w:sz w:val="26"/>
+          <w:szCs w:val="26"/>
+        </w:rPr>
+        <w:t xml:space="preserve">Tamaño de SSD </w:t>
+      </w:r>
+      <w:proofErr w:type="spellStart"/>
+      <w:r>
+        <w:rPr>
+          <w:rFonts w:ascii="Segoe UI" w:eastAsiaTheme="majorEastAsia" w:hAnsi="Segoe UI" w:cs="Segoe UI"/>
+          <w:b/>
+          <w:bCs/>
+          <w:color w:val="161616"/>
+          <w:sz w:val="26"/>
+          <w:szCs w:val="26"/>
+        </w:rPr>
+        <w:t>premium</w:t>
+      </w:r>
+      <w:proofErr w:type="spellEnd"/>
+    </w:p>
+    <w:p>
+      <w:pPr>
+        <w:pStyle w:val="NormalWeb"/>
+        <w:ind w:left="708"/>
+        <w:rPr>
+          <w:rFonts w:ascii="Segoe UI" w:eastAsiaTheme="majorEastAsia" w:hAnsi="Segoe UI" w:cs="Segoe UI"/>
+          <w:color w:val="161616"/>
+          <w:sz w:val="26"/>
+          <w:szCs w:val="26"/>
+        </w:rPr>
+      </w:pPr>
+      <w:r>
+        <w:rPr>
+          <w:rFonts w:ascii="Segoe UI" w:eastAsiaTheme="majorEastAsia" w:hAnsi="Segoe UI" w:cs="Segoe UI"/>
+          <w:color w:val="161616"/>
+          <w:sz w:val="26"/>
+          <w:szCs w:val="26"/>
+        </w:rPr>
+        <w:t>*Aplica solo a discos con ráfagas bajo demanda activadas.</w:t>
+      </w:r>
+      <w:r>
+        <w:rPr>
+          <w:rFonts w:ascii="Segoe UI" w:eastAsiaTheme="majorEastAsia" w:hAnsi="Segoe UI" w:cs="Segoe UI"/>
+          <w:color w:val="161616"/>
+          <w:sz w:val="26"/>
+          <w:szCs w:val="26"/>
+        </w:rPr>
+        <w:br/>
+        <w:t>** Solo se aplica a discos con performance plus activado.</w:t>
+      </w:r>
+    </w:p>
+    <w:p>
+      <w:pPr>
+        <w:pStyle w:val="NormalWeb"/>
+        <w:ind w:left="708"/>
+        <w:rPr>
+          <w:rFonts w:ascii="Segoe UI" w:eastAsiaTheme="majorEastAsia" w:hAnsi="Segoe UI" w:cs="Segoe UI"/>
+          <w:color w:val="161616"/>
+          <w:sz w:val="26"/>
+          <w:szCs w:val="26"/>
+        </w:rPr>
+      </w:pPr>
+      <w:r>
+        <w:rPr>
+          <w:rFonts w:ascii="Segoe UI" w:eastAsiaTheme="majorEastAsia" w:hAnsi="Segoe UI" w:cs="Segoe UI"/>
+          <w:color w:val="161616"/>
+          <w:sz w:val="26"/>
+          <w:szCs w:val="26"/>
+        </w:rPr>
+        <w:lastRenderedPageBreak/>
+        <w:t xml:space="preserve">La capacidad, el IOPS y el rendimiento están garantizados cuando se aprovisiona un SSD Premium. Por ejemplo, si creas un disco P50, </w:t>
+      </w:r>
+      <w:proofErr w:type="spellStart"/>
+      <w:r>
+        <w:rPr>
+          <w:rFonts w:ascii="Segoe UI" w:eastAsiaTheme="majorEastAsia" w:hAnsi="Segoe UI" w:cs="Segoe UI"/>
+          <w:color w:val="161616"/>
+          <w:sz w:val="26"/>
+          <w:szCs w:val="26"/>
+        </w:rPr>
+        <w:t>Azure</w:t>
+      </w:r>
+      <w:proofErr w:type="spellEnd"/>
+      <w:r>
+        <w:rPr>
+          <w:rFonts w:ascii="Segoe UI" w:eastAsiaTheme="majorEastAsia" w:hAnsi="Segoe UI" w:cs="Segoe UI"/>
+          <w:color w:val="161616"/>
+          <w:sz w:val="26"/>
+          <w:szCs w:val="26"/>
+        </w:rPr>
+        <w:t xml:space="preserve"> proporciona una capacidad de almacenamiento de 4.095 GB, 7.500 IOPS y un rendimiento de 250 MB/s para ese disco. Tu aplicación puede aprovechar total o parcialmente la capacidad y el rendimiento. Los SSD Premium están diseñados para proporcionar las latencias de un solo dígito en milisegundos, los IOPS objetivo y el rendimiento descritos en la tabla de tamaños de SSD Premium el 99,9% de las veces.</w:t>
+      </w:r>
+    </w:p>
+    <w:p>
+      <w:pPr>
+        <w:pStyle w:val="NormalWeb"/>
+        <w:ind w:left="708"/>
+        <w:rPr>
+          <w:rFonts w:ascii="Segoe UI" w:eastAsiaTheme="majorEastAsia" w:hAnsi="Segoe UI" w:cs="Segoe UI"/>
+          <w:b/>
+          <w:bCs/>
+          <w:color w:val="161616"/>
+          <w:sz w:val="26"/>
+          <w:szCs w:val="26"/>
+        </w:rPr>
+      </w:pPr>
+      <w:r>
+        <w:rPr>
+          <w:rFonts w:ascii="Segoe UI" w:eastAsiaTheme="majorEastAsia" w:hAnsi="Segoe UI" w:cs="Segoe UI"/>
+          <w:b/>
+          <w:bCs/>
+          <w:color w:val="161616"/>
+          <w:sz w:val="26"/>
+          <w:szCs w:val="26"/>
+        </w:rPr>
+        <w:t xml:space="preserve">Ráfaga de SSD </w:t>
+      </w:r>
+      <w:proofErr w:type="spellStart"/>
+      <w:r>
+        <w:rPr>
+          <w:rFonts w:ascii="Segoe UI" w:eastAsiaTheme="majorEastAsia" w:hAnsi="Segoe UI" w:cs="Segoe UI"/>
+          <w:b/>
+          <w:bCs/>
+          <w:color w:val="161616"/>
+          <w:sz w:val="26"/>
+          <w:szCs w:val="26"/>
+        </w:rPr>
+        <w:t>premium</w:t>
+      </w:r>
+      <w:proofErr w:type="spellEnd"/>
+    </w:p>
+    <w:p>
+      <w:pPr>
+        <w:pStyle w:val="NormalWeb"/>
+        <w:ind w:left="708"/>
+        <w:rPr>
+          <w:rFonts w:ascii="Segoe UI" w:eastAsiaTheme="majorEastAsia" w:hAnsi="Segoe UI" w:cs="Segoe UI"/>
+          <w:color w:val="161616"/>
+          <w:sz w:val="26"/>
+          <w:szCs w:val="26"/>
+        </w:rPr>
+      </w:pPr>
+      <w:r>
+        <w:rPr>
+          <w:rFonts w:ascii="Segoe UI" w:eastAsiaTheme="majorEastAsia" w:hAnsi="Segoe UI" w:cs="Segoe UI"/>
+          <w:color w:val="161616"/>
+          <w:sz w:val="26"/>
+          <w:szCs w:val="26"/>
+        </w:rPr>
+        <w:t xml:space="preserve">Los SSD </w:t>
+      </w:r>
+      <w:proofErr w:type="spellStart"/>
+      <w:r>
+        <w:rPr>
+          <w:rFonts w:ascii="Segoe UI" w:eastAsiaTheme="majorEastAsia" w:hAnsi="Segoe UI" w:cs="Segoe UI"/>
+          <w:color w:val="161616"/>
+          <w:sz w:val="26"/>
+          <w:szCs w:val="26"/>
+        </w:rPr>
+        <w:t>premium</w:t>
+      </w:r>
+      <w:proofErr w:type="spellEnd"/>
+      <w:r>
+        <w:rPr>
+          <w:rFonts w:ascii="Segoe UI" w:eastAsiaTheme="majorEastAsia" w:hAnsi="Segoe UI" w:cs="Segoe UI"/>
+          <w:color w:val="161616"/>
+          <w:sz w:val="26"/>
+          <w:szCs w:val="26"/>
+        </w:rPr>
+        <w:t xml:space="preserve"> ofrecen estallido de disco, que proporciona una mejor tolerancia a cambios impredecibles en los patrones de E/S. El estallido de disco es especialmente útil durante el arranque del disco del sistema operativo y para aplicaciones con picos de tráfico. Para saber más sobre cómo funciona el </w:t>
+      </w:r>
+      <w:proofErr w:type="spellStart"/>
+      <w:r>
+        <w:rPr>
+          <w:rFonts w:ascii="Segoe UI" w:eastAsiaTheme="majorEastAsia" w:hAnsi="Segoe UI" w:cs="Segoe UI"/>
+          <w:color w:val="161616"/>
+          <w:sz w:val="26"/>
+          <w:szCs w:val="26"/>
+        </w:rPr>
+        <w:t>bursting</w:t>
+      </w:r>
+      <w:proofErr w:type="spellEnd"/>
+      <w:r>
+        <w:rPr>
+          <w:rFonts w:ascii="Segoe UI" w:eastAsiaTheme="majorEastAsia" w:hAnsi="Segoe UI" w:cs="Segoe UI"/>
+          <w:color w:val="161616"/>
+          <w:sz w:val="26"/>
+          <w:szCs w:val="26"/>
+        </w:rPr>
+        <w:t xml:space="preserve"> para discos de </w:t>
+      </w:r>
+      <w:proofErr w:type="spellStart"/>
+      <w:r>
+        <w:rPr>
+          <w:rFonts w:ascii="Segoe UI" w:eastAsiaTheme="majorEastAsia" w:hAnsi="Segoe UI" w:cs="Segoe UI"/>
+          <w:color w:val="161616"/>
+          <w:sz w:val="26"/>
+          <w:szCs w:val="26"/>
+        </w:rPr>
+        <w:t>Azure</w:t>
+      </w:r>
+      <w:proofErr w:type="spellEnd"/>
+      <w:r>
+        <w:rPr>
+          <w:rFonts w:ascii="Segoe UI" w:eastAsiaTheme="majorEastAsia" w:hAnsi="Segoe UI" w:cs="Segoe UI"/>
+          <w:color w:val="161616"/>
+          <w:sz w:val="26"/>
+          <w:szCs w:val="26"/>
+        </w:rPr>
+        <w:t xml:space="preserve">, consulta </w:t>
+      </w:r>
+      <w:hyperlink r:id="rId16" w:anchor="disk-level-bursting" w:history="1">
+        <w:proofErr w:type="spellStart"/>
+        <w:r>
+          <w:rPr>
+            <w:rStyle w:val="Hipervnculo"/>
+            <w:rFonts w:ascii="Segoe UI" w:eastAsiaTheme="majorEastAsia" w:hAnsi="Segoe UI" w:cs="Segoe UI"/>
+            <w:sz w:val="26"/>
+            <w:szCs w:val="26"/>
+          </w:rPr>
+          <w:t>Bursting</w:t>
+        </w:r>
+        <w:proofErr w:type="spellEnd"/>
+        <w:r>
+          <w:rPr>
+            <w:rStyle w:val="Hipervnculo"/>
+            <w:rFonts w:ascii="Segoe UI" w:eastAsiaTheme="majorEastAsia" w:hAnsi="Segoe UI" w:cs="Segoe UI"/>
+            <w:sz w:val="26"/>
+            <w:szCs w:val="26"/>
+          </w:rPr>
+          <w:t xml:space="preserve"> a nivel de disco</w:t>
+        </w:r>
+      </w:hyperlink>
+      <w:r>
+        <w:rPr>
+          <w:rFonts w:ascii="Segoe UI" w:eastAsiaTheme="majorEastAsia" w:hAnsi="Segoe UI" w:cs="Segoe UI"/>
+          <w:color w:val="161616"/>
+          <w:sz w:val="26"/>
+          <w:szCs w:val="26"/>
+        </w:rPr>
+        <w:t>.</w:t>
+      </w:r>
+    </w:p>
+    <w:p>
+      <w:pPr>
+        <w:pStyle w:val="NormalWeb"/>
+        <w:ind w:left="708"/>
+        <w:rPr>
+          <w:rFonts w:ascii="Segoe UI" w:eastAsiaTheme="majorEastAsia" w:hAnsi="Segoe UI" w:cs="Segoe UI"/>
+          <w:b/>
+          <w:bCs/>
+          <w:color w:val="161616"/>
+          <w:sz w:val="26"/>
+          <w:szCs w:val="26"/>
+        </w:rPr>
+      </w:pPr>
+      <w:r>
+        <w:rPr>
+          <w:rFonts w:ascii="Segoe UI" w:eastAsiaTheme="majorEastAsia" w:hAnsi="Segoe UI" w:cs="Segoe UI"/>
+          <w:b/>
+          <w:bCs/>
+          <w:color w:val="161616"/>
+          <w:sz w:val="26"/>
+          <w:szCs w:val="26"/>
+        </w:rPr>
+        <w:t xml:space="preserve">Transacciones </w:t>
+      </w:r>
+      <w:proofErr w:type="spellStart"/>
+      <w:r>
+        <w:rPr>
+          <w:rFonts w:ascii="Segoe UI" w:eastAsiaTheme="majorEastAsia" w:hAnsi="Segoe UI" w:cs="Segoe UI"/>
+          <w:b/>
+          <w:bCs/>
+          <w:color w:val="161616"/>
+          <w:sz w:val="26"/>
+          <w:szCs w:val="26"/>
+        </w:rPr>
+        <w:t>premium</w:t>
+      </w:r>
+      <w:proofErr w:type="spellEnd"/>
+      <w:r>
+        <w:rPr>
+          <w:rFonts w:ascii="Segoe UI" w:eastAsiaTheme="majorEastAsia" w:hAnsi="Segoe UI" w:cs="Segoe UI"/>
+          <w:b/>
+          <w:bCs/>
+          <w:color w:val="161616"/>
+          <w:sz w:val="26"/>
+          <w:szCs w:val="26"/>
+        </w:rPr>
+        <w:t xml:space="preserve"> de SSD</w:t>
+      </w:r>
+    </w:p>
+    <w:p>
+      <w:pPr>
+        <w:pStyle w:val="NormalWeb"/>
+        <w:ind w:left="708"/>
+        <w:rPr>
+          <w:rFonts w:ascii="Segoe UI" w:eastAsiaTheme="majorEastAsia" w:hAnsi="Segoe UI" w:cs="Segoe UI"/>
+          <w:color w:val="161616"/>
+          <w:sz w:val="26"/>
+          <w:szCs w:val="26"/>
+        </w:rPr>
+      </w:pPr>
+      <w:r>
+        <w:rPr>
+          <w:rFonts w:ascii="Segoe UI" w:eastAsiaTheme="majorEastAsia" w:hAnsi="Segoe UI" w:cs="Segoe UI"/>
+          <w:color w:val="161616"/>
+          <w:sz w:val="26"/>
+          <w:szCs w:val="26"/>
+        </w:rPr>
+        <w:t>Para los SSD Premium, cada operación de E/S inferior o igual a 256 KiB de rendimiento se considera una única operación de E/S. Las operaciones de E/S superiores a 256 KiB de rendimiento se consideran múltiples E/S de tamaño 256 KiB.</w:t>
+      </w:r>
+    </w:p>
+    <w:p>
+      <w:pPr>
+        <w:spacing w:line="359" w:lineRule="auto"/>
+        <w:ind w:left="0" w:right="0" w:firstLine="0"/>
+      </w:pPr>
+    </w:p>
+    <w:p>
+      <w:pPr>
+        <w:numPr>
+          <w:ilvl w:val="0"/>
+          <w:numId w:val="2"/>
+        </w:numPr>
+        <w:spacing w:line="358" w:lineRule="auto"/>
+        <w:ind w:left="1068" w:right="0" w:hanging="360"/>
+      </w:pPr>
+      <w:r>
+        <w:t xml:space="preserve">¿Tu sitio web es accesible desde otro equipo? ¿Cómo podemos asegurarnos de que lo sea? </w:t>
+      </w:r>
+    </w:p>
+    <w:p>
+      <w:pPr>
+        <w:spacing w:line="358" w:lineRule="auto"/>
+        <w:ind w:left="1068" w:right="0" w:firstLine="0"/>
+      </w:pPr>
+      <w:r>
+        <w:t xml:space="preserve">Para hacer que la web sea accesible desde otro equipo, en </w:t>
+      </w:r>
+      <w:proofErr w:type="spellStart"/>
+      <w:r>
+        <w:t>bootstrap</w:t>
+      </w:r>
+      <w:proofErr w:type="spellEnd"/>
+      <w:r>
+        <w:t xml:space="preserve"> (que </w:t>
+      </w:r>
+      <w:r>
+        <w:t>es lo que yo usé</w:t>
+      </w:r>
+      <w:r>
+        <w:t xml:space="preserve"> para añadir con </w:t>
+      </w:r>
+      <w:proofErr w:type="spellStart"/>
+      <w:r>
+        <w:t>servlet</w:t>
+      </w:r>
+      <w:proofErr w:type="spellEnd"/>
+      <w:r>
+        <w:t xml:space="preserve">), habría que cambiar la </w:t>
+      </w:r>
+      <w:proofErr w:type="spellStart"/>
+      <w:r>
+        <w:t>ip</w:t>
+      </w:r>
+      <w:proofErr w:type="spellEnd"/>
+      <w:r>
+        <w:t xml:space="preserve"> privada </w:t>
+      </w:r>
+      <w:proofErr w:type="spellStart"/>
+      <w:r>
+        <w:t>ppor</w:t>
+      </w:r>
+      <w:proofErr w:type="spellEnd"/>
+      <w:r>
+        <w:t xml:space="preserve"> la pública de la máquina.</w:t>
+      </w:r>
+    </w:p>
+    <w:p>
+      <w:pPr>
+        <w:spacing w:line="358" w:lineRule="auto"/>
+        <w:ind w:left="1068" w:right="0" w:firstLine="0"/>
+      </w:pPr>
+      <w:r>
+        <w:t xml:space="preserve">En el </w:t>
+      </w:r>
+      <w:proofErr w:type="spellStart"/>
+      <w:r>
+        <w:t>html</w:t>
+      </w:r>
+      <w:proofErr w:type="spellEnd"/>
+      <w:r>
+        <w:t xml:space="preserve">: (se usa la </w:t>
+      </w:r>
+      <w:proofErr w:type="spellStart"/>
+      <w:r>
+        <w:t>ip</w:t>
+      </w:r>
+      <w:proofErr w:type="spellEnd"/>
+      <w:r>
+        <w:t xml:space="preserve"> de </w:t>
+      </w:r>
+      <w:proofErr w:type="spellStart"/>
+      <w:r>
+        <w:t>localhost</w:t>
+      </w:r>
+      <w:proofErr w:type="spellEnd"/>
+      <w:r>
+        <w:t xml:space="preserve"> ya que se intenta acceder</w:t>
+      </w:r>
+    </w:p>
+    <w:p>
+      <w:pPr>
+        <w:spacing w:line="358" w:lineRule="auto"/>
+        <w:ind w:left="1068" w:right="0" w:firstLine="0"/>
+      </w:pPr>
+      <w:r>
+        <w:t xml:space="preserve">desde la misma máquina </w:t>
+      </w:r>
+      <w:proofErr w:type="spellStart"/>
+      <w:proofErr w:type="gramStart"/>
+      <w:r>
+        <w:t>azure</w:t>
+      </w:r>
+      <w:proofErr w:type="spellEnd"/>
+      <w:r>
+        <w:t>)(</w:t>
+      </w:r>
+      <w:proofErr w:type="gramEnd"/>
+      <w:r>
+        <w:t>si se quisiera acceder desde la</w:t>
+      </w:r>
+    </w:p>
+    <w:p>
+      <w:pPr>
+        <w:spacing w:line="358" w:lineRule="auto"/>
+        <w:ind w:left="1068" w:right="0" w:firstLine="0"/>
+      </w:pPr>
+      <w:r>
+        <w:t xml:space="preserve">máquina física, en vez de “127.0.0.1” se deberá poner la </w:t>
+      </w:r>
+      <w:proofErr w:type="spellStart"/>
+      <w:r>
+        <w:t>ip</w:t>
+      </w:r>
+      <w:proofErr w:type="spellEnd"/>
+      <w:r>
+        <w:t xml:space="preserve"> pública</w:t>
+      </w:r>
+    </w:p>
+    <w:p>
+      <w:pPr>
+        <w:spacing w:line="358" w:lineRule="auto"/>
+        <w:ind w:left="1068" w:right="0" w:firstLine="0"/>
+      </w:pPr>
+      <w:r>
+        <w:t xml:space="preserve">de la máquina </w:t>
+      </w:r>
+      <w:proofErr w:type="spellStart"/>
+      <w:r>
+        <w:t>azure</w:t>
+      </w:r>
+      <w:proofErr w:type="spellEnd"/>
+      <w:r>
+        <w:t>)</w:t>
+      </w:r>
+    </w:p>
+    <w:p>
+      <w:pPr>
+        <w:spacing w:line="358" w:lineRule="auto"/>
+        <w:ind w:left="1425" w:right="0" w:firstLine="0"/>
+      </w:pPr>
+    </w:p>
+    <w:p>
+      <w:pPr>
         <w:spacing w:after="0"/>
         <w:ind w:left="0" w:right="0" w:firstLine="0"/>
         <w:jc w:val="left"/>
       </w:pPr>
-      <w:bookmarkStart w:id="0" w:name="_GoBack"/>
-      <w:bookmarkEnd w:id="0"/>
     </w:p>
     <w:sectPr>
       <w:pgSz w:w="11906" w:h="16838"/>
@@ -2066,8 +7659,111 @@
       </w:rPr>
     </w:lvl>
   </w:abstractNum>
+  <w:abstractNum w:abstractNumId="1" w15:restartNumberingAfterBreak="0">
+    <w:nsid w:val="50AC2012"/>
+    <w:multiLevelType w:val="hybridMultilevel"/>
+    <w:tmpl w:val="FECEA9E4"/>
+    <w:lvl w:ilvl="0" w:tplc="C720A138">
+      <w:start w:val="1"/>
+      <w:numFmt w:val="lowerLetter"/>
+      <w:lvlText w:val="%1."/>
+      <w:lvlJc w:val="left"/>
+      <w:pPr>
+        <w:ind w:left="1425"/>
+      </w:pPr>
+      <w:rPr>
+        <w:rFonts w:ascii="Calibri" w:eastAsia="Calibri" w:hAnsi="Calibri" w:cs="Calibri"/>
+        <w:b w:val="0"/>
+        <w:i w:val="0"/>
+        <w:strike w:val="0"/>
+        <w:dstrike w:val="0"/>
+        <w:color w:val="3B3838"/>
+        <w:sz w:val="22"/>
+        <w:szCs w:val="22"/>
+        <w:u w:val="none" w:color="000000"/>
+        <w:bdr w:val="none" w:sz="0" w:space="0" w:color="auto"/>
+        <w:shd w:val="clear" w:color="auto" w:fill="auto"/>
+        <w:vertAlign w:val="baseline"/>
+      </w:rPr>
+    </w:lvl>
+    <w:lvl w:ilvl="1" w:tplc="0C0A0019" w:tentative="1">
+      <w:start w:val="1"/>
+      <w:numFmt w:val="lowerLetter"/>
+      <w:lvlText w:val="%2."/>
+      <w:lvlJc w:val="left"/>
+      <w:pPr>
+        <w:ind w:left="1440" w:hanging="360"/>
+      </w:pPr>
+    </w:lvl>
+    <w:lvl w:ilvl="2" w:tplc="0C0A001B" w:tentative="1">
+      <w:start w:val="1"/>
+      <w:numFmt w:val="lowerRoman"/>
+      <w:lvlText w:val="%3."/>
+      <w:lvlJc w:val="right"/>
+      <w:pPr>
+        <w:ind w:left="2160" w:hanging="180"/>
+      </w:pPr>
+    </w:lvl>
+    <w:lvl w:ilvl="3" w:tplc="0C0A000F" w:tentative="1">
+      <w:start w:val="1"/>
+      <w:numFmt w:val="decimal"/>
+      <w:lvlText w:val="%4."/>
+      <w:lvlJc w:val="left"/>
+      <w:pPr>
+        <w:ind w:left="2880" w:hanging="360"/>
+      </w:pPr>
+    </w:lvl>
+    <w:lvl w:ilvl="4" w:tplc="0C0A0019" w:tentative="1">
+      <w:start w:val="1"/>
+      <w:numFmt w:val="lowerLetter"/>
+      <w:lvlText w:val="%5."/>
+      <w:lvlJc w:val="left"/>
+      <w:pPr>
+        <w:ind w:left="3600" w:hanging="360"/>
+      </w:pPr>
+    </w:lvl>
+    <w:lvl w:ilvl="5" w:tplc="0C0A001B" w:tentative="1">
+      <w:start w:val="1"/>
+      <w:numFmt w:val="lowerRoman"/>
+      <w:lvlText w:val="%6."/>
+      <w:lvlJc w:val="right"/>
+      <w:pPr>
+        <w:ind w:left="4320" w:hanging="180"/>
+      </w:pPr>
+    </w:lvl>
+    <w:lvl w:ilvl="6" w:tplc="0C0A000F" w:tentative="1">
+      <w:start w:val="1"/>
+      <w:numFmt w:val="decimal"/>
+      <w:lvlText w:val="%7."/>
+      <w:lvlJc w:val="left"/>
+      <w:pPr>
+        <w:ind w:left="5040" w:hanging="360"/>
+      </w:pPr>
+    </w:lvl>
+    <w:lvl w:ilvl="7" w:tplc="0C0A0019" w:tentative="1">
+      <w:start w:val="1"/>
+      <w:numFmt w:val="lowerLetter"/>
+      <w:lvlText w:val="%8."/>
+      <w:lvlJc w:val="left"/>
+      <w:pPr>
+        <w:ind w:left="5760" w:hanging="360"/>
+      </w:pPr>
+    </w:lvl>
+    <w:lvl w:ilvl="8" w:tplc="0C0A001B" w:tentative="1">
+      <w:start w:val="1"/>
+      <w:numFmt w:val="lowerRoman"/>
+      <w:lvlText w:val="%9."/>
+      <w:lvlJc w:val="right"/>
+      <w:pPr>
+        <w:ind w:left="6480" w:hanging="180"/>
+      </w:pPr>
+    </w:lvl>
+  </w:abstractNum>
   <w:num w:numId="1">
     <w:abstractNumId w:val="0"/>
+  </w:num>
+  <w:num w:numId="2">
+    <w:abstractNumId w:val="1"/>
   </w:num>
 </w:numbering>
 </file>
@@ -2465,6 +8161,7 @@
   <w:style w:type="paragraph" w:default="1" w:styleId="Normal">
     <w:name w:val="Normal"/>
     <w:qFormat/>
+    <w:rsid w:val="000252AC"/>
     <w:pPr>
       <w:spacing w:after="1"/>
       <w:ind w:left="10" w:right="1" w:hanging="10"/>
@@ -2475,10 +8172,75 @@
       <w:color w:val="3B3838"/>
     </w:rPr>
   </w:style>
+  <w:style w:type="paragraph" w:styleId="Ttulo1">
+    <w:name w:val="heading 1"/>
+    <w:basedOn w:val="Normal"/>
+    <w:next w:val="Normal"/>
+    <w:link w:val="Ttulo1Car"/>
+    <w:uiPriority w:val="9"/>
+    <w:qFormat/>
+    <w:rsid w:val="000252AC"/>
+    <w:pPr>
+      <w:keepNext/>
+      <w:keepLines/>
+      <w:spacing w:before="240" w:after="0"/>
+      <w:outlineLvl w:val="0"/>
+    </w:pPr>
+    <w:rPr>
+      <w:rFonts w:asciiTheme="majorHAnsi" w:eastAsiaTheme="majorEastAsia" w:hAnsiTheme="majorHAnsi" w:cstheme="majorBidi"/>
+      <w:color w:val="2E74B5" w:themeColor="accent1" w:themeShade="BF"/>
+      <w:sz w:val="32"/>
+      <w:szCs w:val="32"/>
+    </w:rPr>
+  </w:style>
+  <w:style w:type="paragraph" w:styleId="Ttulo2">
+    <w:name w:val="heading 2"/>
+    <w:basedOn w:val="Normal"/>
+    <w:next w:val="Normal"/>
+    <w:link w:val="Ttulo2Car"/>
+    <w:uiPriority w:val="9"/>
+    <w:unhideWhenUsed/>
+    <w:qFormat/>
+    <w:rsid w:val="00F47D7A"/>
+    <w:pPr>
+      <w:keepNext/>
+      <w:keepLines/>
+      <w:spacing w:before="40" w:after="0"/>
+      <w:outlineLvl w:val="1"/>
+    </w:pPr>
+    <w:rPr>
+      <w:rFonts w:asciiTheme="majorHAnsi" w:eastAsiaTheme="majorEastAsia" w:hAnsiTheme="majorHAnsi" w:cstheme="majorBidi"/>
+      <w:color w:val="2E74B5" w:themeColor="accent1" w:themeShade="BF"/>
+      <w:sz w:val="26"/>
+      <w:szCs w:val="26"/>
+    </w:rPr>
+  </w:style>
+  <w:style w:type="paragraph" w:styleId="Ttulo3">
+    <w:name w:val="heading 3"/>
+    <w:basedOn w:val="Normal"/>
+    <w:next w:val="Normal"/>
+    <w:link w:val="Ttulo3Car"/>
+    <w:uiPriority w:val="9"/>
+    <w:semiHidden/>
+    <w:unhideWhenUsed/>
+    <w:qFormat/>
+    <w:rsid w:val="00F47D7A"/>
+    <w:pPr>
+      <w:keepNext/>
+      <w:keepLines/>
+      <w:spacing w:before="40" w:after="0"/>
+      <w:outlineLvl w:val="2"/>
+    </w:pPr>
+    <w:rPr>
+      <w:rFonts w:asciiTheme="majorHAnsi" w:eastAsiaTheme="majorEastAsia" w:hAnsiTheme="majorHAnsi" w:cstheme="majorBidi"/>
+      <w:color w:val="1F4D78" w:themeColor="accent1" w:themeShade="7F"/>
+      <w:sz w:val="24"/>
+      <w:szCs w:val="24"/>
+    </w:rPr>
+  </w:style>
   <w:style w:type="character" w:default="1" w:styleId="Fuentedeprrafopredeter">
     <w:name w:val="Default Paragraph Font"/>
     <w:uiPriority w:val="1"/>
-    <w:semiHidden/>
     <w:unhideWhenUsed/>
   </w:style>
   <w:style w:type="table" w:default="1" w:styleId="Tablanormal">
@@ -2518,6 +8280,102 @@
     <w:link w:val="Sinespaciado"/>
     <w:uiPriority w:val="1"/>
     <w:rsid w:val="00FE62BD"/>
+  </w:style>
+  <w:style w:type="character" w:customStyle="1" w:styleId="Ttulo1Car">
+    <w:name w:val="Título 1 Car"/>
+    <w:basedOn w:val="Fuentedeprrafopredeter"/>
+    <w:link w:val="Ttulo1"/>
+    <w:uiPriority w:val="9"/>
+    <w:rsid w:val="000252AC"/>
+    <w:rPr>
+      <w:rFonts w:asciiTheme="majorHAnsi" w:eastAsiaTheme="majorEastAsia" w:hAnsiTheme="majorHAnsi" w:cstheme="majorBidi"/>
+      <w:color w:val="2E74B5" w:themeColor="accent1" w:themeShade="BF"/>
+      <w:sz w:val="32"/>
+      <w:szCs w:val="32"/>
+    </w:rPr>
+  </w:style>
+  <w:style w:type="character" w:styleId="Hipervnculo">
+    <w:name w:val="Hyperlink"/>
+    <w:basedOn w:val="Fuentedeprrafopredeter"/>
+    <w:uiPriority w:val="99"/>
+    <w:unhideWhenUsed/>
+    <w:rsid w:val="000252AC"/>
+    <w:rPr>
+      <w:color w:val="0563C1" w:themeColor="hyperlink"/>
+      <w:u w:val="single"/>
+    </w:rPr>
+  </w:style>
+  <w:style w:type="character" w:customStyle="1" w:styleId="Ttulo2Car">
+    <w:name w:val="Título 2 Car"/>
+    <w:basedOn w:val="Fuentedeprrafopredeter"/>
+    <w:link w:val="Ttulo2"/>
+    <w:uiPriority w:val="9"/>
+    <w:rsid w:val="00F47D7A"/>
+    <w:rPr>
+      <w:rFonts w:asciiTheme="majorHAnsi" w:eastAsiaTheme="majorEastAsia" w:hAnsiTheme="majorHAnsi" w:cstheme="majorBidi"/>
+      <w:color w:val="2E74B5" w:themeColor="accent1" w:themeShade="BF"/>
+      <w:sz w:val="26"/>
+      <w:szCs w:val="26"/>
+    </w:rPr>
+  </w:style>
+  <w:style w:type="character" w:customStyle="1" w:styleId="Ttulo3Car">
+    <w:name w:val="Título 3 Car"/>
+    <w:basedOn w:val="Fuentedeprrafopredeter"/>
+    <w:link w:val="Ttulo3"/>
+    <w:uiPriority w:val="9"/>
+    <w:semiHidden/>
+    <w:rsid w:val="00F47D7A"/>
+    <w:rPr>
+      <w:rFonts w:asciiTheme="majorHAnsi" w:eastAsiaTheme="majorEastAsia" w:hAnsiTheme="majorHAnsi" w:cstheme="majorBidi"/>
+      <w:color w:val="1F4D78" w:themeColor="accent1" w:themeShade="7F"/>
+      <w:sz w:val="24"/>
+      <w:szCs w:val="24"/>
+    </w:rPr>
+  </w:style>
+  <w:style w:type="paragraph" w:styleId="NormalWeb">
+    <w:name w:val="Normal (Web)"/>
+    <w:basedOn w:val="Normal"/>
+    <w:uiPriority w:val="99"/>
+    <w:semiHidden/>
+    <w:unhideWhenUsed/>
+    <w:rsid w:val="00F47D7A"/>
+    <w:pPr>
+      <w:spacing w:before="100" w:beforeAutospacing="1" w:after="100" w:afterAutospacing="1" w:line="240" w:lineRule="auto"/>
+      <w:ind w:left="0" w:right="0" w:firstLine="0"/>
+      <w:jc w:val="left"/>
+    </w:pPr>
+    <w:rPr>
+      <w:rFonts w:ascii="Times New Roman" w:eastAsia="Times New Roman" w:hAnsi="Times New Roman" w:cs="Times New Roman"/>
+      <w:color w:val="auto"/>
+      <w:sz w:val="24"/>
+      <w:szCs w:val="24"/>
+    </w:rPr>
+  </w:style>
+  <w:style w:type="paragraph" w:styleId="TDC1">
+    <w:name w:val="toc 1"/>
+    <w:basedOn w:val="Normal"/>
+    <w:next w:val="Normal"/>
+    <w:autoRedefine/>
+    <w:uiPriority w:val="39"/>
+    <w:unhideWhenUsed/>
+    <w:rsid w:val="00B52B3D"/>
+    <w:pPr>
+      <w:spacing w:after="100"/>
+      <w:ind w:left="0"/>
+    </w:pPr>
+  </w:style>
+  <w:style w:type="paragraph" w:styleId="TDC2">
+    <w:name w:val="toc 2"/>
+    <w:basedOn w:val="Normal"/>
+    <w:next w:val="Normal"/>
+    <w:autoRedefine/>
+    <w:uiPriority w:val="39"/>
+    <w:unhideWhenUsed/>
+    <w:rsid w:val="00B52B3D"/>
+    <w:pPr>
+      <w:spacing w:after="100"/>
+      <w:ind w:left="220"/>
+    </w:pPr>
   </w:style>
 </w:styles>
 </file>
@@ -2600,28 +8458,35 @@
     <w:charset w:val="00"/>
     <w:family w:val="swiss"/>
     <w:pitch w:val="variable"/>
-    <w:sig w:usb0="E0002AFF" w:usb1="4000ACFF" w:usb2="00000001" w:usb3="00000000" w:csb0="000001FF" w:csb1="00000000"/>
+    <w:sig w:usb0="E4002EFF" w:usb1="C200247B" w:usb2="00000009" w:usb3="00000000" w:csb0="000001FF" w:csb1="00000000"/>
   </w:font>
   <w:font w:name="Times New Roman">
     <w:panose1 w:val="02020603050405020304"/>
     <w:charset w:val="00"/>
     <w:family w:val="roman"/>
     <w:pitch w:val="variable"/>
-    <w:sig w:usb0="E0002AFF" w:usb1="C0007841" w:usb2="00000009" w:usb3="00000000" w:csb0="000001FF" w:csb1="00000000"/>
+    <w:sig w:usb0="E0002EFF" w:usb1="C000785B" w:usb2="00000009" w:usb3="00000000" w:csb0="000001FF" w:csb1="00000000"/>
   </w:font>
   <w:font w:name="Calibri Light">
     <w:panose1 w:val="020F0302020204030204"/>
     <w:charset w:val="00"/>
     <w:family w:val="swiss"/>
     <w:pitch w:val="variable"/>
-    <w:sig w:usb0="A0002AEF" w:usb1="4000207B" w:usb2="00000000" w:usb3="00000000" w:csb0="000001FF" w:csb1="00000000"/>
+    <w:sig w:usb0="E4002EFF" w:usb1="C200247B" w:usb2="00000009" w:usb3="00000000" w:csb0="000001FF" w:csb1="00000000"/>
   </w:font>
   <w:font w:name="Arial">
     <w:panose1 w:val="020B0604020202020204"/>
     <w:charset w:val="00"/>
     <w:family w:val="swiss"/>
     <w:pitch w:val="variable"/>
-    <w:sig w:usb0="E0002AFF" w:usb1="C0007843" w:usb2="00000009" w:usb3="00000000" w:csb0="000001FF" w:csb1="00000000"/>
+    <w:sig w:usb0="E0002EFF" w:usb1="C000785B" w:usb2="00000009" w:usb3="00000000" w:csb0="000001FF" w:csb1="00000000"/>
+  </w:font>
+  <w:font w:name="Segoe UI">
+    <w:panose1 w:val="020B0502040204020203"/>
+    <w:charset w:val="00"/>
+    <w:family w:val="swiss"/>
+    <w:pitch w:val="variable"/>
+    <w:sig w:usb0="E4002EFF" w:usb1="C000E47F" w:usb2="00000009" w:usb3="00000000" w:csb0="000001FF" w:csb1="00000000"/>
   </w:font>
 </w:fonts>
 </file>
@@ -2644,6 +8509,7 @@
     <w:rsidRoot w:val="00463277"/>
     <w:rsid w:val="00463277"/>
     <w:rsid w:val="00536FEB"/>
+    <w:rsid w:val="00913A4C"/>
     <w:rsid w:val="009B4C29"/>
     <w:rsid w:val="00E36C9E"/>
   </w:rsids>
@@ -3370,7 +9236,7 @@
 
 <file path=customXml/item1.xml><?xml version="1.0" encoding="utf-8"?>
 <CoverPageProperties xmlns="http://schemas.microsoft.com/office/2006/coverPageProps">
-  <PublishDate>2026-10-09T00:00:00</PublishDate>
+  <PublishDate>2026-10-16T00:00:00</PublishDate>
   <Abstract/>
   <CompanyAddress>DAW2</CompanyAddress>
   <CompanyPhone/>
@@ -3379,10 +9245,22 @@
 </CoverPageProperties>
 </file>
 
+<file path=customXml/item2.xml><?xml version="1.0" encoding="utf-8"?>
+<b:Sources xmlns:b="http://schemas.openxmlformats.org/officeDocument/2006/bibliography" xmlns="http://schemas.openxmlformats.org/officeDocument/2006/bibliography" SelectedStyle="\APASixthEditionOfficeOnline.xsl" StyleName="APA" Version="6"/>
+</file>
+
 <file path=customXml/itemProps1.xml><?xml version="1.0" encoding="utf-8"?>
 <ds:datastoreItem xmlns:ds="http://schemas.openxmlformats.org/officeDocument/2006/customXml" ds:itemID="{55AF091B-3C7A-41E3-B477-F2FDAA23CFDA}">
   <ds:schemaRefs>
     <ds:schemaRef ds:uri="http://schemas.microsoft.com/office/2006/coverPageProps"/>
   </ds:schemaRefs>
 </ds:datastoreItem>
+</file>
+
+<file path=customXml/itemProps2.xml><?xml version="1.0" encoding="utf-8"?>
+<ds:datastoreItem xmlns:ds="http://schemas.openxmlformats.org/officeDocument/2006/customXml" ds:itemID="{A22F91C9-012C-450E-9E85-DCE14644D94F}">
+  <ds:schemaRefs>
+    <ds:schemaRef ds:uri="http://schemas.openxmlformats.org/officeDocument/2006/bibliography"/>
+  </ds:schemaRefs>
+</ds:datastoreItem>
 </file>